--- a/backup/tcc-jec.docx
+++ b/backup/tcc-jec.docx
@@ -29,7 +29,7 @@
                     <pic:cNvPicPr/>
                   </pic:nvPicPr>
                   <pic:blipFill>
-                    <a:blip r:embed="rId7"/>
+                    <a:blip r:embed="rId8"/>
                     <a:stretch>
                       <a:fillRect/>
                     </a:stretch>
@@ -502,7 +502,7 @@
           <w:sz w:val="28"/>
         </w:rPr>
         <w:sectPr>
-          <w:footerReference w:type="even" r:id="rId8"/>
+          <w:footerReference w:type="even" r:id="rId9"/>
           <w:type w:val="continuous"/>
           <w:pgSz w:w="11910" w:h="16840"/>
           <w:pgMar w:top="1700" w:right="992" w:bottom="280" w:left="1417" w:header="0" w:footer="0" w:gutter="0"/>
@@ -987,7 +987,7 @@
           <w:sz w:val="28"/>
         </w:rPr>
         <w:sectPr>
-          <w:headerReference w:type="default" r:id="rId9"/>
+          <w:headerReference w:type="default" r:id="rId10"/>
           <w:pgSz w:w="11910" w:h="16840"/>
           <w:pgMar w:top="2020" w:right="992" w:bottom="280" w:left="1417" w:header="1609" w:footer="0" w:gutter="0"/>
           <w:cols w:space="720"/>
@@ -2153,7 +2153,7 @@
           <w:sz w:val="20"/>
         </w:rPr>
         <w:sectPr>
-          <w:headerReference w:type="even" r:id="rId10"/>
+          <w:headerReference w:type="even" r:id="rId11"/>
           <w:pgSz w:w="11910" w:h="16840"/>
           <w:pgMar w:top="1920" w:right="992" w:bottom="280" w:left="1417" w:header="0" w:footer="0" w:gutter="0"/>
           <w:cols w:space="720"/>
@@ -3067,7 +3067,7 @@
           <w:rFonts w:ascii="Times New Roman" w:hAnsi="Times New Roman"/>
         </w:rPr>
         <w:sectPr>
-          <w:headerReference w:type="default" r:id="rId11"/>
+          <w:headerReference w:type="default" r:id="rId12"/>
           <w:pgSz w:w="11910" w:h="16840"/>
           <w:pgMar w:top="2020" w:right="992" w:bottom="280" w:left="1417" w:header="1609" w:footer="0" w:gutter="0"/>
           <w:cols w:space="720"/>
@@ -3227,7 +3227,7 @@
           <w:sz w:val="24"/>
         </w:rPr>
         <w:sectPr>
-          <w:headerReference w:type="even" r:id="rId12"/>
+          <w:headerReference w:type="even" r:id="rId13"/>
           <w:pgSz w:w="11910" w:h="16840"/>
           <w:pgMar w:top="1920" w:right="992" w:bottom="280" w:left="1417" w:header="0" w:footer="0" w:gutter="0"/>
           <w:cols w:space="720"/>
@@ -4179,7 +4179,7 @@
         <w:spacing w:line="312" w:lineRule="auto"/>
         <w:jc w:val="both"/>
         <w:sectPr>
-          <w:headerReference w:type="default" r:id="rId13"/>
+          <w:headerReference w:type="default" r:id="rId14"/>
           <w:pgSz w:w="11910" w:h="16840"/>
           <w:pgMar w:top="1380" w:right="992" w:bottom="280" w:left="1417" w:header="0" w:footer="0" w:gutter="0"/>
           <w:cols w:space="720"/>
@@ -4728,7 +4728,7 @@
           <w:sz w:val="24"/>
         </w:rPr>
         <w:sectPr>
-          <w:headerReference w:type="even" r:id="rId14"/>
+          <w:headerReference w:type="even" r:id="rId15"/>
           <w:pgSz w:w="11910" w:h="16840"/>
           <w:pgMar w:top="1920" w:right="992" w:bottom="280" w:left="1417" w:header="0" w:footer="0" w:gutter="0"/>
           <w:cols w:space="720"/>
@@ -6047,7 +6047,7 @@
           <w:sz w:val="24"/>
         </w:rPr>
         <w:sectPr>
-          <w:headerReference w:type="default" r:id="rId15"/>
+          <w:headerReference w:type="default" r:id="rId16"/>
           <w:pgSz w:w="11910" w:h="16840"/>
           <w:pgMar w:top="1380" w:right="992" w:bottom="280" w:left="1417" w:header="0" w:footer="0" w:gutter="0"/>
           <w:cols w:space="720"/>
@@ -6301,7 +6301,7 @@
         <w:pStyle w:val="Corpodetexto"/>
         <w:spacing w:line="312" w:lineRule="auto"/>
         <w:sectPr>
-          <w:headerReference w:type="even" r:id="rId16"/>
+          <w:headerReference w:type="even" r:id="rId17"/>
           <w:pgSz w:w="11910" w:h="16840"/>
           <w:pgMar w:top="1380" w:right="992" w:bottom="280" w:left="1417" w:header="0" w:footer="0" w:gutter="0"/>
           <w:cols w:space="720"/>
@@ -7242,7 +7242,7 @@
       <w:pPr>
         <w:pStyle w:val="Corpodetexto"/>
         <w:sectPr>
-          <w:headerReference w:type="default" r:id="rId17"/>
+          <w:headerReference w:type="default" r:id="rId18"/>
           <w:pgSz w:w="11910" w:h="16840"/>
           <w:pgMar w:top="1380" w:right="992" w:bottom="280" w:left="1417" w:header="0" w:footer="0" w:gutter="0"/>
           <w:cols w:space="720"/>
@@ -7385,7 +7385,7 @@
       <w:pPr>
         <w:pStyle w:val="Corpodetexto"/>
         <w:sectPr>
-          <w:headerReference w:type="even" r:id="rId18"/>
+          <w:headerReference w:type="even" r:id="rId19"/>
           <w:pgSz w:w="11910" w:h="16840"/>
           <w:pgMar w:top="1380" w:right="992" w:bottom="280" w:left="1417" w:header="0" w:footer="0" w:gutter="0"/>
           <w:cols w:space="720"/>
@@ -8923,7 +8923,7 @@
           <w:sz w:val="28"/>
         </w:rPr>
         <w:sectPr>
-          <w:headerReference w:type="default" r:id="rId19"/>
+          <w:headerReference w:type="default" r:id="rId20"/>
           <w:pgSz w:w="11910" w:h="16840"/>
           <w:pgMar w:top="1380" w:right="992" w:bottom="280" w:left="1417" w:header="0" w:footer="0" w:gutter="0"/>
           <w:cols w:space="720"/>
@@ -8985,6 +8985,21 @@
       <w:r>
         <w:t xml:space="preserve">No âmbito do Poder Judiciário, essa dificuldade torna-se ainda mais evidente. Um processo judicial pode envolver diversos sujeitos, como autor, réu, juiz, advogado, perito e servidores judiciais, além de diferentes recursos e elementos processuais, tais como provas, atos processuais, decisões, embargos e recursos. Embora essas informações sejam registradas e disponibilizadas ao público por meio de sistemas e documentos processuais, elas geralmente não são organizadas de forma semanticamente estruturada, voltada à compreensão do cidadão comum. Como consequência, a interpretação, a localização e a utilização dessas informações podem se tornar difíceis para pessoas sem formação jurídica. </w:t>
       </w:r>
+      <w:sdt>
+        <w:sdtPr>
+          <w:tag w:val="MENDELEY_CITATION_TEMP"/>
+          <w:id w:val="1412197378"/>
+          <w:placeholder>
+            <w:docPart w:val="DefaultPlaceholder_-1854013440"/>
+          </w:placeholder>
+          <w15:appearance w15:val="hidden"/>
+        </w:sdtPr>
+        <w:sdtContent>
+          <w:r>
+            <w:t xml:space="preserve"> </w:t>
+          </w:r>
+        </w:sdtContent>
+      </w:sdt>
     </w:p>
     <w:p>
       <w:pPr>
@@ -8994,7 +9009,12 @@
         <w:jc w:val="both"/>
       </w:pPr>
       <w:r>
-        <w:t xml:space="preserve">Em um Estado Democrático de Direito, uma justiça eficiente, acessível e compreensível deve constituir objetivo permanente. Com a finalidade de ampliar o acesso à justiça e reduzir obstáculos econômicos e burocráticos, foram criados os Juizados Especiais, destinados à apreciação de causas de menor complexidade. Esses órgãos foram concebidos para oferecer uma forma mais simples, célere e econômica de prestação jurisdicional, especialmente às pessoas que não possuem condições financeiras ou sociais para suportar os custos e a demora inerentes aos procedimentos judiciais tradicionais. Nesse sentido, os Juizados Especiais Federais Cíveis buscam aproximar o cidadão da Justiça Federal, inclusive ao prever, em determinadas hipóteses, a dispensa de advogado e a inexistência de custas em primeiro grau. </w:t>
+        <w:t>Em um Estado Democrático de Direito, uma justiça eficiente, acessível e compreensível deve constituir objetivo permanente. Com a finalidade de ampliar o acesso à justiça e reduzir obstáculos econômicos e burocráticos, foram criados os Juizados Especiais, destinados à apreciação de causas de menor complexidade. Esses órgãos foram concebidos para oferecer uma forma mais simples, célere e econômica de prestação jurisdicional, especialmente às pessoas que não possuem condições financeiras ou sociais para suportar os custos e a demora inerentes aos procedimentos judiciais tradicionais. Nesse sentido, os Juizados Especiais Federais Cíveis buscam aproximar o cidadão da Justiça Federal, inclusive ao prever, em determinadas hipóteses, a dispensa de advogado e a inexistência de custas</w:t>
+      </w:r>
+      <w:bookmarkStart w:id="15" w:name="_GoBack"/>
+      <w:bookmarkEnd w:id="15"/>
+      <w:r>
+        <w:t xml:space="preserve"> em primeiro grau. </w:t>
       </w:r>
     </w:p>
     <w:p>
@@ -9079,8 +9099,8 @@
           <w:tab w:val="left" w:pos="1011"/>
         </w:tabs>
       </w:pPr>
-      <w:bookmarkStart w:id="15" w:name="Motivação_e_Justificativa"/>
-      <w:bookmarkStart w:id="16" w:name="_bookmark4"/>
+      <w:bookmarkStart w:id="16" w:name="Motivação_e_Justificativa"/>
+      <w:bookmarkStart w:id="17" w:name="_bookmark4"/>
       <w:r>
         <w:rPr>
           <w:w w:val="90"/>
@@ -9112,8 +9132,8 @@
         </w:rPr>
         <w:t>Justificativa</w:t>
       </w:r>
-      <w:bookmarkEnd w:id="15"/>
       <w:bookmarkEnd w:id="16"/>
+      <w:bookmarkEnd w:id="17"/>
     </w:p>
     <w:p>
       <w:pPr>
@@ -9157,16 +9177,16 @@
           <w:tab w:val="left" w:pos="1011"/>
         </w:tabs>
       </w:pPr>
-      <w:bookmarkStart w:id="17" w:name="Objetivos"/>
-      <w:bookmarkStart w:id="18" w:name="_bookmark5"/>
+      <w:bookmarkStart w:id="18" w:name="Objetivos"/>
+      <w:bookmarkStart w:id="19" w:name="_bookmark5"/>
       <w:r>
         <w:rPr>
           <w:spacing w:val="-2"/>
         </w:rPr>
         <w:t>Objetivos</w:t>
       </w:r>
-      <w:bookmarkEnd w:id="17"/>
       <w:bookmarkEnd w:id="18"/>
+      <w:bookmarkEnd w:id="19"/>
     </w:p>
     <w:p>
       <w:pPr>
@@ -9370,8 +9390,8 @@
         </w:tabs>
         <w:spacing w:before="1"/>
       </w:pPr>
-      <w:bookmarkStart w:id="19" w:name="Método_de_Desenvolvimento_do_Trabalho"/>
-      <w:bookmarkStart w:id="20" w:name="_bookmark6"/>
+      <w:bookmarkStart w:id="20" w:name="Método_de_Desenvolvimento_do_Trabalho"/>
+      <w:bookmarkStart w:id="21" w:name="_bookmark6"/>
       <w:r>
         <w:rPr>
           <w:w w:val="90"/>
@@ -9427,8 +9447,8 @@
         </w:rPr>
         <w:t>Trabalho</w:t>
       </w:r>
-      <w:bookmarkEnd w:id="19"/>
       <w:bookmarkEnd w:id="20"/>
+      <w:bookmarkEnd w:id="21"/>
     </w:p>
     <w:p>
       <w:pPr>
@@ -9440,6 +9460,12 @@
           <w:w w:val="105"/>
         </w:rPr>
       </w:pPr>
+      <w:r>
+        <w:rPr>
+          <w:w w:val="105"/>
+        </w:rPr>
+        <w:t xml:space="preserve">(Mover para apectos metodologicos) </w:t>
+      </w:r>
       <w:r>
         <w:rPr>
           <w:w w:val="105"/>
@@ -9715,13 +9741,12 @@
           <w:tab w:val="left" w:pos="1011"/>
         </w:tabs>
       </w:pPr>
-      <w:bookmarkStart w:id="21" w:name="Organização_da_Monografia"/>
-      <w:bookmarkStart w:id="22" w:name="_bookmark7"/>
+      <w:bookmarkStart w:id="22" w:name="Organização_da_Monografia"/>
+      <w:bookmarkStart w:id="23" w:name="_bookmark7"/>
       <w:r>
         <w:rPr>
           <w:w w:val="90"/>
         </w:rPr>
-        <w:lastRenderedPageBreak/>
         <w:t>Organização</w:t>
       </w:r>
       <w:r>
@@ -9749,8 +9774,8 @@
         </w:rPr>
         <w:t>Monografia</w:t>
       </w:r>
-      <w:bookmarkEnd w:id="21"/>
       <w:bookmarkEnd w:id="22"/>
+      <w:bookmarkEnd w:id="23"/>
     </w:p>
     <w:p>
       <w:pPr>
@@ -10467,8 +10492,8 @@
           <w:sz w:val="24"/>
         </w:rPr>
         <w:sectPr>
-          <w:headerReference w:type="even" r:id="rId20"/>
-          <w:headerReference w:type="default" r:id="rId21"/>
+          <w:headerReference w:type="even" r:id="rId21"/>
+          <w:headerReference w:type="default" r:id="rId22"/>
           <w:pgSz w:w="11910" w:h="16840"/>
           <w:pgMar w:top="1260" w:right="992" w:bottom="280" w:left="1417" w:header="994" w:footer="0" w:gutter="0"/>
           <w:cols w:space="720"/>
@@ -10488,8 +10513,8 @@
         <w:spacing w:line="300" w:lineRule="auto"/>
         <w:ind w:left="825" w:right="375"/>
       </w:pPr>
-      <w:bookmarkStart w:id="23" w:name="Referencial_Teórico_e_Tecnologias_Utiliz"/>
-      <w:bookmarkStart w:id="24" w:name="_bookmark8"/>
+      <w:bookmarkStart w:id="24" w:name="Referencial_Teórico_e_Tecnologias_Utiliz"/>
+      <w:bookmarkStart w:id="25" w:name="_bookmark8"/>
       <w:r>
         <w:rPr>
           <w:w w:val="90"/>
@@ -10551,8 +10576,8 @@
         </w:rPr>
         <w:t>das</w:t>
       </w:r>
-      <w:bookmarkEnd w:id="23"/>
       <w:bookmarkEnd w:id="24"/>
+      <w:bookmarkEnd w:id="25"/>
     </w:p>
     <w:p>
       <w:pPr>
@@ -10602,42 +10627,13 @@
         </w:tabs>
         <w:ind w:left="825" w:hanging="543"/>
       </w:pPr>
-      <w:bookmarkStart w:id="25" w:name="Contribuição_do_Trabalho"/>
-      <w:bookmarkStart w:id="26" w:name="_bookmark9"/>
       <w:r>
         <w:rPr>
           <w:w w:val="90"/>
         </w:rPr>
         <w:lastRenderedPageBreak/>
-        <w:t>Contribuição</w:t>
-      </w:r>
-      <w:r>
-        <w:rPr>
-          <w:spacing w:val="10"/>
-        </w:rPr>
-        <w:t xml:space="preserve"> </w:t>
-      </w:r>
-      <w:r>
-        <w:rPr>
-          <w:w w:val="90"/>
-        </w:rPr>
-        <w:t>do</w:t>
-      </w:r>
-      <w:r>
-        <w:rPr>
-          <w:spacing w:val="10"/>
-        </w:rPr>
-        <w:t xml:space="preserve"> </w:t>
-      </w:r>
-      <w:r>
-        <w:rPr>
-          <w:spacing w:val="-2"/>
-          <w:w w:val="90"/>
-        </w:rPr>
-        <w:t>Trabalho</w:t>
-      </w:r>
-      <w:bookmarkEnd w:id="25"/>
-      <w:bookmarkEnd w:id="26"/>
+        <w:t>Apectos Metodológicos</w:t>
+      </w:r>
     </w:p>
     <w:p>
       <w:pPr>
@@ -11124,8 +11120,8 @@
         <w:spacing w:line="312" w:lineRule="auto"/>
         <w:jc w:val="both"/>
         <w:sectPr>
-          <w:headerReference w:type="even" r:id="rId22"/>
-          <w:headerReference w:type="default" r:id="rId23"/>
+          <w:headerReference w:type="even" r:id="rId23"/>
+          <w:headerReference w:type="default" r:id="rId24"/>
           <w:pgSz w:w="11910" w:h="16840"/>
           <w:pgMar w:top="1260" w:right="992" w:bottom="280" w:left="1417" w:header="994" w:footer="0" w:gutter="0"/>
           <w:cols w:space="720"/>
@@ -11144,39 +11140,13 @@
         </w:tabs>
         <w:ind w:left="798" w:hanging="528"/>
       </w:pPr>
-      <w:bookmarkStart w:id="27" w:name="Avaliação_da_Proposta"/>
-      <w:bookmarkStart w:id="28" w:name="_bookmark10"/>
       <w:r>
         <w:rPr>
           <w:w w:val="90"/>
         </w:rPr>
         <w:lastRenderedPageBreak/>
-        <w:t>Avaliação</w:t>
-      </w:r>
-      <w:r>
-        <w:rPr>
-          <w:spacing w:val="-1"/>
-        </w:rPr>
-        <w:t xml:space="preserve"> </w:t>
-      </w:r>
-      <w:r>
-        <w:rPr>
-          <w:w w:val="90"/>
-        </w:rPr>
-        <w:t>da</w:t>
-      </w:r>
-      <w:r>
-        <w:t xml:space="preserve"> </w:t>
-      </w:r>
-      <w:r>
-        <w:rPr>
-          <w:spacing w:val="-2"/>
-          <w:w w:val="90"/>
-        </w:rPr>
-        <w:t>Proposta</w:t>
-      </w:r>
-      <w:bookmarkEnd w:id="27"/>
-      <w:bookmarkEnd w:id="28"/>
+        <w:t>Resultados</w:t>
+      </w:r>
     </w:p>
     <w:p>
       <w:pPr>
@@ -11516,16 +11486,7 @@
           <w:spacing w:val="-2"/>
           <w:w w:val="105"/>
         </w:rPr>
-        <w:t>e</w:t>
-      </w:r>
-      <w:bookmarkStart w:id="29" w:name="_GoBack"/>
-      <w:bookmarkEnd w:id="29"/>
-      <w:r>
-        <w:rPr>
-          <w:spacing w:val="-2"/>
-          <w:w w:val="105"/>
-        </w:rPr>
-        <w:t xml:space="preserve">xperimentos, </w:t>
+        <w:t xml:space="preserve">experimentos, </w:t>
       </w:r>
       <w:r>
         <w:rPr>
@@ -11779,8 +11740,8 @@
         </w:tabs>
         <w:ind w:left="825" w:hanging="543"/>
       </w:pPr>
-      <w:bookmarkStart w:id="30" w:name="Conclusão"/>
-      <w:bookmarkStart w:id="31" w:name="_bookmark11"/>
+      <w:bookmarkStart w:id="26" w:name="Conclusão"/>
+      <w:bookmarkStart w:id="27" w:name="_bookmark11"/>
       <w:r>
         <w:rPr>
           <w:spacing w:val="-5"/>
@@ -11788,8 +11749,8 @@
         <w:lastRenderedPageBreak/>
         <w:t>Conclusão</w:t>
       </w:r>
-      <w:bookmarkEnd w:id="30"/>
-      <w:bookmarkEnd w:id="31"/>
+      <w:bookmarkEnd w:id="26"/>
+      <w:bookmarkEnd w:id="27"/>
     </w:p>
     <w:p>
       <w:pPr>
@@ -11833,8 +11794,8 @@
         </w:tabs>
         <w:ind w:left="1019" w:hanging="737"/>
       </w:pPr>
-      <w:bookmarkStart w:id="32" w:name="Considerações_Finais"/>
-      <w:bookmarkStart w:id="33" w:name="_bookmark12"/>
+      <w:bookmarkStart w:id="28" w:name="Considerações_Finais"/>
+      <w:bookmarkStart w:id="29" w:name="_bookmark12"/>
       <w:r>
         <w:rPr>
           <w:w w:val="85"/>
@@ -11853,8 +11814,8 @@
         </w:rPr>
         <w:t>Finais</w:t>
       </w:r>
-      <w:bookmarkEnd w:id="32"/>
-      <w:bookmarkEnd w:id="33"/>
+      <w:bookmarkEnd w:id="28"/>
+      <w:bookmarkEnd w:id="29"/>
     </w:p>
     <w:p>
       <w:pPr>
@@ -12209,8 +12170,8 @@
         </w:tabs>
         <w:ind w:left="1019" w:hanging="737"/>
       </w:pPr>
-      <w:bookmarkStart w:id="34" w:name="Trabalhos_Futuros"/>
-      <w:bookmarkStart w:id="35" w:name="_bookmark13"/>
+      <w:bookmarkStart w:id="30" w:name="Trabalhos_Futuros"/>
+      <w:bookmarkStart w:id="31" w:name="_bookmark13"/>
       <w:r>
         <w:rPr>
           <w:w w:val="90"/>
@@ -12230,8 +12191,8 @@
         </w:rPr>
         <w:t>Futuros</w:t>
       </w:r>
-      <w:bookmarkEnd w:id="34"/>
-      <w:bookmarkEnd w:id="35"/>
+      <w:bookmarkEnd w:id="30"/>
+      <w:bookmarkEnd w:id="31"/>
     </w:p>
     <w:p>
       <w:pPr>
@@ -12427,8 +12388,8 @@
         </w:tabs>
         <w:ind w:left="825" w:hanging="543"/>
       </w:pPr>
-      <w:bookmarkStart w:id="36" w:name="Dicas_para_escrita_em_LaTeX"/>
-      <w:bookmarkStart w:id="37" w:name="_bookmark14"/>
+      <w:bookmarkStart w:id="32" w:name="Dicas_para_escrita_em_LaTeX"/>
+      <w:bookmarkStart w:id="33" w:name="_bookmark14"/>
       <w:r>
         <w:rPr>
           <w:w w:val="90"/>
@@ -12516,8 +12477,8 @@
         </w:rPr>
         <w:t>X</w:t>
       </w:r>
-      <w:bookmarkEnd w:id="36"/>
-      <w:bookmarkEnd w:id="37"/>
+      <w:bookmarkEnd w:id="32"/>
+      <w:bookmarkEnd w:id="33"/>
     </w:p>
     <w:p>
       <w:pPr>
@@ -12626,7 +12587,7 @@
         </w:rPr>
         <w:t xml:space="preserve">X, você pode consultar a </w:t>
       </w:r>
-      <w:hyperlink r:id="rId24">
+      <w:hyperlink r:id="rId25">
         <w:r>
           <w:rPr>
             <w:color w:val="2805C3"/>
@@ -12648,7 +12609,7 @@
         </w:rPr>
         <w:t xml:space="preserve">ou vários materiais disponíveis online, como </w:t>
       </w:r>
-      <w:hyperlink r:id="rId25">
+      <w:hyperlink r:id="rId26">
         <w:r>
           <w:rPr>
             <w:color w:val="2805C3"/>
@@ -12664,7 +12625,7 @@
         </w:rPr>
         <w:t xml:space="preserve"> </w:t>
       </w:r>
-      <w:hyperlink r:id="rId26">
+      <w:hyperlink r:id="rId27">
         <w:r>
           <w:rPr>
             <w:color w:val="2805C3"/>
@@ -12809,8 +12770,8 @@
         <w:spacing w:before="1"/>
         <w:ind w:left="1019" w:hanging="737"/>
       </w:pPr>
-      <w:bookmarkStart w:id="38" w:name="Seções_e_subseções"/>
-      <w:bookmarkStart w:id="39" w:name="_bookmark15"/>
+      <w:bookmarkStart w:id="34" w:name="Seções_e_subseções"/>
+      <w:bookmarkStart w:id="35" w:name="_bookmark15"/>
       <w:r>
         <w:rPr>
           <w:w w:val="85"/>
@@ -12842,8 +12803,8 @@
         </w:rPr>
         <w:t>subseções</w:t>
       </w:r>
-      <w:bookmarkEnd w:id="38"/>
-      <w:bookmarkEnd w:id="39"/>
+      <w:bookmarkEnd w:id="34"/>
+      <w:bookmarkEnd w:id="35"/>
     </w:p>
     <w:p>
       <w:pPr>
@@ -12929,8 +12890,8 @@
         </w:tabs>
         <w:ind w:hanging="858"/>
       </w:pPr>
-      <w:bookmarkStart w:id="40" w:name="Referências_a_seções"/>
-      <w:bookmarkStart w:id="41" w:name="_bookmark16"/>
+      <w:bookmarkStart w:id="36" w:name="Referências_a_seções"/>
+      <w:bookmarkStart w:id="37" w:name="_bookmark16"/>
       <w:r>
         <w:rPr>
           <w:spacing w:val="-8"/>
@@ -12961,8 +12922,8 @@
         </w:rPr>
         <w:t>seções</w:t>
       </w:r>
-      <w:bookmarkEnd w:id="40"/>
-      <w:bookmarkEnd w:id="41"/>
+      <w:bookmarkEnd w:id="36"/>
+      <w:bookmarkEnd w:id="37"/>
     </w:p>
     <w:p>
       <w:pPr>
@@ -13868,8 +13829,8 @@
         </w:tabs>
         <w:ind w:hanging="858"/>
       </w:pPr>
-      <w:bookmarkStart w:id="42" w:name="Sobre_referências_cruzadas"/>
-      <w:bookmarkStart w:id="43" w:name="_bookmark17"/>
+      <w:bookmarkStart w:id="38" w:name="Sobre_referências_cruzadas"/>
+      <w:bookmarkStart w:id="39" w:name="_bookmark17"/>
       <w:r>
         <w:rPr>
           <w:w w:val="90"/>
@@ -13901,8 +13862,8 @@
         </w:rPr>
         <w:t>cruzadas</w:t>
       </w:r>
-      <w:bookmarkEnd w:id="42"/>
-      <w:bookmarkEnd w:id="43"/>
+      <w:bookmarkEnd w:id="38"/>
+      <w:bookmarkEnd w:id="39"/>
     </w:p>
     <w:p>
       <w:pPr>
@@ -13973,7 +13934,7 @@
         <w:ind w:left="282"/>
         <w:jc w:val="both"/>
       </w:pPr>
-      <w:bookmarkStart w:id="44" w:name="_bookmark18"/>
+      <w:bookmarkStart w:id="40" w:name="_bookmark18"/>
       <w:r>
         <w:t>mesmo</w:t>
       </w:r>
@@ -14067,7 +14028,7 @@
         </w:rPr>
         <w:t>”.</w:t>
       </w:r>
-      <w:bookmarkEnd w:id="44"/>
+      <w:bookmarkEnd w:id="40"/>
     </w:p>
     <w:p>
       <w:pPr>
@@ -14315,8 +14276,8 @@
         <w:spacing w:before="1"/>
         <w:ind w:left="1019" w:hanging="737"/>
       </w:pPr>
-      <w:bookmarkStart w:id="45" w:name="Citações_bibliográficas"/>
-      <w:bookmarkStart w:id="46" w:name="_bookmark19"/>
+      <w:bookmarkStart w:id="41" w:name="Citações_bibliográficas"/>
+      <w:bookmarkStart w:id="42" w:name="_bookmark19"/>
       <w:r>
         <w:rPr>
           <w:w w:val="90"/>
@@ -14336,8 +14297,8 @@
         </w:rPr>
         <w:t>bibliográficas</w:t>
       </w:r>
-      <w:bookmarkEnd w:id="45"/>
-      <w:bookmarkEnd w:id="46"/>
+      <w:bookmarkEnd w:id="41"/>
+      <w:bookmarkEnd w:id="42"/>
     </w:p>
     <w:p>
       <w:pPr>
@@ -15737,8 +15698,8 @@
         <w:spacing w:line="312" w:lineRule="auto"/>
         <w:jc w:val="both"/>
         <w:sectPr>
-          <w:headerReference w:type="even" r:id="rId27"/>
-          <w:headerReference w:type="default" r:id="rId28"/>
+          <w:headerReference w:type="even" r:id="rId28"/>
+          <w:headerReference w:type="default" r:id="rId29"/>
           <w:pgSz w:w="11910" w:h="16840"/>
           <w:pgMar w:top="1300" w:right="992" w:bottom="280" w:left="1417" w:header="994" w:footer="0" w:gutter="0"/>
           <w:cols w:space="720"/>
@@ -15758,8 +15719,8 @@
         <w:spacing w:before="284"/>
         <w:ind w:left="1019" w:hanging="737"/>
       </w:pPr>
-      <w:bookmarkStart w:id="47" w:name="Listagens_de_código"/>
-      <w:bookmarkStart w:id="48" w:name="_bookmark20"/>
+      <w:bookmarkStart w:id="43" w:name="Listagens_de_código"/>
+      <w:bookmarkStart w:id="44" w:name="_bookmark20"/>
       <w:r>
         <w:rPr>
           <w:w w:val="90"/>
@@ -15794,8 +15755,8 @@
         </w:rPr>
         <w:t>código</w:t>
       </w:r>
-      <w:bookmarkEnd w:id="47"/>
-      <w:bookmarkEnd w:id="48"/>
+      <w:bookmarkEnd w:id="43"/>
+      <w:bookmarkEnd w:id="44"/>
     </w:p>
     <w:p>
       <w:pPr>
@@ -16043,7 +16004,7 @@
         </w:tabs>
         <w:ind w:left="282"/>
       </w:pPr>
-      <w:bookmarkStart w:id="49" w:name="_bookmark21"/>
+      <w:bookmarkStart w:id="45" w:name="_bookmark21"/>
       <w:r>
         <w:rPr>
           <w:color w:val="FFFFFF"/>
@@ -16284,7 +16245,7 @@
       <w:r>
         <w:tab/>
       </w:r>
-      <w:bookmarkEnd w:id="49"/>
+      <w:bookmarkEnd w:id="45"/>
     </w:p>
     <w:p>
       <w:pPr>
@@ -19381,7 +19342,7 @@
         <w:ind w:left="282"/>
         <w:jc w:val="both"/>
       </w:pPr>
-      <w:bookmarkStart w:id="50" w:name="_bookmark22"/>
+      <w:bookmarkStart w:id="46" w:name="_bookmark22"/>
       <w:r>
         <w:rPr>
           <w:color w:val="FFFFFF"/>
@@ -19549,7 +19510,7 @@
       <w:r>
         <w:tab/>
       </w:r>
-      <w:bookmarkEnd w:id="50"/>
+      <w:bookmarkEnd w:id="46"/>
     </w:p>
     <w:p>
       <w:pPr>
@@ -20340,16 +20301,16 @@
         <w:spacing w:before="1"/>
         <w:ind w:left="1019" w:hanging="737"/>
       </w:pPr>
-      <w:bookmarkStart w:id="51" w:name="Figuras"/>
-      <w:bookmarkStart w:id="52" w:name="_bookmark23"/>
+      <w:bookmarkStart w:id="47" w:name="Figuras"/>
+      <w:bookmarkStart w:id="48" w:name="_bookmark23"/>
       <w:r>
         <w:rPr>
           <w:spacing w:val="-2"/>
         </w:rPr>
         <w:t>Figuras</w:t>
       </w:r>
-      <w:bookmarkEnd w:id="51"/>
-      <w:bookmarkEnd w:id="52"/>
+      <w:bookmarkEnd w:id="47"/>
+      <w:bookmarkEnd w:id="48"/>
     </w:p>
     <w:p>
       <w:pPr>
@@ -20969,7 +20930,7 @@
         </w:rPr>
         <w:t xml:space="preserve"> </w:t>
       </w:r>
-      <w:hyperlink r:id="rId29">
+      <w:hyperlink r:id="rId30">
         <w:r>
           <w:rPr>
             <w:rFonts w:ascii="Georgia"/>
@@ -21021,7 +20982,7 @@
         <w:ind w:left="282"/>
         <w:jc w:val="both"/>
       </w:pPr>
-      <w:bookmarkStart w:id="53" w:name="_bookmark24"/>
+      <w:bookmarkStart w:id="49" w:name="_bookmark24"/>
       <w:r>
         <w:rPr>
           <w:color w:val="FFFFFF"/>
@@ -21210,7 +21171,7 @@
       <w:r>
         <w:tab/>
       </w:r>
-      <w:bookmarkEnd w:id="53"/>
+      <w:bookmarkEnd w:id="49"/>
     </w:p>
     <w:p>
       <w:pPr>
@@ -24477,7 +24438,7 @@
         <w:ind w:left="282" w:right="146" w:hanging="13"/>
         <w:jc w:val="both"/>
       </w:pPr>
-      <w:hyperlink r:id="rId30">
+      <w:hyperlink r:id="rId31">
         <w:r>
           <w:rPr>
             <w:rFonts w:ascii="Georgia" w:hAnsi="Georgia"/>
@@ -24500,7 +24461,7 @@
       <w:r>
         <w:t xml:space="preserve"> </w:t>
       </w:r>
-      <w:hyperlink r:id="rId31">
+      <w:hyperlink r:id="rId32">
         <w:r>
           <w:rPr>
             <w:w w:val="110"/>
@@ -24607,7 +24568,7 @@
         <w:ind w:left="282" w:right="97" w:firstLine="737"/>
         <w:jc w:val="both"/>
       </w:pPr>
-      <w:hyperlink r:id="rId32">
+      <w:hyperlink r:id="rId33">
         <w:r>
           <w:rPr>
             <w:w w:val="110"/>
@@ -24634,7 +24595,7 @@
         </w:rPr>
         <w:t xml:space="preserve"> </w:t>
       </w:r>
-      <w:hyperlink r:id="rId33">
+      <w:hyperlink r:id="rId34">
         <w:r>
           <w:rPr>
             <w:w w:val="110"/>
@@ -24806,7 +24767,7 @@
         </w:rPr>
         <w:t xml:space="preserve"> </w:t>
       </w:r>
-      <w:hyperlink r:id="rId34">
+      <w:hyperlink r:id="rId35">
         <w:r>
           <w:t>uma melhor organização aos arquivos. Ao abrir esta pasta, repare que as figuras possuem</w:t>
         </w:r>
@@ -24818,7 +24779,7 @@
         </w:rPr>
         <w:t xml:space="preserve"> </w:t>
       </w:r>
-      <w:hyperlink r:id="rId35">
+      <w:hyperlink r:id="rId36">
         <w:r>
           <w:rPr>
             <w:w w:val="110"/>
@@ -24866,7 +24827,7 @@
         </w:rPr>
         <w:t xml:space="preserve"> </w:t>
       </w:r>
-      <w:hyperlink r:id="rId36">
+      <w:hyperlink r:id="rId37">
         <w:r>
           <w:t>não especifica a extensão. Isso se dá porque o L</w:t>
         </w:r>
@@ -24894,7 +24855,7 @@
       <w:r>
         <w:t xml:space="preserve"> </w:t>
       </w:r>
-      <w:hyperlink r:id="rId37">
+      <w:hyperlink r:id="rId38">
         <w:r>
           <w:rPr>
             <w:spacing w:val="-2"/>
@@ -25124,7 +25085,7 @@
         </w:rPr>
         <w:t xml:space="preserve"> </w:t>
       </w:r>
-      <w:hyperlink r:id="rId38">
+      <w:hyperlink r:id="rId39">
         <w:r>
           <w:rPr>
             <w:spacing w:val="-2"/>
@@ -25362,7 +25323,7 @@
         </w:rPr>
         <w:t xml:space="preserve"> </w:t>
       </w:r>
-      <w:hyperlink r:id="rId39">
+      <w:hyperlink r:id="rId40">
         <w:r>
           <w:t>colocar as figuras em formatos mais comuns, como JPG ou PNG e ele incluir no PDF sem</w:t>
         </w:r>
@@ -25370,7 +25331,7 @@
       <w:r>
         <w:t xml:space="preserve"> </w:t>
       </w:r>
-      <w:hyperlink r:id="rId40">
+      <w:hyperlink r:id="rId41">
         <w:r>
           <w:rPr>
             <w:w w:val="110"/>
@@ -25386,7 +25347,7 @@
         <w:ind w:left="282" w:right="146" w:firstLine="737"/>
         <w:jc w:val="both"/>
       </w:pPr>
-      <w:hyperlink r:id="rId41">
+      <w:hyperlink r:id="rId42">
         <w:r>
           <w:rPr>
             <w:w w:val="105"/>
@@ -25426,7 +25387,7 @@
         </w:rPr>
         <w:t xml:space="preserve"> </w:t>
       </w:r>
-      <w:hyperlink r:id="rId42">
+      <w:hyperlink r:id="rId43">
         <w:r>
           <w:rPr>
             <w:w w:val="105"/>
@@ -25440,7 +25401,7 @@
         </w:rPr>
         <w:t xml:space="preserve"> </w:t>
       </w:r>
-      <w:hyperlink r:id="rId43">
+      <w:hyperlink r:id="rId44">
         <w:r>
           <w:rPr>
             <w:w w:val="105"/>
@@ -25454,7 +25415,7 @@
         </w:rPr>
         <w:t xml:space="preserve"> </w:t>
       </w:r>
-      <w:hyperlink r:id="rId44">
+      <w:hyperlink r:id="rId45">
         <w:r>
           <w:rPr>
             <w:w w:val="105"/>
@@ -25483,7 +25444,7 @@
         <w:ind w:left="282" w:right="146" w:firstLine="737"/>
         <w:jc w:val="both"/>
       </w:pPr>
-      <w:hyperlink r:id="rId45">
+      <w:hyperlink r:id="rId46">
         <w:r>
           <w:rPr>
             <w:w w:val="110"/>
@@ -25528,7 +25489,7 @@
         </w:rPr>
         <w:t xml:space="preserve"> </w:t>
       </w:r>
-      <w:hyperlink r:id="rId46">
+      <w:hyperlink r:id="rId47">
         <w:r>
           <w:rPr>
             <w:w w:val="110"/>
@@ -25560,7 +25521,7 @@
         </w:rPr>
         <w:t xml:space="preserve"> </w:t>
       </w:r>
-      <w:hyperlink r:id="rId47">
+      <w:hyperlink r:id="rId48">
         <w:r>
           <w:rPr>
             <w:w w:val="110"/>
@@ -25662,7 +25623,7 @@
           <w:t>6.3</w:t>
         </w:r>
       </w:hyperlink>
-      <w:hyperlink r:id="rId48">
+      <w:hyperlink r:id="rId49">
         <w:r>
           <w:rPr>
             <w:w w:val="110"/>
@@ -25712,7 +25673,7 @@
           <w:t>2</w:t>
         </w:r>
       </w:hyperlink>
-      <w:hyperlink r:id="rId49">
+      <w:hyperlink r:id="rId50">
         <w:r>
           <w:rPr>
             <w:w w:val="110"/>
@@ -25739,7 +25700,7 @@
         </w:rPr>
         <w:t xml:space="preserve"> </w:t>
       </w:r>
-      <w:hyperlink r:id="rId50">
+      <w:hyperlink r:id="rId51">
         <w:r>
           <w:t xml:space="preserve">particular, utiliza o pacote </w:t>
         </w:r>
@@ -25756,7 +25717,7 @@
       <w:r>
         <w:t xml:space="preserve"> </w:t>
       </w:r>
-      <w:hyperlink r:id="rId51">
+      <w:hyperlink r:id="rId52">
         <w:r>
           <w:rPr>
             <w:w w:val="110"/>
@@ -25809,7 +25770,7 @@
         </w:tabs>
         <w:ind w:left="1019" w:hanging="737"/>
       </w:pPr>
-      <w:hyperlink r:id="rId52" w:anchor="Supported_languages">
+      <w:hyperlink r:id="rId53" w:anchor="Supported_languages">
         <w:r>
           <w:rPr>
             <w:spacing w:val="-2"/>
@@ -25825,7 +25786,7 @@
         <w:ind w:left="282" w:right="105" w:firstLine="737"/>
         <w:jc w:val="both"/>
       </w:pPr>
-      <w:hyperlink r:id="rId53">
+      <w:hyperlink r:id="rId54">
         <w:r>
           <w:t>Tabelas são um ponto fraco do L</w:t>
         </w:r>
@@ -25853,7 +25814,7 @@
       <w:r>
         <w:t xml:space="preserve"> </w:t>
       </w:r>
-      <w:hyperlink r:id="rId54">
+      <w:hyperlink r:id="rId55">
         <w:r>
           <w:t>da</w:t>
         </w:r>
@@ -25969,7 +25930,7 @@
       <w:r>
         <w:t xml:space="preserve"> </w:t>
       </w:r>
-      <w:hyperlink r:id="rId55">
+      <w:hyperlink r:id="rId56">
         <w:r>
           <w:t>documento como figuras. Mostramos, no entanto, alguns exemplos de tabela a seguir. O</w:t>
         </w:r>
@@ -25977,7 +25938,7 @@
       <w:r>
         <w:t xml:space="preserve"> </w:t>
       </w:r>
-      <w:hyperlink r:id="rId56">
+      <w:hyperlink r:id="rId57">
         <w:r>
           <w:t>código</w:t>
         </w:r>
@@ -26068,7 +26029,7 @@
           <w:t>6.4</w:t>
         </w:r>
       </w:hyperlink>
-      <w:hyperlink r:id="rId57">
+      <w:hyperlink r:id="rId58">
         <w:r>
           <w:t>,</w:t>
         </w:r>
@@ -26094,7 +26055,7 @@
         </w:rPr>
         <w:t xml:space="preserve"> </w:t>
       </w:r>
-      <w:hyperlink r:id="rId58">
+      <w:hyperlink r:id="rId59">
         <w:r>
           <w:t>e</w:t>
         </w:r>
@@ -26113,7 +26074,7 @@
           <w:t>6.6</w:t>
         </w:r>
       </w:hyperlink>
-      <w:hyperlink r:id="rId59">
+      <w:hyperlink r:id="rId60">
         <w:r>
           <w:t>.</w:t>
         </w:r>
@@ -26137,7 +26098,7 @@
           <w:sz w:val="20"/>
         </w:rPr>
       </w:pPr>
-      <w:hyperlink r:id="rId60">
+      <w:hyperlink r:id="rId61">
         <w:r>
           <w:rPr>
             <w:rFonts w:ascii="Georgia"/>
@@ -26227,7 +26188,7 @@
         </w:tabs>
         <w:ind w:left="282"/>
       </w:pPr>
-      <w:bookmarkStart w:id="54" w:name="_bookmark26"/>
+      <w:bookmarkStart w:id="50" w:name="_bookmark26"/>
       <w:r>
         <w:rPr>
           <w:color w:val="FFFFFF"/>
@@ -26501,7 +26462,7 @@
       <w:r>
         <w:tab/>
       </w:r>
-      <w:bookmarkEnd w:id="54"/>
+      <w:bookmarkEnd w:id="50"/>
     </w:p>
     <w:p>
       <w:pPr>
@@ -37213,7 +37174,7 @@
         </w:tabs>
         <w:ind w:left="282"/>
       </w:pPr>
-      <w:bookmarkStart w:id="55" w:name="_bookmark27"/>
+      <w:bookmarkStart w:id="51" w:name="_bookmark27"/>
       <w:r>
         <w:rPr>
           <w:color w:val="FFFFFF"/>
@@ -37330,7 +37291,7 @@
       <w:r>
         <w:tab/>
       </w:r>
-      <w:bookmarkEnd w:id="55"/>
+      <w:bookmarkEnd w:id="51"/>
     </w:p>
     <w:p>
       <w:pPr>
@@ -42545,7 +42506,7 @@
         </w:tabs>
         <w:ind w:left="282"/>
       </w:pPr>
-      <w:bookmarkStart w:id="56" w:name="_bookmark28"/>
+      <w:bookmarkStart w:id="52" w:name="_bookmark28"/>
       <w:r>
         <w:rPr>
           <w:color w:val="FFFFFF"/>
@@ -42662,7 +42623,7 @@
       <w:r>
         <w:tab/>
       </w:r>
-      <w:bookmarkEnd w:id="56"/>
+      <w:bookmarkEnd w:id="52"/>
     </w:p>
     <w:p>
       <w:pPr>
@@ -48759,7 +48720,7 @@
                     <pic:cNvPicPr/>
                   </pic:nvPicPr>
                   <pic:blipFill>
-                    <a:blip r:embed="rId61"/>
+                    <a:blip r:embed="rId62"/>
                     <a:stretch>
                       <a:fillRect/>
                     </a:stretch>
@@ -48787,8 +48748,8 @@
         <w:ind w:left="1506" w:right="1374"/>
         <w:jc w:val="center"/>
       </w:pPr>
-      <w:bookmarkStart w:id="57" w:name="_bookmark29"/>
-      <w:bookmarkStart w:id="58" w:name="_bookmark30"/>
+      <w:bookmarkStart w:id="53" w:name="_bookmark29"/>
+      <w:bookmarkStart w:id="54" w:name="_bookmark30"/>
       <w:r>
         <w:t>Figura</w:t>
       </w:r>
@@ -48840,8 +48801,8 @@
         </w:rPr>
         <w:t>figura.</w:t>
       </w:r>
-      <w:bookmarkEnd w:id="57"/>
-      <w:bookmarkEnd w:id="58"/>
+      <w:bookmarkEnd w:id="53"/>
+      <w:bookmarkEnd w:id="54"/>
     </w:p>
     <w:p>
       <w:pPr>
@@ -48850,7 +48811,7 @@
         <w:ind w:left="144" w:right="19"/>
         <w:jc w:val="center"/>
       </w:pPr>
-      <w:bookmarkStart w:id="59" w:name="_bookmark31"/>
+      <w:bookmarkStart w:id="55" w:name="_bookmark31"/>
       <w:r>
         <w:rPr>
           <w:w w:val="105"/>
@@ -48988,7 +48949,7 @@
         </w:rPr>
         <w:t>conteúdo.</w:t>
       </w:r>
-      <w:bookmarkEnd w:id="59"/>
+      <w:bookmarkEnd w:id="55"/>
     </w:p>
     <w:p>
       <w:pPr>
@@ -49621,7 +49582,7 @@
         <w:spacing w:before="217" w:line="252" w:lineRule="auto"/>
         <w:ind w:left="1439" w:right="140" w:hanging="1167"/>
       </w:pPr>
-      <w:bookmarkStart w:id="60" w:name="_bookmark32"/>
+      <w:bookmarkStart w:id="56" w:name="_bookmark32"/>
       <w:r>
         <w:rPr>
           <w:w w:val="105"/>
@@ -49801,7 +49762,7 @@
         </w:rPr>
         <w:t>)).</w:t>
       </w:r>
-      <w:bookmarkEnd w:id="60"/>
+      <w:bookmarkEnd w:id="56"/>
     </w:p>
     <w:p>
       <w:pPr>
@@ -51255,8 +51216,8 @@
         <w:pStyle w:val="Corpodetexto"/>
         <w:ind w:left="69"/>
       </w:pPr>
-      <w:bookmarkStart w:id="61" w:name="_bookmark34"/>
-      <w:bookmarkStart w:id="62" w:name="_bookmark33"/>
+      <w:bookmarkStart w:id="57" w:name="_bookmark34"/>
+      <w:bookmarkStart w:id="58" w:name="_bookmark33"/>
       <w:r>
         <w:rPr>
           <w:w w:val="105"/>
@@ -51421,14 +51382,14 @@
         </w:rPr>
         <w:t>).</w:t>
       </w:r>
-      <w:bookmarkEnd w:id="61"/>
-      <w:bookmarkEnd w:id="62"/>
+      <w:bookmarkEnd w:id="57"/>
+      <w:bookmarkEnd w:id="58"/>
     </w:p>
     <w:p>
       <w:pPr>
         <w:pStyle w:val="Corpodetexto"/>
         <w:sectPr>
-          <w:headerReference w:type="default" r:id="rId62"/>
+          <w:headerReference w:type="default" r:id="rId63"/>
           <w:pgSz w:w="16840" w:h="11910" w:orient="landscape"/>
           <w:pgMar w:top="1340" w:right="2409" w:bottom="280" w:left="2409" w:header="0" w:footer="0" w:gutter="0"/>
           <w:cols w:space="720"/>
@@ -51487,8 +51448,8 @@
         <w:spacing w:line="252" w:lineRule="auto"/>
         <w:ind w:left="1297" w:right="108" w:hanging="1167"/>
       </w:pPr>
-      <w:bookmarkStart w:id="63" w:name="_bookmark35"/>
-      <w:bookmarkStart w:id="64" w:name="_bookmark36"/>
+      <w:bookmarkStart w:id="59" w:name="_bookmark35"/>
+      <w:bookmarkStart w:id="60" w:name="_bookmark36"/>
       <w:r>
         <w:rPr>
           <w:w w:val="105"/>
@@ -51631,8 +51592,8 @@
         </w:rPr>
         <w:t>)).</w:t>
       </w:r>
-      <w:bookmarkEnd w:id="63"/>
-      <w:bookmarkEnd w:id="64"/>
+      <w:bookmarkEnd w:id="59"/>
+      <w:bookmarkEnd w:id="60"/>
     </w:p>
     <w:p>
       <w:pPr>
@@ -53124,7 +53085,7 @@
         <w:spacing w:line="249" w:lineRule="auto"/>
         <w:ind w:left="1297" w:right="108" w:hanging="1167"/>
       </w:pPr>
-      <w:bookmarkStart w:id="65" w:name="_bookmark37"/>
+      <w:bookmarkStart w:id="61" w:name="_bookmark37"/>
       <w:r>
         <w:rPr>
           <w:w w:val="105"/>
@@ -53327,7 +53288,7 @@
         </w:rPr>
         <w:t>publicado.</w:t>
       </w:r>
-      <w:bookmarkEnd w:id="65"/>
+      <w:bookmarkEnd w:id="61"/>
     </w:p>
     <w:p>
       <w:pPr>
@@ -54636,8 +54597,8 @@
           <w:sz w:val="16"/>
         </w:rPr>
         <w:sectPr>
-          <w:headerReference w:type="even" r:id="rId63"/>
-          <w:headerReference w:type="default" r:id="rId64"/>
+          <w:headerReference w:type="even" r:id="rId64"/>
+          <w:headerReference w:type="default" r:id="rId65"/>
           <w:pgSz w:w="11910" w:h="16840"/>
           <w:pgMar w:top="1380" w:right="992" w:bottom="280" w:left="1559" w:header="994" w:footer="0" w:gutter="0"/>
           <w:cols w:space="720"/>
@@ -54677,9 +54638,9 @@
           <w:sz w:val="24"/>
         </w:rPr>
       </w:pPr>
-      <w:bookmarkStart w:id="66" w:name="Referências"/>
-      <w:bookmarkStart w:id="67" w:name="_bookmark38"/>
-      <w:bookmarkStart w:id="68" w:name="_bookmark39"/>
+      <w:bookmarkStart w:id="62" w:name="Referências"/>
+      <w:bookmarkStart w:id="63" w:name="_bookmark38"/>
+      <w:bookmarkStart w:id="64" w:name="_bookmark39"/>
       <w:r>
         <w:rPr>
           <w:sz w:val="24"/>
@@ -55237,9 +55198,9 @@
         </w:rPr>
         <w:t>.</w:t>
       </w:r>
-      <w:bookmarkEnd w:id="66"/>
-      <w:bookmarkEnd w:id="67"/>
-      <w:bookmarkEnd w:id="68"/>
+      <w:bookmarkEnd w:id="62"/>
+      <w:bookmarkEnd w:id="63"/>
+      <w:bookmarkEnd w:id="64"/>
     </w:p>
     <w:p>
       <w:pPr>
@@ -55249,7 +55210,7 @@
           <w:sz w:val="24"/>
         </w:rPr>
       </w:pPr>
-      <w:bookmarkStart w:id="69" w:name="_bookmark40"/>
+      <w:bookmarkStart w:id="65" w:name="_bookmark40"/>
       <w:r>
         <w:rPr>
           <w:w w:val="105"/>
@@ -55348,7 +55309,7 @@
         </w:rPr>
         <w:t>.</w:t>
       </w:r>
-      <w:bookmarkEnd w:id="69"/>
+      <w:bookmarkEnd w:id="65"/>
     </w:p>
     <w:p>
       <w:pPr>
@@ -55358,7 +55319,7 @@
           <w:sz w:val="24"/>
         </w:rPr>
       </w:pPr>
-      <w:bookmarkStart w:id="70" w:name="_bookmark41"/>
+      <w:bookmarkStart w:id="66" w:name="_bookmark41"/>
       <w:r>
         <w:rPr>
           <w:w w:val="105"/>
@@ -55520,7 +55481,7 @@
         </w:rPr>
         <w:t>.</w:t>
       </w:r>
-      <w:bookmarkEnd w:id="70"/>
+      <w:bookmarkEnd w:id="66"/>
     </w:p>
     <w:p>
       <w:pPr>
@@ -55533,7 +55494,7 @@
           <w:sz w:val="24"/>
         </w:rPr>
       </w:pPr>
-      <w:bookmarkStart w:id="71" w:name="_bookmark42"/>
+      <w:bookmarkStart w:id="67" w:name="_bookmark42"/>
       <w:r>
         <w:rPr>
           <w:sz w:val="24"/>
@@ -55848,7 +55809,7 @@
         </w:rPr>
         <w:t xml:space="preserve">Experience (online first: </w:t>
       </w:r>
-      <w:hyperlink r:id="rId65">
+      <w:hyperlink r:id="rId66">
         <w:r>
           <w:rPr>
             <w:rFonts w:ascii="Palatino Linotype" w:hAnsi="Palatino Linotype"/>
@@ -55980,7 +55941,7 @@
         </w:rPr>
         <w:t>.</w:t>
       </w:r>
-      <w:bookmarkEnd w:id="71"/>
+      <w:bookmarkEnd w:id="67"/>
     </w:p>
     <w:p>
       <w:pPr>
@@ -56070,9 +56031,9 @@
           <w:sz w:val="49"/>
         </w:rPr>
       </w:pPr>
-      <w:bookmarkStart w:id="72" w:name="Apêndices"/>
-      <w:bookmarkStart w:id="73" w:name="_bookmark43"/>
-      <w:bookmarkStart w:id="74" w:name="_bookmark44"/>
+      <w:bookmarkStart w:id="68" w:name="Apêndices"/>
+      <w:bookmarkStart w:id="69" w:name="_bookmark43"/>
+      <w:bookmarkStart w:id="70" w:name="_bookmark44"/>
       <w:r>
         <w:rPr>
           <w:rFonts w:ascii="Tahoma" w:hAnsi="Tahoma"/>
@@ -56081,14 +56042,14 @@
         </w:rPr>
         <w:t>Apêndices</w:t>
       </w:r>
-      <w:bookmarkEnd w:id="72"/>
-      <w:bookmarkEnd w:id="73"/>
-      <w:bookmarkEnd w:id="74"/>
+      <w:bookmarkEnd w:id="68"/>
+      <w:bookmarkEnd w:id="69"/>
+      <w:bookmarkEnd w:id="70"/>
     </w:p>
     <w:sectPr>
-      <w:headerReference w:type="even" r:id="rId66"/>
-      <w:headerReference w:type="default" r:id="rId67"/>
-      <w:footerReference w:type="even" r:id="rId68"/>
+      <w:headerReference w:type="even" r:id="rId67"/>
+      <w:headerReference w:type="default" r:id="rId68"/>
+      <w:footerReference w:type="even" r:id="rId69"/>
       <w:pgSz w:w="11910" w:h="16840"/>
       <w:pgMar w:top="1920" w:right="992" w:bottom="280" w:left="1559" w:header="0" w:footer="0" w:gutter="0"/>
       <w:cols w:space="720"/>
@@ -60169,7 +60130,621 @@
       <w:bCs/>
     </w:rPr>
   </w:style>
+  <w:style w:type="character" w:styleId="TextodoEspaoReservado">
+    <w:name w:val="Placeholder Text"/>
+    <w:basedOn w:val="Fontepargpadro"/>
+    <w:uiPriority w:val="99"/>
+    <w:semiHidden/>
+    <w:rsid w:val="00615868"/>
+    <w:rPr>
+      <w:color w:val="808080"/>
+    </w:rPr>
+  </w:style>
 </w:styles>
+</file>
+
+<file path=word/glossary/document.xml><?xml version="1.0" encoding="utf-8"?>
+<w:glossaryDocument xmlns:wpc="http://schemas.microsoft.com/office/word/2010/wordprocessingCanvas" xmlns:cx="http://schemas.microsoft.com/office/drawing/2014/chartex" xmlns:cx1="http://schemas.microsoft.com/office/drawing/2015/9/8/chartex" xmlns:cx2="http://schemas.microsoft.com/office/drawing/2015/10/21/chartex" xmlns:cx3="http://schemas.microsoft.com/office/drawing/2016/5/9/chartex" xmlns:cx4="http://schemas.microsoft.com/office/drawing/2016/5/10/chartex" xmlns:cx5="http://schemas.microsoft.com/office/drawing/2016/5/11/chartex" xmlns:cx6="http://schemas.microsoft.com/office/drawing/2016/5/12/chartex" xmlns:cx7="http://schemas.microsoft.com/office/drawing/2016/5/13/chartex" xmlns:cx8="http://schemas.microsoft.com/office/drawing/2016/5/14/chartex" xmlns:mc="http://schemas.openxmlformats.org/markup-compatibility/2006" xmlns:aink="http://schemas.microsoft.com/office/drawing/2016/ink" xmlns:am3d="http://schemas.microsoft.com/office/drawing/2017/model3d" xmlns:o="urn:schemas-microsoft-com:office:office" xmlns:r="http://schemas.openxmlformats.org/officeDocument/2006/relationships" xmlns:m="http://schemas.openxmlformats.org/officeDocument/2006/math" xmlns:v="urn:schemas-microsoft-com:vml" xmlns:wp14="http://schemas.microsoft.com/office/word/2010/wordprocessingDrawing" xmlns:wp="http://schemas.openxmlformats.org/drawingml/2006/wordprocessingDrawing" xmlns:w10="urn:schemas-microsoft-com:office:word" xmlns:w="http://schemas.openxmlformats.org/wordprocessingml/2006/main" xmlns:w14="http://schemas.microsoft.com/office/word/2010/wordml" xmlns:w15="http://schemas.microsoft.com/office/word/2012/wordml" xmlns:w16cid="http://schemas.microsoft.com/office/word/2016/wordml/cid" xmlns:w16se="http://schemas.microsoft.com/office/word/2015/wordml/symex" xmlns:wpg="http://schemas.microsoft.com/office/word/2010/wordprocessingGroup" xmlns:wpi="http://schemas.microsoft.com/office/word/2010/wordprocessingInk" xmlns:wne="http://schemas.microsoft.com/office/word/2006/wordml" xmlns:wps="http://schemas.microsoft.com/office/word/2010/wordprocessingShape" mc:Ignorable="w14 w15 w16se w16cid wp14">
+  <w:docParts>
+    <w:docPart>
+      <w:docPartPr>
+        <w:name w:val="DefaultPlaceholder_-1854013440"/>
+        <w:category>
+          <w:name w:val="Geral"/>
+          <w:gallery w:val="placeholder"/>
+        </w:category>
+        <w:types>
+          <w:type w:val="bbPlcHdr"/>
+        </w:types>
+        <w:behaviors>
+          <w:behavior w:val="content"/>
+        </w:behaviors>
+        <w:guid w:val="{979E0AA6-9818-4D34-AC41-2023349178B6}"/>
+      </w:docPartPr>
+      <w:docPartBody>
+        <w:p>
+          <w:r>
+            <w:rPr>
+              <w:rStyle w:val="TextodoEspaoReservado"/>
+            </w:rPr>
+            <w:t>Clique ou toque aqui para inserir o texto.</w:t>
+          </w:r>
+        </w:p>
+      </w:docPartBody>
+    </w:docPart>
+  </w:docParts>
+</w:glossaryDocument>
+</file>
+
+<file path=word/glossary/fontTable.xml><?xml version="1.0" encoding="utf-8"?>
+<w:fonts xmlns:mc="http://schemas.openxmlformats.org/markup-compatibility/2006" xmlns:r="http://schemas.openxmlformats.org/officeDocument/2006/relationships" xmlns:w="http://schemas.openxmlformats.org/wordprocessingml/2006/main" xmlns:w14="http://schemas.microsoft.com/office/word/2010/wordml" xmlns:w15="http://schemas.microsoft.com/office/word/2012/wordml" xmlns:w16cid="http://schemas.microsoft.com/office/word/2016/wordml/cid" xmlns:w16se="http://schemas.microsoft.com/office/word/2015/wordml/symex" mc:Ignorable="w14 w15 w16se w16cid">
+  <w:font w:name="Georgia">
+    <w:altName w:val="Georgia"/>
+    <w:panose1 w:val="02040502050405020303"/>
+    <w:charset w:val="00"/>
+    <w:family w:val="roman"/>
+    <w:pitch w:val="variable"/>
+    <w:sig w:usb0="00000287" w:usb1="00000000" w:usb2="00000000" w:usb3="00000000" w:csb0="0000009F" w:csb1="00000000"/>
+  </w:font>
+  <w:font w:name="Times New Roman">
+    <w:panose1 w:val="02020603050405020304"/>
+    <w:charset w:val="00"/>
+    <w:family w:val="roman"/>
+    <w:pitch w:val="variable"/>
+    <w:sig w:usb0="E0002EFF" w:usb1="C000785B" w:usb2="00000009" w:usb3="00000000" w:csb0="000001FF" w:csb1="00000000"/>
+  </w:font>
+  <w:font w:name="Palatino Linotype">
+    <w:panose1 w:val="02040502050505030304"/>
+    <w:charset w:val="00"/>
+    <w:family w:val="roman"/>
+    <w:pitch w:val="variable"/>
+    <w:sig w:usb0="E0000287" w:usb1="40000013" w:usb2="00000000" w:usb3="00000000" w:csb0="0000019F" w:csb1="00000000"/>
+  </w:font>
+  <w:font w:name="Arial">
+    <w:panose1 w:val="020B0604020202020204"/>
+    <w:charset w:val="00"/>
+    <w:family w:val="swiss"/>
+    <w:pitch w:val="variable"/>
+    <w:sig w:usb0="E0002EFF" w:usb1="C000785B" w:usb2="00000009" w:usb3="00000000" w:csb0="000001FF" w:csb1="00000000"/>
+  </w:font>
+  <w:font w:name="Tahoma">
+    <w:altName w:val="Tahoma"/>
+    <w:panose1 w:val="020B0604030504040204"/>
+    <w:charset w:val="01"/>
+    <w:family w:val="swiss"/>
+    <w:pitch w:val="variable"/>
+    <w:sig w:usb0="E1002EFF" w:usb1="C000605B" w:usb2="00000029" w:usb3="00000000" w:csb0="000101FF" w:csb1="00000000"/>
+  </w:font>
+  <w:font w:name="Arial Black">
+    <w:altName w:val="Arial Black"/>
+    <w:panose1 w:val="020B0A04020102020204"/>
+    <w:charset w:val="00"/>
+    <w:family w:val="swiss"/>
+    <w:pitch w:val="variable"/>
+    <w:sig w:usb0="A00002AF" w:usb1="400078FB" w:usb2="00000000" w:usb3="00000000" w:csb0="0000009F" w:csb1="00000000"/>
+  </w:font>
+  <w:font w:name="Calibri">
+    <w:panose1 w:val="020F0502020204030204"/>
+    <w:charset w:val="00"/>
+    <w:family w:val="swiss"/>
+    <w:pitch w:val="variable"/>
+    <w:sig w:usb0="E4002EFF" w:usb1="C200247B" w:usb2="00000009" w:usb3="00000000" w:csb0="000001FF" w:csb1="00000000"/>
+  </w:font>
+  <w:font w:name="Roboto">
+    <w:altName w:val="Arial"/>
+    <w:charset w:val="01"/>
+    <w:family w:val="auto"/>
+    <w:pitch w:val="variable"/>
+  </w:font>
+  <w:font w:name="Lucida Sans Unicode">
+    <w:altName w:val="Lucida Sans Unicode"/>
+    <w:panose1 w:val="020B0602030504020204"/>
+    <w:charset w:val="00"/>
+    <w:family w:val="swiss"/>
+    <w:pitch w:val="variable"/>
+    <w:sig w:usb0="80000AFF" w:usb1="0000396B" w:usb2="00000000" w:usb3="00000000" w:csb0="000000BF" w:csb1="00000000"/>
+  </w:font>
+  <w:font w:name="Cambria">
+    <w:panose1 w:val="02040503050406030204"/>
+    <w:charset w:val="00"/>
+    <w:family w:val="roman"/>
+    <w:pitch w:val="variable"/>
+    <w:sig w:usb0="E00006FF" w:usb1="420024FF" w:usb2="02000000" w:usb3="00000000" w:csb0="0000019F" w:csb1="00000000"/>
+  </w:font>
+  <w:font w:name="Calibri Light">
+    <w:panose1 w:val="020F0302020204030204"/>
+    <w:charset w:val="00"/>
+    <w:family w:val="swiss"/>
+    <w:pitch w:val="variable"/>
+    <w:sig w:usb0="E4002EFF" w:usb1="C200247B" w:usb2="00000009" w:usb3="00000000" w:csb0="000001FF" w:csb1="00000000"/>
+  </w:font>
+</w:fonts>
+</file>
+
+<file path=word/glossary/settings.xml><?xml version="1.0" encoding="utf-8"?>
+<w:settings xmlns:mc="http://schemas.openxmlformats.org/markup-compatibility/2006" xmlns:o="urn:schemas-microsoft-com:office:office" xmlns:r="http://schemas.openxmlformats.org/officeDocument/2006/relationships" xmlns:m="http://schemas.openxmlformats.org/officeDocument/2006/math" xmlns:v="urn:schemas-microsoft-com:vml" xmlns:w10="urn:schemas-microsoft-com:office:word" xmlns:w="http://schemas.openxmlformats.org/wordprocessingml/2006/main" xmlns:w14="http://schemas.microsoft.com/office/word/2010/wordml" xmlns:w15="http://schemas.microsoft.com/office/word/2012/wordml" xmlns:w16cid="http://schemas.microsoft.com/office/word/2016/wordml/cid" xmlns:w16se="http://schemas.microsoft.com/office/word/2015/wordml/symex" xmlns:sl="http://schemas.openxmlformats.org/schemaLibrary/2006/main" mc:Ignorable="w14 w15 w16se w16cid">
+  <w:view w:val="normal"/>
+  <w:defaultTabStop w:val="708"/>
+  <w:hyphenationZone w:val="425"/>
+  <w:characterSpacingControl w:val="doNotCompress"/>
+  <w:compat>
+    <w:useFELayout/>
+    <w:compatSetting w:name="compatibilityMode" w:uri="http://schemas.microsoft.com/office/word" w:val="15"/>
+    <w:compatSetting w:name="overrideTableStyleFontSizeAndJustification" w:uri="http://schemas.microsoft.com/office/word" w:val="1"/>
+    <w:compatSetting w:name="enableOpenTypeFeatures" w:uri="http://schemas.microsoft.com/office/word" w:val="1"/>
+    <w:compatSetting w:name="doNotFlipMirrorIndents" w:uri="http://schemas.microsoft.com/office/word" w:val="1"/>
+    <w:compatSetting w:name="differentiateMultirowTableHeaders" w:uri="http://schemas.microsoft.com/office/word" w:val="1"/>
+    <w:compatSetting w:name="useWord2013TrackBottomHyphenation" w:uri="http://schemas.microsoft.com/office/word" w:val="0"/>
+  </w:compat>
+  <w:rsids>
+    <w:rsidRoot w:val="000040FF"/>
+    <w:rsid w:val="000040FF"/>
+  </w:rsids>
+  <m:mathPr>
+    <m:mathFont m:val="Cambria Math"/>
+    <m:brkBin m:val="before"/>
+    <m:brkBinSub m:val="--"/>
+    <m:smallFrac m:val="0"/>
+    <m:dispDef/>
+    <m:lMargin m:val="0"/>
+    <m:rMargin m:val="0"/>
+    <m:defJc m:val="centerGroup"/>
+    <m:wrapIndent m:val="1440"/>
+    <m:intLim m:val="subSup"/>
+    <m:naryLim m:val="undOvr"/>
+  </m:mathPr>
+  <w:themeFontLang w:val="pt-BR"/>
+  <w:clrSchemeMapping w:bg1="light1" w:t1="dark1" w:bg2="light2" w:t2="dark2" w:accent1="accent1" w:accent2="accent2" w:accent3="accent3" w:accent4="accent4" w:accent5="accent5" w:accent6="accent6" w:hyperlink="hyperlink" w:followedHyperlink="followedHyperlink"/>
+  <w:decimalSymbol w:val=","/>
+  <w:listSeparator w:val=";"/>
+  <w15:chartTrackingRefBased/>
+</w:settings>
+</file>
+
+<file path=word/glossary/styles.xml><?xml version="1.0" encoding="utf-8"?>
+<w:styles xmlns:mc="http://schemas.openxmlformats.org/markup-compatibility/2006" xmlns:r="http://schemas.openxmlformats.org/officeDocument/2006/relationships" xmlns:w="http://schemas.openxmlformats.org/wordprocessingml/2006/main" xmlns:w14="http://schemas.microsoft.com/office/word/2010/wordml" xmlns:w15="http://schemas.microsoft.com/office/word/2012/wordml" xmlns:w16cid="http://schemas.microsoft.com/office/word/2016/wordml/cid" xmlns:w16se="http://schemas.microsoft.com/office/word/2015/wordml/symex" mc:Ignorable="w14 w15 w16se w16cid">
+  <w:docDefaults>
+    <w:rPrDefault>
+      <w:rPr>
+        <w:rFonts w:asciiTheme="minorHAnsi" w:eastAsiaTheme="minorEastAsia" w:hAnsiTheme="minorHAnsi" w:cstheme="minorBidi"/>
+        <w:sz w:val="22"/>
+        <w:szCs w:val="22"/>
+        <w:lang w:val="pt-BR" w:eastAsia="pt-BR" w:bidi="ar-SA"/>
+      </w:rPr>
+    </w:rPrDefault>
+    <w:pPrDefault>
+      <w:pPr>
+        <w:spacing w:after="160" w:line="259" w:lineRule="auto"/>
+      </w:pPr>
+    </w:pPrDefault>
+  </w:docDefaults>
+  <w:latentStyles w:defLockedState="0" w:defUIPriority="99" w:defSemiHidden="0" w:defUnhideWhenUsed="0" w:defQFormat="0" w:count="376">
+    <w:lsdException w:name="Normal" w:uiPriority="0" w:qFormat="1"/>
+    <w:lsdException w:name="heading 1" w:uiPriority="9" w:qFormat="1"/>
+    <w:lsdException w:name="heading 2" w:semiHidden="1" w:uiPriority="9" w:unhideWhenUsed="1" w:qFormat="1"/>
+    <w:lsdException w:name="heading 3" w:semiHidden="1" w:uiPriority="9" w:unhideWhenUsed="1" w:qFormat="1"/>
+    <w:lsdException w:name="heading 4" w:semiHidden="1" w:uiPriority="9" w:unhideWhenUsed="1" w:qFormat="1"/>
+    <w:lsdException w:name="heading 5" w:semiHidden="1" w:uiPriority="9" w:unhideWhenUsed="1" w:qFormat="1"/>
+    <w:lsdException w:name="heading 6" w:semiHidden="1" w:uiPriority="9" w:unhideWhenUsed="1" w:qFormat="1"/>
+    <w:lsdException w:name="heading 7" w:semiHidden="1" w:uiPriority="9" w:unhideWhenUsed="1" w:qFormat="1"/>
+    <w:lsdException w:name="heading 8" w:semiHidden="1" w:uiPriority="9" w:unhideWhenUsed="1" w:qFormat="1"/>
+    <w:lsdException w:name="heading 9" w:semiHidden="1" w:uiPriority="9" w:unhideWhenUsed="1" w:qFormat="1"/>
+    <w:lsdException w:name="index 1" w:semiHidden="1" w:unhideWhenUsed="1"/>
+    <w:lsdException w:name="index 2" w:semiHidden="1" w:unhideWhenUsed="1"/>
+    <w:lsdException w:name="index 3" w:semiHidden="1" w:unhideWhenUsed="1"/>
+    <w:lsdException w:name="index 4" w:semiHidden="1" w:unhideWhenUsed="1"/>
+    <w:lsdException w:name="index 5" w:semiHidden="1" w:unhideWhenUsed="1"/>
+    <w:lsdException w:name="index 6" w:semiHidden="1" w:unhideWhenUsed="1"/>
+    <w:lsdException w:name="index 7" w:semiHidden="1" w:unhideWhenUsed="1"/>
+    <w:lsdException w:name="index 8" w:semiHidden="1" w:unhideWhenUsed="1"/>
+    <w:lsdException w:name="index 9" w:semiHidden="1" w:unhideWhenUsed="1"/>
+    <w:lsdException w:name="toc 1" w:semiHidden="1" w:uiPriority="39" w:unhideWhenUsed="1"/>
+    <w:lsdException w:name="toc 2" w:semiHidden="1" w:uiPriority="39" w:unhideWhenUsed="1"/>
+    <w:lsdException w:name="toc 3" w:semiHidden="1" w:uiPriority="39" w:unhideWhenUsed="1"/>
+    <w:lsdException w:name="toc 4" w:semiHidden="1" w:uiPriority="39" w:unhideWhenUsed="1"/>
+    <w:lsdException w:name="toc 5" w:semiHidden="1" w:uiPriority="39" w:unhideWhenUsed="1"/>
+    <w:lsdException w:name="toc 6" w:semiHidden="1" w:uiPriority="39" w:unhideWhenUsed="1"/>
+    <w:lsdException w:name="toc 7" w:semiHidden="1" w:uiPriority="39" w:unhideWhenUsed="1"/>
+    <w:lsdException w:name="toc 8" w:semiHidden="1" w:uiPriority="39" w:unhideWhenUsed="1"/>
+    <w:lsdException w:name="toc 9" w:semiHidden="1" w:uiPriority="39" w:unhideWhenUsed="1"/>
+    <w:lsdException w:name="Normal Indent" w:semiHidden="1" w:unhideWhenUsed="1"/>
+    <w:lsdException w:name="footnote text" w:semiHidden="1" w:unhideWhenUsed="1"/>
+    <w:lsdException w:name="annotation text" w:semiHidden="1" w:unhideWhenUsed="1"/>
+    <w:lsdException w:name="header" w:semiHidden="1" w:unhideWhenUsed="1"/>
+    <w:lsdException w:name="footer" w:semiHidden="1" w:unhideWhenUsed="1"/>
+    <w:lsdException w:name="index heading" w:semiHidden="1" w:unhideWhenUsed="1"/>
+    <w:lsdException w:name="caption" w:semiHidden="1" w:uiPriority="35" w:unhideWhenUsed="1" w:qFormat="1"/>
+    <w:lsdException w:name="table of figures" w:semiHidden="1" w:unhideWhenUsed="1"/>
+    <w:lsdException w:name="envelope address" w:semiHidden="1" w:unhideWhenUsed="1"/>
+    <w:lsdException w:name="envelope return" w:semiHidden="1" w:unhideWhenUsed="1"/>
+    <w:lsdException w:name="footnote reference" w:semiHidden="1" w:unhideWhenUsed="1"/>
+    <w:lsdException w:name="annotation reference" w:semiHidden="1" w:unhideWhenUsed="1"/>
+    <w:lsdException w:name="line number" w:semiHidden="1" w:unhideWhenUsed="1"/>
+    <w:lsdException w:name="page number" w:semiHidden="1" w:unhideWhenUsed="1"/>
+    <w:lsdException w:name="endnote reference" w:semiHidden="1" w:unhideWhenUsed="1"/>
+    <w:lsdException w:name="endnote text" w:semiHidden="1" w:unhideWhenUsed="1"/>
+    <w:lsdException w:name="table of authorities" w:semiHidden="1" w:unhideWhenUsed="1"/>
+    <w:lsdException w:name="macro" w:semiHidden="1" w:unhideWhenUsed="1"/>
+    <w:lsdException w:name="toa heading" w:semiHidden="1" w:unhideWhenUsed="1"/>
+    <w:lsdException w:name="List" w:semiHidden="1" w:unhideWhenUsed="1"/>
+    <w:lsdException w:name="List Bullet" w:semiHidden="1" w:unhideWhenUsed="1"/>
+    <w:lsdException w:name="List Number" w:semiHidden="1" w:unhideWhenUsed="1"/>
+    <w:lsdException w:name="List 2" w:semiHidden="1" w:unhideWhenUsed="1"/>
+    <w:lsdException w:name="List 3" w:semiHidden="1" w:unhideWhenUsed="1"/>
+    <w:lsdException w:name="List 4" w:semiHidden="1" w:unhideWhenUsed="1"/>
+    <w:lsdException w:name="List 5" w:semiHidden="1" w:unhideWhenUsed="1"/>
+    <w:lsdException w:name="List Bullet 2" w:semiHidden="1" w:unhideWhenUsed="1"/>
+    <w:lsdException w:name="List Bullet 3" w:semiHidden="1" w:unhideWhenUsed="1"/>
+    <w:lsdException w:name="List Bullet 4" w:semiHidden="1" w:unhideWhenUsed="1"/>
+    <w:lsdException w:name="List Bullet 5" w:semiHidden="1" w:unhideWhenUsed="1"/>
+    <w:lsdException w:name="List Number 2" w:semiHidden="1" w:unhideWhenUsed="1"/>
+    <w:lsdException w:name="List Number 3" w:semiHidden="1" w:unhideWhenUsed="1"/>
+    <w:lsdException w:name="List Number 4" w:semiHidden="1" w:unhideWhenUsed="1"/>
+    <w:lsdException w:name="List Number 5" w:semiHidden="1" w:unhideWhenUsed="1"/>
+    <w:lsdException w:name="Title" w:uiPriority="10" w:qFormat="1"/>
+    <w:lsdException w:name="Closing" w:semiHidden="1" w:unhideWhenUsed="1"/>
+    <w:lsdException w:name="Signature" w:semiHidden="1" w:unhideWhenUsed="1"/>
+    <w:lsdException w:name="Default Paragraph Font" w:semiHidden="1" w:uiPriority="1" w:unhideWhenUsed="1"/>
+    <w:lsdException w:name="Body Text" w:semiHidden="1" w:unhideWhenUsed="1"/>
+    <w:lsdException w:name="Body Text Indent" w:semiHidden="1" w:unhideWhenUsed="1"/>
+    <w:lsdException w:name="List Continue" w:semiHidden="1" w:unhideWhenUsed="1"/>
+    <w:lsdException w:name="List Continue 2" w:semiHidden="1" w:unhideWhenUsed="1"/>
+    <w:lsdException w:name="List Continue 3" w:semiHidden="1" w:unhideWhenUsed="1"/>
+    <w:lsdException w:name="List Continue 4" w:semiHidden="1" w:unhideWhenUsed="1"/>
+    <w:lsdException w:name="List Continue 5" w:semiHidden="1" w:unhideWhenUsed="1"/>
+    <w:lsdException w:name="Message Header" w:semiHidden="1" w:unhideWhenUsed="1"/>
+    <w:lsdException w:name="Subtitle" w:uiPriority="11" w:qFormat="1"/>
+    <w:lsdException w:name="Salutation" w:semiHidden="1" w:unhideWhenUsed="1"/>
+    <w:lsdException w:name="Date" w:semiHidden="1" w:unhideWhenUsed="1"/>
+    <w:lsdException w:name="Body Text First Indent" w:semiHidden="1" w:unhideWhenUsed="1"/>
+    <w:lsdException w:name="Body Text First Indent 2" w:semiHidden="1" w:unhideWhenUsed="1"/>
+    <w:lsdException w:name="Note Heading" w:semiHidden="1" w:unhideWhenUsed="1"/>
+    <w:lsdException w:name="Body Text 2" w:semiHidden="1" w:unhideWhenUsed="1"/>
+    <w:lsdException w:name="Body Text 3" w:semiHidden="1" w:unhideWhenUsed="1"/>
+    <w:lsdException w:name="Body Text Indent 2" w:semiHidden="1" w:unhideWhenUsed="1"/>
+    <w:lsdException w:name="Body Text Indent 3" w:semiHidden="1" w:unhideWhenUsed="1"/>
+    <w:lsdException w:name="Block Text" w:semiHidden="1" w:unhideWhenUsed="1"/>
+    <w:lsdException w:name="Hyperlink" w:semiHidden="1" w:unhideWhenUsed="1"/>
+    <w:lsdException w:name="FollowedHyperlink" w:semiHidden="1" w:unhideWhenUsed="1"/>
+    <w:lsdException w:name="Strong" w:uiPriority="22" w:qFormat="1"/>
+    <w:lsdException w:name="Emphasis" w:uiPriority="20" w:qFormat="1"/>
+    <w:lsdException w:name="Document Map" w:semiHidden="1" w:unhideWhenUsed="1"/>
+    <w:lsdException w:name="Plain Text" w:semiHidden="1" w:unhideWhenUsed="1"/>
+    <w:lsdException w:name="E-mail Signature" w:semiHidden="1" w:unhideWhenUsed="1"/>
+    <w:lsdException w:name="HTML Top of Form" w:semiHidden="1" w:unhideWhenUsed="1"/>
+    <w:lsdException w:name="HTML Bottom of Form" w:semiHidden="1" w:unhideWhenUsed="1"/>
+    <w:lsdException w:name="Normal (Web)" w:semiHidden="1" w:unhideWhenUsed="1"/>
+    <w:lsdException w:name="HTML Acronym" w:semiHidden="1" w:unhideWhenUsed="1"/>
+    <w:lsdException w:name="HTML Address" w:semiHidden="1" w:unhideWhenUsed="1"/>
+    <w:lsdException w:name="HTML Cite" w:semiHidden="1" w:unhideWhenUsed="1"/>
+    <w:lsdException w:name="HTML Code" w:semiHidden="1" w:unhideWhenUsed="1"/>
+    <w:lsdException w:name="HTML Definition" w:semiHidden="1" w:unhideWhenUsed="1"/>
+    <w:lsdException w:name="HTML Keyboard" w:semiHidden="1" w:unhideWhenUsed="1"/>
+    <w:lsdException w:name="HTML Preformatted" w:semiHidden="1" w:unhideWhenUsed="1"/>
+    <w:lsdException w:name="HTML Sample" w:semiHidden="1" w:unhideWhenUsed="1"/>
+    <w:lsdException w:name="HTML Typewriter" w:semiHidden="1" w:unhideWhenUsed="1"/>
+    <w:lsdException w:name="HTML Variable" w:semiHidden="1" w:unhideWhenUsed="1"/>
+    <w:lsdException w:name="Normal Table" w:semiHidden="1" w:unhideWhenUsed="1"/>
+    <w:lsdException w:name="annotation subject" w:semiHidden="1" w:unhideWhenUsed="1"/>
+    <w:lsdException w:name="No List" w:semiHidden="1" w:unhideWhenUsed="1"/>
+    <w:lsdException w:name="Outline List 1" w:semiHidden="1" w:unhideWhenUsed="1"/>
+    <w:lsdException w:name="Outline List 2" w:semiHidden="1" w:unhideWhenUsed="1"/>
+    <w:lsdException w:name="Outline List 3" w:semiHidden="1" w:unhideWhenUsed="1"/>
+    <w:lsdException w:name="Table Simple 1" w:semiHidden="1" w:unhideWhenUsed="1"/>
+    <w:lsdException w:name="Table Simple 2" w:semiHidden="1" w:unhideWhenUsed="1"/>
+    <w:lsdException w:name="Table Simple 3" w:semiHidden="1" w:unhideWhenUsed="1"/>
+    <w:lsdException w:name="Table Classic 1" w:semiHidden="1" w:unhideWhenUsed="1"/>
+    <w:lsdException w:name="Table Classic 2" w:semiHidden="1" w:unhideWhenUsed="1"/>
+    <w:lsdException w:name="Table Classic 3" w:semiHidden="1" w:unhideWhenUsed="1"/>
+    <w:lsdException w:name="Table Classic 4" w:semiHidden="1" w:unhideWhenUsed="1"/>
+    <w:lsdException w:name="Table Colorful 1" w:semiHidden="1" w:unhideWhenUsed="1"/>
+    <w:lsdException w:name="Table Colorful 2" w:semiHidden="1" w:unhideWhenUsed="1"/>
+    <w:lsdException w:name="Table Colorful 3" w:semiHidden="1" w:unhideWhenUsed="1"/>
+    <w:lsdException w:name="Table Columns 1" w:semiHidden="1" w:unhideWhenUsed="1"/>
+    <w:lsdException w:name="Table Columns 2" w:semiHidden="1" w:unhideWhenUsed="1"/>
+    <w:lsdException w:name="Table Columns 3" w:semiHidden="1" w:unhideWhenUsed="1"/>
+    <w:lsdException w:name="Table Columns 4" w:semiHidden="1" w:unhideWhenUsed="1"/>
+    <w:lsdException w:name="Table Columns 5" w:semiHidden="1" w:unhideWhenUsed="1"/>
+    <w:lsdException w:name="Table Grid 1" w:semiHidden="1" w:unhideWhenUsed="1"/>
+    <w:lsdException w:name="Table Grid 2" w:semiHidden="1" w:unhideWhenUsed="1"/>
+    <w:lsdException w:name="Table Grid 3" w:semiHidden="1" w:unhideWhenUsed="1"/>
+    <w:lsdException w:name="Table Grid 4" w:semiHidden="1" w:unhideWhenUsed="1"/>
+    <w:lsdException w:name="Table Grid 5" w:semiHidden="1" w:unhideWhenUsed="1"/>
+    <w:lsdException w:name="Table Grid 6" w:semiHidden="1" w:unhideWhenUsed="1"/>
+    <w:lsdException w:name="Table Grid 7" w:semiHidden="1" w:unhideWhenUsed="1"/>
+    <w:lsdException w:name="Table Grid 8" w:semiHidden="1" w:unhideWhenUsed="1"/>
+    <w:lsdException w:name="Table List 1" w:semiHidden="1" w:unhideWhenUsed="1"/>
+    <w:lsdException w:name="Table List 2" w:semiHidden="1" w:unhideWhenUsed="1"/>
+    <w:lsdException w:name="Table List 3" w:semiHidden="1" w:unhideWhenUsed="1"/>
+    <w:lsdException w:name="Table List 4" w:semiHidden="1" w:unhideWhenUsed="1"/>
+    <w:lsdException w:name="Table List 5" w:semiHidden="1" w:unhideWhenUsed="1"/>
+    <w:lsdException w:name="Table List 6" w:semiHidden="1" w:unhideWhenUsed="1"/>
+    <w:lsdException w:name="Table List 7" w:semiHidden="1" w:unhideWhenUsed="1"/>
+    <w:lsdException w:name="Table List 8" w:semiHidden="1" w:unhideWhenUsed="1"/>
+    <w:lsdException w:name="Table 3D effects 1" w:semiHidden="1" w:unhideWhenUsed="1"/>
+    <w:lsdException w:name="Table 3D effects 2" w:semiHidden="1" w:unhideWhenUsed="1"/>
+    <w:lsdException w:name="Table 3D effects 3" w:semiHidden="1" w:unhideWhenUsed="1"/>
+    <w:lsdException w:name="Table Contemporary" w:semiHidden="1" w:unhideWhenUsed="1"/>
+    <w:lsdException w:name="Table Elegant" w:semiHidden="1" w:unhideWhenUsed="1"/>
+    <w:lsdException w:name="Table Professional" w:semiHidden="1" w:unhideWhenUsed="1"/>
+    <w:lsdException w:name="Table Subtle 1" w:semiHidden="1" w:unhideWhenUsed="1"/>
+    <w:lsdException w:name="Table Subtle 2" w:semiHidden="1" w:unhideWhenUsed="1"/>
+    <w:lsdException w:name="Table Web 1" w:semiHidden="1" w:unhideWhenUsed="1"/>
+    <w:lsdException w:name="Table Web 2" w:semiHidden="1" w:unhideWhenUsed="1"/>
+    <w:lsdException w:name="Table Web 3" w:semiHidden="1" w:unhideWhenUsed="1"/>
+    <w:lsdException w:name="Balloon Text" w:semiHidden="1" w:unhideWhenUsed="1"/>
+    <w:lsdException w:name="Table Grid" w:uiPriority="39"/>
+    <w:lsdException w:name="Table Theme" w:semiHidden="1" w:unhideWhenUsed="1"/>
+    <w:lsdException w:name="Placeholder Text" w:semiHidden="1"/>
+    <w:lsdException w:name="No Spacing" w:uiPriority="1" w:qFormat="1"/>
+    <w:lsdException w:name="Light Shading" w:uiPriority="60"/>
+    <w:lsdException w:name="Light List" w:uiPriority="61"/>
+    <w:lsdException w:name="Light Grid" w:uiPriority="62"/>
+    <w:lsdException w:name="Medium Shading 1" w:uiPriority="63"/>
+    <w:lsdException w:name="Medium Shading 2" w:uiPriority="64"/>
+    <w:lsdException w:name="Medium List 1" w:uiPriority="65"/>
+    <w:lsdException w:name="Medium List 2" w:uiPriority="66"/>
+    <w:lsdException w:name="Medium Grid 1" w:uiPriority="67"/>
+    <w:lsdException w:name="Medium Grid 2" w:uiPriority="68"/>
+    <w:lsdException w:name="Medium Grid 3" w:uiPriority="69"/>
+    <w:lsdException w:name="Dark List" w:uiPriority="70"/>
+    <w:lsdException w:name="Colorful Shading" w:uiPriority="71"/>
+    <w:lsdException w:name="Colorful List" w:uiPriority="72"/>
+    <w:lsdException w:name="Colorful Grid" w:uiPriority="73"/>
+    <w:lsdException w:name="Light Shading Accent 1" w:uiPriority="60"/>
+    <w:lsdException w:name="Light List Accent 1" w:uiPriority="61"/>
+    <w:lsdException w:name="Light Grid Accent 1" w:uiPriority="62"/>
+    <w:lsdException w:name="Medium Shading 1 Accent 1" w:uiPriority="63"/>
+    <w:lsdException w:name="Medium Shading 2 Accent 1" w:uiPriority="64"/>
+    <w:lsdException w:name="Medium List 1 Accent 1" w:uiPriority="65"/>
+    <w:lsdException w:name="Revision" w:semiHidden="1"/>
+    <w:lsdException w:name="List Paragraph" w:uiPriority="34" w:qFormat="1"/>
+    <w:lsdException w:name="Quote" w:uiPriority="29" w:qFormat="1"/>
+    <w:lsdException w:name="Intense Quote" w:uiPriority="30" w:qFormat="1"/>
+    <w:lsdException w:name="Medium List 2 Accent 1" w:uiPriority="66"/>
+    <w:lsdException w:name="Medium Grid 1 Accent 1" w:uiPriority="67"/>
+    <w:lsdException w:name="Medium Grid 2 Accent 1" w:uiPriority="68"/>
+    <w:lsdException w:name="Medium Grid 3 Accent 1" w:uiPriority="69"/>
+    <w:lsdException w:name="Dark List Accent 1" w:uiPriority="70"/>
+    <w:lsdException w:name="Colorful Shading Accent 1" w:uiPriority="71"/>
+    <w:lsdException w:name="Colorful List Accent 1" w:uiPriority="72"/>
+    <w:lsdException w:name="Colorful Grid Accent 1" w:uiPriority="73"/>
+    <w:lsdException w:name="Light Shading Accent 2" w:uiPriority="60"/>
+    <w:lsdException w:name="Light List Accent 2" w:uiPriority="61"/>
+    <w:lsdException w:name="Light Grid Accent 2" w:uiPriority="62"/>
+    <w:lsdException w:name="Medium Shading 1 Accent 2" w:uiPriority="63"/>
+    <w:lsdException w:name="Medium Shading 2 Accent 2" w:uiPriority="64"/>
+    <w:lsdException w:name="Medium List 1 Accent 2" w:uiPriority="65"/>
+    <w:lsdException w:name="Medium List 2 Accent 2" w:uiPriority="66"/>
+    <w:lsdException w:name="Medium Grid 1 Accent 2" w:uiPriority="67"/>
+    <w:lsdException w:name="Medium Grid 2 Accent 2" w:uiPriority="68"/>
+    <w:lsdException w:name="Medium Grid 3 Accent 2" w:uiPriority="69"/>
+    <w:lsdException w:name="Dark List Accent 2" w:uiPriority="70"/>
+    <w:lsdException w:name="Colorful Shading Accent 2" w:uiPriority="71"/>
+    <w:lsdException w:name="Colorful List Accent 2" w:uiPriority="72"/>
+    <w:lsdException w:name="Colorful Grid Accent 2" w:uiPriority="73"/>
+    <w:lsdException w:name="Light Shading Accent 3" w:uiPriority="60"/>
+    <w:lsdException w:name="Light List Accent 3" w:uiPriority="61"/>
+    <w:lsdException w:name="Light Grid Accent 3" w:uiPriority="62"/>
+    <w:lsdException w:name="Medium Shading 1 Accent 3" w:uiPriority="63"/>
+    <w:lsdException w:name="Medium Shading 2 Accent 3" w:uiPriority="64"/>
+    <w:lsdException w:name="Medium List 1 Accent 3" w:uiPriority="65"/>
+    <w:lsdException w:name="Medium List 2 Accent 3" w:uiPriority="66"/>
+    <w:lsdException w:name="Medium Grid 1 Accent 3" w:uiPriority="67"/>
+    <w:lsdException w:name="Medium Grid 2 Accent 3" w:uiPriority="68"/>
+    <w:lsdException w:name="Medium Grid 3 Accent 3" w:uiPriority="69"/>
+    <w:lsdException w:name="Dark List Accent 3" w:uiPriority="70"/>
+    <w:lsdException w:name="Colorful Shading Accent 3" w:uiPriority="71"/>
+    <w:lsdException w:name="Colorful List Accent 3" w:uiPriority="72"/>
+    <w:lsdException w:name="Colorful Grid Accent 3" w:uiPriority="73"/>
+    <w:lsdException w:name="Light Shading Accent 4" w:uiPriority="60"/>
+    <w:lsdException w:name="Light List Accent 4" w:uiPriority="61"/>
+    <w:lsdException w:name="Light Grid Accent 4" w:uiPriority="62"/>
+    <w:lsdException w:name="Medium Shading 1 Accent 4" w:uiPriority="63"/>
+    <w:lsdException w:name="Medium Shading 2 Accent 4" w:uiPriority="64"/>
+    <w:lsdException w:name="Medium List 1 Accent 4" w:uiPriority="65"/>
+    <w:lsdException w:name="Medium List 2 Accent 4" w:uiPriority="66"/>
+    <w:lsdException w:name="Medium Grid 1 Accent 4" w:uiPriority="67"/>
+    <w:lsdException w:name="Medium Grid 2 Accent 4" w:uiPriority="68"/>
+    <w:lsdException w:name="Medium Grid 3 Accent 4" w:uiPriority="69"/>
+    <w:lsdException w:name="Dark List Accent 4" w:uiPriority="70"/>
+    <w:lsdException w:name="Colorful Shading Accent 4" w:uiPriority="71"/>
+    <w:lsdException w:name="Colorful List Accent 4" w:uiPriority="72"/>
+    <w:lsdException w:name="Colorful Grid Accent 4" w:uiPriority="73"/>
+    <w:lsdException w:name="Light Shading Accent 5" w:uiPriority="60"/>
+    <w:lsdException w:name="Light List Accent 5" w:uiPriority="61"/>
+    <w:lsdException w:name="Light Grid Accent 5" w:uiPriority="62"/>
+    <w:lsdException w:name="Medium Shading 1 Accent 5" w:uiPriority="63"/>
+    <w:lsdException w:name="Medium Shading 2 Accent 5" w:uiPriority="64"/>
+    <w:lsdException w:name="Medium List 1 Accent 5" w:uiPriority="65"/>
+    <w:lsdException w:name="Medium List 2 Accent 5" w:uiPriority="66"/>
+    <w:lsdException w:name="Medium Grid 1 Accent 5" w:uiPriority="67"/>
+    <w:lsdException w:name="Medium Grid 2 Accent 5" w:uiPriority="68"/>
+    <w:lsdException w:name="Medium Grid 3 Accent 5" w:uiPriority="69"/>
+    <w:lsdException w:name="Dark List Accent 5" w:uiPriority="70"/>
+    <w:lsdException w:name="Colorful Shading Accent 5" w:uiPriority="71"/>
+    <w:lsdException w:name="Colorful List Accent 5" w:uiPriority="72"/>
+    <w:lsdException w:name="Colorful Grid Accent 5" w:uiPriority="73"/>
+    <w:lsdException w:name="Light Shading Accent 6" w:uiPriority="60"/>
+    <w:lsdException w:name="Light List Accent 6" w:uiPriority="61"/>
+    <w:lsdException w:name="Light Grid Accent 6" w:uiPriority="62"/>
+    <w:lsdException w:name="Medium Shading 1 Accent 6" w:uiPriority="63"/>
+    <w:lsdException w:name="Medium Shading 2 Accent 6" w:uiPriority="64"/>
+    <w:lsdException w:name="Medium List 1 Accent 6" w:uiPriority="65"/>
+    <w:lsdException w:name="Medium List 2 Accent 6" w:uiPriority="66"/>
+    <w:lsdException w:name="Medium Grid 1 Accent 6" w:uiPriority="67"/>
+    <w:lsdException w:name="Medium Grid 2 Accent 6" w:uiPriority="68"/>
+    <w:lsdException w:name="Medium Grid 3 Accent 6" w:uiPriority="69"/>
+    <w:lsdException w:name="Dark List Accent 6" w:uiPriority="70"/>
+    <w:lsdException w:name="Colorful Shading Accent 6" w:uiPriority="71"/>
+    <w:lsdException w:name="Colorful List Accent 6" w:uiPriority="72"/>
+    <w:lsdException w:name="Colorful Grid Accent 6" w:uiPriority="73"/>
+    <w:lsdException w:name="Subtle Emphasis" w:uiPriority="19" w:qFormat="1"/>
+    <w:lsdException w:name="Intense Emphasis" w:uiPriority="21" w:qFormat="1"/>
+    <w:lsdException w:name="Subtle Reference" w:uiPriority="31" w:qFormat="1"/>
+    <w:lsdException w:name="Intense Reference" w:uiPriority="32" w:qFormat="1"/>
+    <w:lsdException w:name="Book Title" w:uiPriority="33" w:qFormat="1"/>
+    <w:lsdException w:name="Bibliography" w:semiHidden="1" w:uiPriority="37" w:unhideWhenUsed="1"/>
+    <w:lsdException w:name="TOC Heading" w:semiHidden="1" w:uiPriority="39" w:unhideWhenUsed="1" w:qFormat="1"/>
+    <w:lsdException w:name="Plain Table 1" w:uiPriority="41"/>
+    <w:lsdException w:name="Plain Table 2" w:uiPriority="42"/>
+    <w:lsdException w:name="Plain Table 3" w:uiPriority="43"/>
+    <w:lsdException w:name="Plain Table 4" w:uiPriority="44"/>
+    <w:lsdException w:name="Plain Table 5" w:uiPriority="45"/>
+    <w:lsdException w:name="Grid Table Light" w:uiPriority="40"/>
+    <w:lsdException w:name="Grid Table 1 Light" w:uiPriority="46"/>
+    <w:lsdException w:name="Grid Table 2" w:uiPriority="47"/>
+    <w:lsdException w:name="Grid Table 3" w:uiPriority="48"/>
+    <w:lsdException w:name="Grid Table 4" w:uiPriority="49"/>
+    <w:lsdException w:name="Grid Table 5 Dark" w:uiPriority="50"/>
+    <w:lsdException w:name="Grid Table 6 Colorful" w:uiPriority="51"/>
+    <w:lsdException w:name="Grid Table 7 Colorful" w:uiPriority="52"/>
+    <w:lsdException w:name="Grid Table 1 Light Accent 1" w:uiPriority="46"/>
+    <w:lsdException w:name="Grid Table 2 Accent 1" w:uiPriority="47"/>
+    <w:lsdException w:name="Grid Table 3 Accent 1" w:uiPriority="48"/>
+    <w:lsdException w:name="Grid Table 4 Accent 1" w:uiPriority="49"/>
+    <w:lsdException w:name="Grid Table 5 Dark Accent 1" w:uiPriority="50"/>
+    <w:lsdException w:name="Grid Table 6 Colorful Accent 1" w:uiPriority="51"/>
+    <w:lsdException w:name="Grid Table 7 Colorful Accent 1" w:uiPriority="52"/>
+    <w:lsdException w:name="Grid Table 1 Light Accent 2" w:uiPriority="46"/>
+    <w:lsdException w:name="Grid Table 2 Accent 2" w:uiPriority="47"/>
+    <w:lsdException w:name="Grid Table 3 Accent 2" w:uiPriority="48"/>
+    <w:lsdException w:name="Grid Table 4 Accent 2" w:uiPriority="49"/>
+    <w:lsdException w:name="Grid Table 5 Dark Accent 2" w:uiPriority="50"/>
+    <w:lsdException w:name="Grid Table 6 Colorful Accent 2" w:uiPriority="51"/>
+    <w:lsdException w:name="Grid Table 7 Colorful Accent 2" w:uiPriority="52"/>
+    <w:lsdException w:name="Grid Table 1 Light Accent 3" w:uiPriority="46"/>
+    <w:lsdException w:name="Grid Table 2 Accent 3" w:uiPriority="47"/>
+    <w:lsdException w:name="Grid Table 3 Accent 3" w:uiPriority="48"/>
+    <w:lsdException w:name="Grid Table 4 Accent 3" w:uiPriority="49"/>
+    <w:lsdException w:name="Grid Table 5 Dark Accent 3" w:uiPriority="50"/>
+    <w:lsdException w:name="Grid Table 6 Colorful Accent 3" w:uiPriority="51"/>
+    <w:lsdException w:name="Grid Table 7 Colorful Accent 3" w:uiPriority="52"/>
+    <w:lsdException w:name="Grid Table 1 Light Accent 4" w:uiPriority="46"/>
+    <w:lsdException w:name="Grid Table 2 Accent 4" w:uiPriority="47"/>
+    <w:lsdException w:name="Grid Table 3 Accent 4" w:uiPriority="48"/>
+    <w:lsdException w:name="Grid Table 4 Accent 4" w:uiPriority="49"/>
+    <w:lsdException w:name="Grid Table 5 Dark Accent 4" w:uiPriority="50"/>
+    <w:lsdException w:name="Grid Table 6 Colorful Accent 4" w:uiPriority="51"/>
+    <w:lsdException w:name="Grid Table 7 Colorful Accent 4" w:uiPriority="52"/>
+    <w:lsdException w:name="Grid Table 1 Light Accent 5" w:uiPriority="46"/>
+    <w:lsdException w:name="Grid Table 2 Accent 5" w:uiPriority="47"/>
+    <w:lsdException w:name="Grid Table 3 Accent 5" w:uiPriority="48"/>
+    <w:lsdException w:name="Grid Table 4 Accent 5" w:uiPriority="49"/>
+    <w:lsdException w:name="Grid Table 5 Dark Accent 5" w:uiPriority="50"/>
+    <w:lsdException w:name="Grid Table 6 Colorful Accent 5" w:uiPriority="51"/>
+    <w:lsdException w:name="Grid Table 7 Colorful Accent 5" w:uiPriority="52"/>
+    <w:lsdException w:name="Grid Table 1 Light Accent 6" w:uiPriority="46"/>
+    <w:lsdException w:name="Grid Table 2 Accent 6" w:uiPriority="47"/>
+    <w:lsdException w:name="Grid Table 3 Accent 6" w:uiPriority="48"/>
+    <w:lsdException w:name="Grid Table 4 Accent 6" w:uiPriority="49"/>
+    <w:lsdException w:name="Grid Table 5 Dark Accent 6" w:uiPriority="50"/>
+    <w:lsdException w:name="Grid Table 6 Colorful Accent 6" w:uiPriority="51"/>
+    <w:lsdException w:name="Grid Table 7 Colorful Accent 6" w:uiPriority="52"/>
+    <w:lsdException w:name="List Table 1 Light" w:uiPriority="46"/>
+    <w:lsdException w:name="List Table 2" w:uiPriority="47"/>
+    <w:lsdException w:name="List Table 3" w:uiPriority="48"/>
+    <w:lsdException w:name="List Table 4" w:uiPriority="49"/>
+    <w:lsdException w:name="List Table 5 Dark" w:uiPriority="50"/>
+    <w:lsdException w:name="List Table 6 Colorful" w:uiPriority="51"/>
+    <w:lsdException w:name="List Table 7 Colorful" w:uiPriority="52"/>
+    <w:lsdException w:name="List Table 1 Light Accent 1" w:uiPriority="46"/>
+    <w:lsdException w:name="List Table 2 Accent 1" w:uiPriority="47"/>
+    <w:lsdException w:name="List Table 3 Accent 1" w:uiPriority="48"/>
+    <w:lsdException w:name="List Table 4 Accent 1" w:uiPriority="49"/>
+    <w:lsdException w:name="List Table 5 Dark Accent 1" w:uiPriority="50"/>
+    <w:lsdException w:name="List Table 6 Colorful Accent 1" w:uiPriority="51"/>
+    <w:lsdException w:name="List Table 7 Colorful Accent 1" w:uiPriority="52"/>
+    <w:lsdException w:name="List Table 1 Light Accent 2" w:uiPriority="46"/>
+    <w:lsdException w:name="List Table 2 Accent 2" w:uiPriority="47"/>
+    <w:lsdException w:name="List Table 3 Accent 2" w:uiPriority="48"/>
+    <w:lsdException w:name="List Table 4 Accent 2" w:uiPriority="49"/>
+    <w:lsdException w:name="List Table 5 Dark Accent 2" w:uiPriority="50"/>
+    <w:lsdException w:name="List Table 6 Colorful Accent 2" w:uiPriority="51"/>
+    <w:lsdException w:name="List Table 7 Colorful Accent 2" w:uiPriority="52"/>
+    <w:lsdException w:name="List Table 1 Light Accent 3" w:uiPriority="46"/>
+    <w:lsdException w:name="List Table 2 Accent 3" w:uiPriority="47"/>
+    <w:lsdException w:name="List Table 3 Accent 3" w:uiPriority="48"/>
+    <w:lsdException w:name="List Table 4 Accent 3" w:uiPriority="49"/>
+    <w:lsdException w:name="List Table 5 Dark Accent 3" w:uiPriority="50"/>
+    <w:lsdException w:name="List Table 6 Colorful Accent 3" w:uiPriority="51"/>
+    <w:lsdException w:name="List Table 7 Colorful Accent 3" w:uiPriority="52"/>
+    <w:lsdException w:name="List Table 1 Light Accent 4" w:uiPriority="46"/>
+    <w:lsdException w:name="List Table 2 Accent 4" w:uiPriority="47"/>
+    <w:lsdException w:name="List Table 3 Accent 4" w:uiPriority="48"/>
+    <w:lsdException w:name="List Table 4 Accent 4" w:uiPriority="49"/>
+    <w:lsdException w:name="List Table 5 Dark Accent 4" w:uiPriority="50"/>
+    <w:lsdException w:name="List Table 6 Colorful Accent 4" w:uiPriority="51"/>
+    <w:lsdException w:name="List Table 7 Colorful Accent 4" w:uiPriority="52"/>
+    <w:lsdException w:name="List Table 1 Light Accent 5" w:uiPriority="46"/>
+    <w:lsdException w:name="List Table 2 Accent 5" w:uiPriority="47"/>
+    <w:lsdException w:name="List Table 3 Accent 5" w:uiPriority="48"/>
+    <w:lsdException w:name="List Table 4 Accent 5" w:uiPriority="49"/>
+    <w:lsdException w:name="List Table 5 Dark Accent 5" w:uiPriority="50"/>
+    <w:lsdException w:name="List Table 6 Colorful Accent 5" w:uiPriority="51"/>
+    <w:lsdException w:name="List Table 7 Colorful Accent 5" w:uiPriority="52"/>
+    <w:lsdException w:name="List Table 1 Light Accent 6" w:uiPriority="46"/>
+    <w:lsdException w:name="List Table 2 Accent 6" w:uiPriority="47"/>
+    <w:lsdException w:name="List Table 3 Accent 6" w:uiPriority="48"/>
+    <w:lsdException w:name="List Table 4 Accent 6" w:uiPriority="49"/>
+    <w:lsdException w:name="List Table 5 Dark Accent 6" w:uiPriority="50"/>
+    <w:lsdException w:name="List Table 6 Colorful Accent 6" w:uiPriority="51"/>
+    <w:lsdException w:name="List Table 7 Colorful Accent 6" w:uiPriority="52"/>
+    <w:lsdException w:name="Mention" w:semiHidden="1" w:unhideWhenUsed="1"/>
+    <w:lsdException w:name="Smart Hyperlink" w:semiHidden="1" w:unhideWhenUsed="1"/>
+    <w:lsdException w:name="Hashtag" w:semiHidden="1" w:unhideWhenUsed="1"/>
+    <w:lsdException w:name="Unresolved Mention" w:semiHidden="1" w:unhideWhenUsed="1"/>
+    <w:lsdException w:name="Smart Link" w:semiHidden="1" w:unhideWhenUsed="1"/>
+  </w:latentStyles>
+  <w:style w:type="paragraph" w:default="1" w:styleId="Normal">
+    <w:name w:val="Normal"/>
+    <w:qFormat/>
+  </w:style>
+  <w:style w:type="character" w:default="1" w:styleId="Fontepargpadro">
+    <w:name w:val="Default Paragraph Font"/>
+    <w:uiPriority w:val="1"/>
+    <w:semiHidden/>
+    <w:unhideWhenUsed/>
+  </w:style>
+  <w:style w:type="table" w:default="1" w:styleId="Tabelanormal">
+    <w:name w:val="Normal Table"/>
+    <w:uiPriority w:val="99"/>
+    <w:semiHidden/>
+    <w:unhideWhenUsed/>
+    <w:tblPr>
+      <w:tblInd w:w="0" w:type="dxa"/>
+      <w:tblCellMar>
+        <w:top w:w="0" w:type="dxa"/>
+        <w:left w:w="108" w:type="dxa"/>
+        <w:bottom w:w="0" w:type="dxa"/>
+        <w:right w:w="108" w:type="dxa"/>
+      </w:tblCellMar>
+    </w:tblPr>
+  </w:style>
+  <w:style w:type="numbering" w:default="1" w:styleId="Semlista">
+    <w:name w:val="No List"/>
+    <w:uiPriority w:val="99"/>
+    <w:semiHidden/>
+    <w:unhideWhenUsed/>
+  </w:style>
+  <w:style w:type="character" w:styleId="TextodoEspaoReservado">
+    <w:name w:val="Placeholder Text"/>
+    <w:basedOn w:val="Fontepargpadro"/>
+    <w:uiPriority w:val="99"/>
+    <w:semiHidden/>
+    <w:rsid w:val="000040FF"/>
+    <w:rPr>
+      <w:color w:val="808080"/>
+    </w:rPr>
+  </w:style>
+</w:styles>
+</file>
+
+<file path=word/glossary/webSettings.xml><?xml version="1.0" encoding="utf-8"?>
+<w:webSettings xmlns:mc="http://schemas.openxmlformats.org/markup-compatibility/2006" xmlns:r="http://schemas.openxmlformats.org/officeDocument/2006/relationships" xmlns:w="http://schemas.openxmlformats.org/wordprocessingml/2006/main" xmlns:w14="http://schemas.microsoft.com/office/word/2010/wordml" xmlns:w15="http://schemas.microsoft.com/office/word/2012/wordml" xmlns:w16cid="http://schemas.microsoft.com/office/word/2016/wordml/cid" xmlns:w16se="http://schemas.microsoft.com/office/word/2015/wordml/symex" mc:Ignorable="w14 w15 w16se w16cid">
+  <w:optimizeForBrowser/>
+  <w:allowPNG/>
+</w:webSettings>
 </file>
 
 <file path=word/theme/theme1.xml><?xml version="1.0" encoding="utf-8"?>
@@ -60453,4 +61028,36 @@
   <a:objectDefaults/>
   <a:extraClrSchemeLst/>
 </a:theme>
+</file>
+
+<file path=word/webextensions/taskpanes.xml><?xml version="1.0" encoding="utf-8"?>
+<wetp:taskpanes xmlns:wetp="http://schemas.microsoft.com/office/webextensions/taskpanes/2010/11">
+  <wetp:taskpane dockstate="right" visibility="0" width="350" row="0">
+    <wetp:webextensionref xmlns:r="http://schemas.openxmlformats.org/officeDocument/2006/relationships" r:id="rId1"/>
+  </wetp:taskpane>
+</wetp:taskpanes>
+</file>
+
+<file path=word/webextensions/webextension1.xml><?xml version="1.0" encoding="utf-8"?>
+<we:webextension xmlns:we="http://schemas.microsoft.com/office/webextensions/webextension/2010/11" id="{4122D069-1691-45E3-B1B8-C39C0BF3FD20}">
+  <we:reference id="wa104382081" version="1.55.1.0" store="en-US" storeType="OMEX"/>
+  <we:alternateReferences>
+    <we:reference id="wa104382081" version="1.55.1.0" store="" storeType="OMEX"/>
+  </we:alternateReferences>
+  <we:properties/>
+  <we:bindings/>
+  <we:snapshot xmlns:r="http://schemas.openxmlformats.org/officeDocument/2006/relationships"/>
+</we:webextension>
+</file>
+
+<file path=customXml/item1.xml><?xml version="1.0" encoding="utf-8"?>
+<b:Sources xmlns:b="http://schemas.openxmlformats.org/officeDocument/2006/bibliography" xmlns="http://schemas.openxmlformats.org/officeDocument/2006/bibliography" SelectedStyle="\APASixthEditionOfficeOnline.xsl" StyleName="APA" Version="6"/>
+</file>
+
+<file path=customXml/itemProps1.xml><?xml version="1.0" encoding="utf-8"?>
+<ds:datastoreItem xmlns:ds="http://schemas.openxmlformats.org/officeDocument/2006/customXml" ds:itemID="{AC18B57C-A519-4A94-88DA-6EB46F4F4CA7}">
+  <ds:schemaRefs>
+    <ds:schemaRef ds:uri="http://schemas.openxmlformats.org/officeDocument/2006/bibliography"/>
+  </ds:schemaRefs>
+</ds:datastoreItem>
 </file>
--- a/backup/tcc-jec.docx
+++ b/backup/tcc-jec.docx
@@ -9009,12 +9009,7 @@
         <w:jc w:val="both"/>
       </w:pPr>
       <w:r>
-        <w:t>Em um Estado Democrático de Direito, uma justiça eficiente, acessível e compreensível deve constituir objetivo permanente. Com a finalidade de ampliar o acesso à justiça e reduzir obstáculos econômicos e burocráticos, foram criados os Juizados Especiais, destinados à apreciação de causas de menor complexidade. Esses órgãos foram concebidos para oferecer uma forma mais simples, célere e econômica de prestação jurisdicional, especialmente às pessoas que não possuem condições financeiras ou sociais para suportar os custos e a demora inerentes aos procedimentos judiciais tradicionais. Nesse sentido, os Juizados Especiais Federais Cíveis buscam aproximar o cidadão da Justiça Federal, inclusive ao prever, em determinadas hipóteses, a dispensa de advogado e a inexistência de custas</w:t>
-      </w:r>
-      <w:bookmarkStart w:id="15" w:name="_GoBack"/>
-      <w:bookmarkEnd w:id="15"/>
-      <w:r>
-        <w:t xml:space="preserve"> em primeiro grau. </w:t>
+        <w:t xml:space="preserve">Em um Estado Democrático de Direito, uma justiça eficiente, acessível e compreensível deve constituir objetivo permanente. Com a finalidade de ampliar o acesso à justiça e reduzir obstáculos econômicos e burocráticos, foram criados os Juizados Especiais, destinados à apreciação de causas de menor complexidade. Esses órgãos foram concebidos para oferecer uma forma mais simples, célere e econômica de prestação jurisdicional, especialmente às pessoas que não possuem condições financeiras ou sociais para suportar os custos e a demora inerentes aos procedimentos judiciais tradicionais. Nesse sentido, os Juizados Especiais Federais Cíveis buscam aproximar o cidadão da Justiça Federal, inclusive ao prever, em determinadas hipóteses, a dispensa de advogado e a inexistência de custas em primeiro grau. </w:t>
       </w:r>
     </w:p>
     <w:p>
@@ -9099,8 +9094,8 @@
           <w:tab w:val="left" w:pos="1011"/>
         </w:tabs>
       </w:pPr>
-      <w:bookmarkStart w:id="16" w:name="Motivação_e_Justificativa"/>
-      <w:bookmarkStart w:id="17" w:name="_bookmark4"/>
+      <w:bookmarkStart w:id="15" w:name="Motivação_e_Justificativa"/>
+      <w:bookmarkStart w:id="16" w:name="_bookmark4"/>
       <w:r>
         <w:rPr>
           <w:w w:val="90"/>
@@ -9132,8 +9127,8 @@
         </w:rPr>
         <w:t>Justificativa</w:t>
       </w:r>
+      <w:bookmarkEnd w:id="15"/>
       <w:bookmarkEnd w:id="16"/>
-      <w:bookmarkEnd w:id="17"/>
     </w:p>
     <w:p>
       <w:pPr>
@@ -9177,16 +9172,16 @@
           <w:tab w:val="left" w:pos="1011"/>
         </w:tabs>
       </w:pPr>
-      <w:bookmarkStart w:id="18" w:name="Objetivos"/>
-      <w:bookmarkStart w:id="19" w:name="_bookmark5"/>
+      <w:bookmarkStart w:id="17" w:name="Objetivos"/>
+      <w:bookmarkStart w:id="18" w:name="_bookmark5"/>
       <w:r>
         <w:rPr>
           <w:spacing w:val="-2"/>
         </w:rPr>
         <w:t>Objetivos</w:t>
       </w:r>
+      <w:bookmarkEnd w:id="17"/>
       <w:bookmarkEnd w:id="18"/>
-      <w:bookmarkEnd w:id="19"/>
     </w:p>
     <w:p>
       <w:pPr>
@@ -9390,8 +9385,8 @@
         </w:tabs>
         <w:spacing w:before="1"/>
       </w:pPr>
-      <w:bookmarkStart w:id="20" w:name="Método_de_Desenvolvimento_do_Trabalho"/>
-      <w:bookmarkStart w:id="21" w:name="_bookmark6"/>
+      <w:bookmarkStart w:id="19" w:name="Método_de_Desenvolvimento_do_Trabalho"/>
+      <w:bookmarkStart w:id="20" w:name="_bookmark6"/>
       <w:r>
         <w:rPr>
           <w:w w:val="90"/>
@@ -9447,8 +9442,8 @@
         </w:rPr>
         <w:t>Trabalho</w:t>
       </w:r>
+      <w:bookmarkEnd w:id="19"/>
       <w:bookmarkEnd w:id="20"/>
-      <w:bookmarkEnd w:id="21"/>
     </w:p>
     <w:p>
       <w:pPr>
@@ -9460,12 +9455,6 @@
           <w:w w:val="105"/>
         </w:rPr>
       </w:pPr>
-      <w:r>
-        <w:rPr>
-          <w:w w:val="105"/>
-        </w:rPr>
-        <w:t xml:space="preserve">(Mover para apectos metodologicos) </w:t>
-      </w:r>
       <w:r>
         <w:rPr>
           <w:w w:val="105"/>
@@ -9504,7 +9493,13 @@
         <w:t>ealizar</w:t>
       </w:r>
       <w:r>
-        <w:t xml:space="preserve"> pesquisa bibliográfica sobre ontologias, representação do conhecimento, OntoUML, ontologias jurídicas e Juizados Especiais Federais Cíveis</w:t>
+        <w:t xml:space="preserve"> pesquisa bibliográfica sobre ontologias, representação do conhecimento, </w:t>
+      </w:r>
+      <w:r>
+        <w:t>tecnologia envolvidas</w:t>
+      </w:r>
+      <w:r>
+        <w:t>, ontologias jurídicas e Juizados Especiais Federais Cíveis</w:t>
       </w:r>
       <w:r>
         <w:t xml:space="preserve"> e </w:t>
@@ -9741,12 +9736,13 @@
           <w:tab w:val="left" w:pos="1011"/>
         </w:tabs>
       </w:pPr>
-      <w:bookmarkStart w:id="22" w:name="Organização_da_Monografia"/>
-      <w:bookmarkStart w:id="23" w:name="_bookmark7"/>
+      <w:bookmarkStart w:id="21" w:name="Organização_da_Monografia"/>
+      <w:bookmarkStart w:id="22" w:name="_bookmark7"/>
       <w:r>
         <w:rPr>
           <w:w w:val="90"/>
         </w:rPr>
+        <w:lastRenderedPageBreak/>
         <w:t>Organização</w:t>
       </w:r>
       <w:r>
@@ -9774,8 +9770,8 @@
         </w:rPr>
         <w:t>Monografia</w:t>
       </w:r>
+      <w:bookmarkEnd w:id="21"/>
       <w:bookmarkEnd w:id="22"/>
-      <w:bookmarkEnd w:id="23"/>
     </w:p>
     <w:p>
       <w:pPr>
@@ -10513,8 +10509,8 @@
         <w:spacing w:line="300" w:lineRule="auto"/>
         <w:ind w:left="825" w:right="375"/>
       </w:pPr>
-      <w:bookmarkStart w:id="24" w:name="Referencial_Teórico_e_Tecnologias_Utiliz"/>
-      <w:bookmarkStart w:id="25" w:name="_bookmark8"/>
+      <w:bookmarkStart w:id="23" w:name="Referencial_Teórico_e_Tecnologias_Utiliz"/>
+      <w:bookmarkStart w:id="24" w:name="_bookmark8"/>
       <w:r>
         <w:rPr>
           <w:w w:val="90"/>
@@ -10576,8 +10572,8 @@
         </w:rPr>
         <w:t>das</w:t>
       </w:r>
+      <w:bookmarkEnd w:id="23"/>
       <w:bookmarkEnd w:id="24"/>
-      <w:bookmarkEnd w:id="25"/>
     </w:p>
     <w:p>
       <w:pPr>
@@ -10591,23 +10587,644 @@
     </w:p>
     <w:p>
       <w:pPr>
+        <w:pStyle w:val="Ttulo3"/>
+        <w:spacing w:before="2"/>
+        <w:ind w:left="1009"/>
+        <w:rPr>
+          <w:w w:val="105"/>
+        </w:rPr>
+      </w:pPr>
+      <w:r>
+        <w:rPr>
+          <w:w w:val="105"/>
+        </w:rPr>
+        <w:t>2.1 Ontologias</w:t>
+      </w:r>
+    </w:p>
+    <w:p>
+      <w:pPr>
         <w:pStyle w:val="Corpodetexto"/>
-        <w:spacing w:before="1" w:line="312" w:lineRule="auto"/>
-        <w:ind w:left="282" w:right="113" w:firstLine="737"/>
+        <w:spacing w:before="302"/>
+        <w:ind w:left="283" w:right="147" w:firstLine="720"/>
         <w:jc w:val="both"/>
       </w:pPr>
       <w:r>
         <w:rPr>
           <w:w w:val="105"/>
         </w:rPr>
-        <w:t>Este capítulo deve apresentar os aspectos relativos ao conteúdo teórico relevante para o trabalho. Incluirá conhecimento adquirido a partir de livros, artigos, relatórios técnicos, dissertações, teses e outros materiais bibliográficos. O capítulo deve apresentar, além do referencial teórico, informações sobre as tecnologias utilizadas no trabalho. O capítulo deve ter cerca de 12-15 páginas e deve demonstrar conhecimento básico da literatura técnico-científica sobre o tema abordado no trabalho.</w:t>
+        <w:t xml:space="preserve">Uma ontologia pode ser entendida como um modelo conceitual utilizado para representar, de forma explicita e estruturada, </w:t>
+      </w:r>
+      <w:r>
+        <w:t xml:space="preserve">os tipos de entidades existentes em determinado domínio, suas propriedades e as relações que podem ser estabelecidas entre elas. o termo ontologia aproxima-se de sua origem filosófica, pois busca descrever categorias fundamentais da realidade e auxiliar na construção de modelos capazes de representar conceitos de maneira precisa e semanticamente consistente (GUIZZARDI et al., 2011). Nesse sentido, uma ontologia não se limita a listar termos ou conceitos de um domínio. Ela procura destrinchar o significado desses conceitos e as relações existentes entre eles. Assim, uma ontologia pode auxiliar na resposta a perguntas como: </w:t>
       </w:r>
     </w:p>
     <w:p>
       <w:pPr>
         <w:pStyle w:val="Corpodetexto"/>
-        <w:spacing w:line="312" w:lineRule="auto"/>
+        <w:numPr>
+          <w:ilvl w:val="0"/>
+          <w:numId w:val="21"/>
+        </w:numPr>
+        <w:spacing w:before="100"/>
+        <w:ind w:right="147"/>
         <w:jc w:val="both"/>
+      </w:pPr>
+      <w:r>
+        <w:t xml:space="preserve">o que é um objeto? </w:t>
+      </w:r>
+    </w:p>
+    <w:p>
+      <w:pPr>
+        <w:pStyle w:val="Corpodetexto"/>
+        <w:numPr>
+          <w:ilvl w:val="0"/>
+          <w:numId w:val="21"/>
+        </w:numPr>
+        <w:spacing w:before="100"/>
+        <w:ind w:right="147"/>
+        <w:jc w:val="both"/>
+      </w:pPr>
+      <w:r>
+        <w:t xml:space="preserve">O que é um evento? </w:t>
+      </w:r>
+    </w:p>
+    <w:p>
+      <w:pPr>
+        <w:pStyle w:val="Corpodetexto"/>
+        <w:numPr>
+          <w:ilvl w:val="0"/>
+          <w:numId w:val="21"/>
+        </w:numPr>
+        <w:spacing w:before="100"/>
+        <w:ind w:right="147"/>
+        <w:jc w:val="both"/>
+      </w:pPr>
+      <w:r>
+        <w:t xml:space="preserve">O que é uma pessoa? </w:t>
+      </w:r>
+    </w:p>
+    <w:p>
+      <w:pPr>
+        <w:pStyle w:val="Corpodetexto"/>
+        <w:numPr>
+          <w:ilvl w:val="0"/>
+          <w:numId w:val="21"/>
+        </w:numPr>
+        <w:spacing w:before="100"/>
+        <w:ind w:right="147"/>
+        <w:jc w:val="both"/>
+      </w:pPr>
+      <w:r>
+        <w:t xml:space="preserve">O que diferencia uma pessoa, de um papel que ela pode exercer em determinado contexto, como paciente, autor, réu ou advogado? </w:t>
+      </w:r>
+    </w:p>
+    <w:p>
+      <w:pPr>
+        <w:pStyle w:val="Corpodetexto"/>
+        <w:numPr>
+          <w:ilvl w:val="0"/>
+          <w:numId w:val="21"/>
+        </w:numPr>
+        <w:spacing w:before="100"/>
+        <w:ind w:right="147"/>
+        <w:jc w:val="both"/>
+      </w:pPr>
+      <w:r>
+        <w:t xml:space="preserve">Quais propriedades são essenciais para uma entidade e quais são apenas temporárias? </w:t>
+      </w:r>
+    </w:p>
+    <w:p>
+      <w:pPr>
+        <w:pStyle w:val="Corpodetexto"/>
+        <w:numPr>
+          <w:ilvl w:val="0"/>
+          <w:numId w:val="21"/>
+        </w:numPr>
+        <w:spacing w:before="100"/>
+        <w:ind w:right="147"/>
+        <w:jc w:val="both"/>
+      </w:pPr>
+      <w:r>
+        <w:t>Que tipos de relações podem existir entre as entidades representadas?</w:t>
+      </w:r>
+    </w:p>
+    <w:p>
+      <w:pPr>
+        <w:pStyle w:val="Corpodetexto"/>
+        <w:spacing w:before="100"/>
+        <w:ind w:right="147"/>
+        <w:jc w:val="both"/>
+      </w:pPr>
+    </w:p>
+    <w:p>
+      <w:pPr>
+        <w:pStyle w:val="Corpodetexto"/>
+        <w:spacing w:before="100"/>
+        <w:ind w:right="147"/>
+        <w:jc w:val="both"/>
+      </w:pPr>
+      <w:r>
+        <w:tab/>
+        <w:t>A construção de ontologias é de extrema relevancia nos domínios mais complexos, nos quais há grande quantidade de conceitos, regras e relações. No domínio jurídico, essa complexidade é evidente, pois normas, sujeitos, papéis, atos, documentos, decisões e procedimentos se relacionam de maneira dinâmica. Por isso, a representação ontológica pode contribuir para organizar o conhecimento jurídico, reduzir ambiguidades conceituais e favorecer tanto a compreensão humana quanto o uso computacional dessas informações.</w:t>
+      </w:r>
+    </w:p>
+    <w:p>
+      <w:pPr>
+        <w:pStyle w:val="Corpodetexto"/>
+        <w:spacing w:before="100"/>
+        <w:ind w:right="147"/>
+        <w:jc w:val="both"/>
+      </w:pPr>
+      <w:r>
+        <w:t xml:space="preserve">Segundo Scherp (2011) </w:t>
+      </w:r>
+      <w:r>
+        <w:t>as ontologias podem ser classificadas de acordo com seu grau de generalidade. Entre as classificações, tem-se:</w:t>
+      </w:r>
+    </w:p>
+    <w:p>
+      <w:pPr>
+        <w:pStyle w:val="Corpodetexto"/>
+        <w:numPr>
+          <w:ilvl w:val="0"/>
+          <w:numId w:val="22"/>
+        </w:numPr>
+        <w:spacing w:before="100"/>
+        <w:ind w:right="147"/>
+        <w:jc w:val="both"/>
+      </w:pPr>
+      <w:r>
+        <w:t>Ontologias de fundamentação, essas possuem maior abrangência e descrevem conceitos gerais, independentes de um domínio específico, servindo como base teórica para a construção de modelos conceituais mais precisos como, por exemplo, a Unified Foundational Ontology (UFO);</w:t>
+      </w:r>
+    </w:p>
+    <w:p>
+      <w:pPr>
+        <w:pStyle w:val="Corpodetexto"/>
+        <w:numPr>
+          <w:ilvl w:val="0"/>
+          <w:numId w:val="22"/>
+        </w:numPr>
+        <w:spacing w:before="100"/>
+        <w:ind w:right="147"/>
+        <w:jc w:val="both"/>
+      </w:pPr>
+      <w:r>
+        <w:t xml:space="preserve">Ontologias de nucleo, que por sua vez, representam conceitos estruturais de uma determinada área do conhecimento, possuindo um nível intermediário de generalidade. Elas são mais específicas que as ontologias de fundamentação, mas mais gerais que as ontologias de domínio. No campo jurídico, por exemplo, uma ontologia de núcleo pode representar conceitos comuns a </w:t>
+      </w:r>
+      <w:r>
+        <w:t>diferentes</w:t>
+      </w:r>
+      <w:r>
+        <w:t xml:space="preserve"> subdomínios do Direito, como relações jurídicas, sujeitos de direito, normas, situações jurídicas e atos jurídicos.;</w:t>
+      </w:r>
+    </w:p>
+    <w:p>
+      <w:pPr>
+        <w:pStyle w:val="Corpodetexto"/>
+        <w:numPr>
+          <w:ilvl w:val="0"/>
+          <w:numId w:val="22"/>
+        </w:numPr>
+        <w:spacing w:before="100"/>
+        <w:ind w:right="147"/>
+        <w:jc w:val="both"/>
+      </w:pPr>
+      <w:r>
+        <w:t xml:space="preserve">Ontologias de domínio que são voltadas à representação de um recorte específico da realidade. Elas descrevem conceitos dependentes de determinado domínio, como medicina, educação, biologia ou Direito. No contexto deste trabalho, a ontologia a ser desenvolvida caracteriza-se como uma ontologia de domínio jurídico, pois tem como foco </w:t>
+      </w:r>
+      <w:r>
+        <w:lastRenderedPageBreak/>
+        <w:t>representar o Juizado Especial Federal Cível, abrangendo seus principais sujeitos, papéis processuais, atos, documentos, pedidos, provas, decisões e etapas procedimentais.</w:t>
+      </w:r>
+    </w:p>
+    <w:p>
+      <w:pPr>
+        <w:pStyle w:val="Corpodetexto"/>
+        <w:spacing w:before="100"/>
+        <w:ind w:right="147"/>
+        <w:jc w:val="both"/>
+      </w:pPr>
+    </w:p>
+    <w:p>
+      <w:pPr>
+        <w:pStyle w:val="Corpodetexto"/>
+        <w:spacing w:before="100"/>
+        <w:ind w:right="147" w:firstLine="282"/>
+        <w:jc w:val="both"/>
+      </w:pPr>
+      <w:r>
+        <w:t>Essa delimitação é crucial devido a complexidade do domínio jurídico. Conforme aponta Griffo (2018), o Direito não pode ser tratado como um sistema fechado de regras, pois envolve diferentes nuances, interpretações e relações. Por isso, é necessário estabelecer um recorte da realidade jurídica a ser representada, selecionando os conceitos e relações considerados relevantes para o objetivo da ontologia (GRIFFO, 2018).</w:t>
+      </w:r>
+    </w:p>
+    <w:p>
+      <w:pPr>
+        <w:pStyle w:val="Corpodetexto"/>
+        <w:spacing w:before="100"/>
+        <w:ind w:right="147"/>
+        <w:jc w:val="both"/>
+      </w:pPr>
+    </w:p>
+    <w:p>
+      <w:pPr>
+        <w:pStyle w:val="Ttulo3"/>
+        <w:spacing w:before="2"/>
+        <w:ind w:left="1009"/>
+        <w:rPr>
+          <w:w w:val="105"/>
+          <w:lang w:val="pt-BR"/>
+        </w:rPr>
+      </w:pPr>
+      <w:r>
+        <w:rPr>
+          <w:w w:val="105"/>
+        </w:rPr>
+        <w:t>2.2 SABiO</w:t>
+      </w:r>
+    </w:p>
+    <w:p>
+      <w:pPr>
+        <w:pStyle w:val="Corpodetexto"/>
+        <w:spacing w:before="302"/>
+        <w:ind w:left="283" w:right="147" w:firstLine="437"/>
+        <w:jc w:val="both"/>
+      </w:pPr>
+      <w:r>
+        <w:t xml:space="preserve">A construção de ontologias exige o uso de metodologias para de orientar o processo de desenvolvimento, desde a identificação do domínio até a avaliação do modelo produzido. Nesse contexto, destaca-se a SABiO, sigla para </w:t>
+      </w:r>
+      <w:r>
+        <w:rPr>
+          <w:rStyle w:val="nfase"/>
+        </w:rPr>
+        <w:t>Systematic Approach for Building Ontologies</w:t>
+      </w:r>
+      <w:r>
+        <w:t>, proposta por Falbo (2014), que consiste em uma abordagem sistemática para a construção de ontologias de domínio. A SABiO foi desenvolvida com o objetivo de apoiar o processo de engenharia de ontologias, fornecendo atividades, papéis, artefatos e processos de apoio para a elaboração de modelos ontológicos mais consistentes e reutilizáveis.</w:t>
+      </w:r>
+    </w:p>
+    <w:p>
+      <w:pPr>
+        <w:pStyle w:val="Corpodetexto"/>
+        <w:spacing w:before="302"/>
+        <w:ind w:left="283" w:right="147" w:firstLine="437"/>
+        <w:jc w:val="both"/>
+      </w:pPr>
+      <w:r>
+        <w:t xml:space="preserve">Segundo Falbo (2014), ontologias se repartem em de referência e ontologias operacionais. As ontologias de referência são voltadas à representação conceitual do domínio, tendo como principal objetivo descrever, com clareza e precisão, os conceitos e relações existentes em determinada área de conhecimento. Já as ontologias operacionais são voltadas ao uso computacional, sendo implementadas em linguagens </w:t>
+      </w:r>
+      <w:r>
+        <w:t>de modelagem visual e</w:t>
+      </w:r>
+      <w:r>
+        <w:t xml:space="preserve"> </w:t>
+      </w:r>
+      <w:r>
+        <w:t>computacionalmente</w:t>
+      </w:r>
+      <w:r>
+        <w:t>, como OWL. Essa distinção é relevante porque permite separar a fase de compreensão e modelagem conceitual do domínio da fase de implementação da ontologia.</w:t>
+      </w:r>
+    </w:p>
+    <w:p>
+      <w:pPr>
+        <w:pStyle w:val="Corpodetexto"/>
+        <w:spacing w:before="302"/>
+        <w:ind w:left="283" w:right="147" w:firstLine="437"/>
+        <w:jc w:val="center"/>
+      </w:pPr>
+      <w:r>
+        <w:rPr>
+          <w:noProof/>
+        </w:rPr>
+        <w:drawing>
+          <wp:inline distT="0" distB="0" distL="0" distR="0" wp14:anchorId="05314674" wp14:editId="7D1BE58D">
+            <wp:extent cx="5330522" cy="4293704"/>
+            <wp:effectExtent l="0" t="0" r="3810" b="0"/>
+            <wp:docPr id="4" name="Imagem 4" descr="sabio"/>
+            <wp:cNvGraphicFramePr>
+              <a:graphicFrameLocks xmlns:a="http://schemas.openxmlformats.org/drawingml/2006/main" noChangeAspect="1"/>
+            </wp:cNvGraphicFramePr>
+            <a:graphic xmlns:a="http://schemas.openxmlformats.org/drawingml/2006/main">
+              <a:graphicData uri="http://schemas.openxmlformats.org/drawingml/2006/picture">
+                <pic:pic xmlns:pic="http://schemas.openxmlformats.org/drawingml/2006/picture">
+                  <pic:nvPicPr>
+                    <pic:cNvPr id="0" name="Picture 1" descr="sabio"/>
+                    <pic:cNvPicPr>
+                      <a:picLocks noChangeAspect="1" noChangeArrowheads="1"/>
+                    </pic:cNvPicPr>
+                  </pic:nvPicPr>
+                  <pic:blipFill>
+                    <a:blip r:embed="rId23">
+                      <a:extLst>
+                        <a:ext uri="{28A0092B-C50C-407E-A947-70E740481C1C}">
+                          <a14:useLocalDpi xmlns:a14="http://schemas.microsoft.com/office/drawing/2010/main" val="0"/>
+                        </a:ext>
+                      </a:extLst>
+                    </a:blip>
+                    <a:srcRect/>
+                    <a:stretch>
+                      <a:fillRect/>
+                    </a:stretch>
+                  </pic:blipFill>
+                  <pic:spPr bwMode="auto">
+                    <a:xfrm>
+                      <a:off x="0" y="0"/>
+                      <a:ext cx="5402412" cy="4351611"/>
+                    </a:xfrm>
+                    <a:prstGeom prst="rect">
+                      <a:avLst/>
+                    </a:prstGeom>
+                    <a:noFill/>
+                    <a:ln>
+                      <a:noFill/>
+                    </a:ln>
+                  </pic:spPr>
+                </pic:pic>
+              </a:graphicData>
+            </a:graphic>
+          </wp:inline>
+        </w:drawing>
+      </w:r>
+    </w:p>
+    <w:p>
+      <w:pPr>
+        <w:pStyle w:val="Corpodetexto"/>
+        <w:spacing w:before="100"/>
+        <w:ind w:right="147" w:firstLine="282"/>
+        <w:jc w:val="center"/>
+        <w:rPr>
+          <w:spacing w:val="-2"/>
+        </w:rPr>
+      </w:pPr>
+      <w:r>
+        <w:t>Figura</w:t>
+      </w:r>
+      <w:r>
+        <w:rPr>
+          <w:spacing w:val="28"/>
+        </w:rPr>
+        <w:t xml:space="preserve"> </w:t>
+      </w:r>
+      <w:r>
+        <w:t>1</w:t>
+      </w:r>
+      <w:r>
+        <w:rPr>
+          <w:spacing w:val="30"/>
+        </w:rPr>
+        <w:t xml:space="preserve"> </w:t>
+      </w:r>
+      <w:r>
+        <w:t>–</w:t>
+      </w:r>
+      <w:r>
+        <w:rPr>
+          <w:spacing w:val="29"/>
+        </w:rPr>
+        <w:t xml:space="preserve"> </w:t>
+      </w:r>
+      <w:r>
+        <w:t>Metodologia SABiO</w:t>
+      </w:r>
+      <w:r>
+        <w:t xml:space="preserve"> (FALBO, 2014)</w:t>
+      </w:r>
+    </w:p>
+    <w:p>
+      <w:pPr>
+        <w:pStyle w:val="Corpodetexto"/>
+        <w:spacing w:before="100"/>
+        <w:ind w:right="147" w:firstLine="282"/>
+        <w:jc w:val="both"/>
+      </w:pPr>
+      <w:r>
+        <w:lastRenderedPageBreak/>
+        <w:t>A primeira etapa proposta pela SABiO consiste na identificação do propósito da ontologia e no levantamento de requisitos. Nessa fase, são definidos o objetivo da ontologia, seus possíveis usos e as questões que ela deverá ser capaz de responder. Essas questões são denominadas perguntas de competência e funcionam como requisitos funcionais da ontologia, pois delimitam quais conhecimentos devem ser representados no modelo (FALBO, 2014). No caso deste trabalho, exemplos de perguntas de competência seriam: Qual é o tipo da ação proposta? Existe requerimento de tutela provisória? O réu apresentou contestação? Qual foi o resultado da sentença? Em que fase está meu processo?</w:t>
+      </w:r>
+    </w:p>
+    <w:p>
+      <w:pPr>
+        <w:pStyle w:val="Corpodetexto"/>
+        <w:spacing w:before="100"/>
+        <w:ind w:right="147" w:firstLine="282"/>
+        <w:jc w:val="both"/>
+      </w:pPr>
+      <w:r>
+        <w:t xml:space="preserve">Após a definição dos requisitos, a SABiO propõe a captura e a formalização da ontologia. Essa etapa envolve a identificação dos conceitos relevantes do domínio, suas propriedades, relações e restrições. Para isso, o conhecimento pode ser obtido a partir de especialistas do domínio, materiais bibliográficos, normas, documentos técnicos, modelos de referência e demais fontes consolidadas de conhecimento. </w:t>
+      </w:r>
+    </w:p>
+    <w:p>
+      <w:pPr>
+        <w:pStyle w:val="Corpodetexto"/>
+        <w:spacing w:before="100"/>
+        <w:ind w:right="147" w:firstLine="282"/>
+        <w:jc w:val="both"/>
+      </w:pPr>
+      <w:r>
+        <w:t xml:space="preserve">A SABiO também recomenda que a modelagem conceitual seja orientada por uma ontologia de fundamentação. Nesse sentido, Falbo (2014) destaca a possibilidade de utilização da OntoUML como linguagem de </w:t>
+      </w:r>
+      <w:r>
+        <w:t>modelagem</w:t>
+      </w:r>
+      <w:r>
+        <w:t xml:space="preserve"> para ontologias de referência, uma vez que ela incorpora </w:t>
+      </w:r>
+      <w:r>
+        <w:t xml:space="preserve">representaçoes </w:t>
+      </w:r>
+      <w:r>
+        <w:t>ontológicas da Unified Foundational Ontology (UFO). Essa orientação é compatível com a proposta deste trabalho, que utiliza conceitos da UFO-L e da OntoUML para representar o domínio jurídico.</w:t>
+      </w:r>
+    </w:p>
+    <w:p>
+      <w:pPr>
+        <w:pStyle w:val="Corpodetexto"/>
+        <w:spacing w:before="100"/>
+        <w:ind w:right="147" w:firstLine="282"/>
+        <w:jc w:val="both"/>
+      </w:pPr>
+      <w:r>
+        <w:t xml:space="preserve">Outro ponto relevante da SABiO é a possibilidade de modularização da ontologia. Em domínios complexos, como o jurídico, a </w:t>
+      </w:r>
+      <w:r>
+        <w:t>repartiçao</w:t>
+      </w:r>
+      <w:r>
+        <w:t xml:space="preserve"> em módulos ou subontologias pode facilitar o desenvolvimento, a manutenção e a reutilização do modelo. No caso do Juizado Especial Federal Cível, a ontologia pode ser organizada em módulos relacionados, por exemplo, aos sujeitos processuais, à demanda judicial, às </w:t>
+      </w:r>
+      <w:r>
+        <w:t>competencias</w:t>
+      </w:r>
+      <w:r>
+        <w:t xml:space="preserve">, e aos </w:t>
+      </w:r>
+      <w:r>
+        <w:t>procedimentos</w:t>
+      </w:r>
+      <w:r>
+        <w:t>. Essa divisão contribui para reduzir a complexidade da modelagem e permite que cada parte do domínio seja analisada de maneira mais clara.</w:t>
+      </w:r>
+    </w:p>
+    <w:p>
+      <w:pPr>
+        <w:pStyle w:val="Corpodetexto"/>
+        <w:spacing w:before="100"/>
+        <w:ind w:right="147" w:firstLine="282"/>
+        <w:jc w:val="both"/>
+      </w:pPr>
+      <w:r>
+        <w:t xml:space="preserve">Além das atividades principais de desenvolvimento, a SABiO </w:t>
+      </w:r>
+      <w:r>
+        <w:t>também recomenda</w:t>
+      </w:r>
+      <w:r>
+        <w:t xml:space="preserve"> processos de apoio, como aquisição de conhecimento, documentação, gerenciamento de configuração,  avaliação</w:t>
+      </w:r>
+      <w:r>
+        <w:t xml:space="preserve"> e reuso</w:t>
+      </w:r>
+      <w:r>
+        <w:t>. A documentação é especialmente importante para registrar as decisões tomadas durante a modelagem, os conceitos definidos</w:t>
+      </w:r>
+      <w:r>
+        <w:t xml:space="preserve"> e</w:t>
+      </w:r>
+      <w:r>
+        <w:t xml:space="preserve"> as relações. Já a avaliação busca verificar se a ontologia atende ao propósito para o qual foi construída, se responde às perguntas de competência e se apresenta clareza, coerência e consistência conceitual.</w:t>
+      </w:r>
+    </w:p>
+    <w:p>
+      <w:pPr>
+        <w:pStyle w:val="Corpodetexto"/>
+        <w:spacing w:before="100"/>
+        <w:ind w:right="147" w:firstLine="282"/>
+        <w:jc w:val="both"/>
+      </w:pPr>
+      <w:r>
+        <w:t>Dessa forma, a SABiO contribui diretamente para o desenvolvimento deste trabalho, pois oferece um caminho metodológico adequado para a construção da ontologia proposta. As etapas são previstas para serem seguidas como um todo, porem neste trabalho serão trabalhadas apenas os passos relacionado às ontologias de referencias, sendo esses a identificação de requisitos, a definição de perguntas de competência, a captura do conhecimento, a modelagem conceitual, a modularização e a avaliação da ontologia, essa abordagem permite que o modelo seja desenvolvido de forma mais sistemática e alinhada aos objetivos da pesquis</w:t>
+      </w:r>
+      <w:r>
+        <w:t>a</w:t>
+      </w:r>
+    </w:p>
+    <w:p>
+      <w:pPr>
+        <w:pStyle w:val="Corpodetexto"/>
+        <w:spacing w:before="100"/>
+        <w:ind w:right="147"/>
+        <w:jc w:val="both"/>
+        <w:rPr>
+          <w:u w:val="single"/>
+        </w:rPr>
+      </w:pPr>
+    </w:p>
+    <w:p>
+      <w:pPr>
+        <w:pStyle w:val="Ttulo3"/>
+        <w:spacing w:before="2"/>
+        <w:ind w:left="1009"/>
+        <w:rPr>
+          <w:w w:val="105"/>
+          <w:lang w:val="pt-BR"/>
+        </w:rPr>
+      </w:pPr>
+      <w:r>
+        <w:rPr>
+          <w:w w:val="105"/>
+        </w:rPr>
+        <w:t>2.</w:t>
+      </w:r>
+      <w:r>
+        <w:rPr>
+          <w:w w:val="105"/>
+        </w:rPr>
+        <w:t>3</w:t>
+      </w:r>
+      <w:r>
+        <w:rPr>
+          <w:w w:val="105"/>
+        </w:rPr>
+        <w:t xml:space="preserve"> </w:t>
+      </w:r>
+      <w:r>
+        <w:t>OntoUML e UFO</w:t>
+      </w:r>
+    </w:p>
+    <w:p>
+      <w:pPr>
+        <w:pStyle w:val="Corpodetexto"/>
+        <w:spacing w:before="100"/>
+        <w:ind w:right="147" w:firstLine="272"/>
+        <w:jc w:val="both"/>
+      </w:pPr>
+      <w:r>
+        <w:t>A Unified Foundational Ontology (UFO) é uma ontologia de fundamentação utilizada para apoiar a construção de modelos semanticamente bem fundamentados. Diferentemente de uma ontologia de domínio, que representa um recorte específico da realidade, uma ontologia de fundamentação busca descrever categorias gerais aplicáveis a diferentes áreas do conhecimento, como objetos, eventos, papéis, relações, propriedades e situações sociais (GUIZZARDI, 2005; GUIZZARDI et al., 2015)</w:t>
+      </w:r>
+      <w:r>
+        <w:t>.</w:t>
+      </w:r>
+    </w:p>
+    <w:p>
+      <w:pPr>
+        <w:pStyle w:val="Corpodetexto"/>
+        <w:spacing w:before="100"/>
+        <w:ind w:right="147" w:firstLine="272"/>
+        <w:jc w:val="both"/>
+      </w:pPr>
+      <w:r>
+        <w:t>N</w:t>
+      </w:r>
+      <w:r>
+        <w:t xml:space="preserve">a </w:t>
+      </w:r>
+      <w:r>
+        <w:t>modelagem conceitual,</w:t>
+      </w:r>
+      <w:r>
+        <w:t xml:space="preserve"> alguns conceito podem ser representados de maneira ambígua, assim</w:t>
+      </w:r>
+      <w:r>
+        <w:t xml:space="preserve"> a UFO</w:t>
+      </w:r>
+      <w:r>
+        <w:t xml:space="preserve"> se diferencia, ja que</w:t>
+      </w:r>
+      <w:r>
+        <w:t xml:space="preserve"> oferece fundamentos ontológicos</w:t>
+      </w:r>
+      <w:r>
+        <w:t xml:space="preserve"> que contornam esse problema</w:t>
+      </w:r>
+      <w:r>
+        <w:t xml:space="preserve">. Por exemplo, em um domínio jurídico, é necessário distinguir uma pessoa, enquanto entidade que possui identidade própria, dos papéis que essa pessoa pode exercer em determinada relação, como autor, réu, advogado, juiz ou perito. Essa distinção é fundamental porque o papel é temporário e </w:t>
+      </w:r>
+      <w:r>
+        <w:lastRenderedPageBreak/>
+        <w:t>dependente de um contexto, enquanto a pessoa permanece a mesma entidade, ainda que exerça diferentes papéis ao longo do tempo.</w:t>
+      </w:r>
+    </w:p>
+    <w:p>
+      <w:pPr>
+        <w:pStyle w:val="Corpodetexto"/>
+        <w:spacing w:before="100"/>
+        <w:ind w:right="147" w:firstLine="272"/>
+        <w:jc w:val="both"/>
+      </w:pPr>
+      <w:r>
+        <w:t>A UFO é organizada em diferentes partes. A UFO-A trata de entidades substanciais, como objetos, agentes, tipos e propriedades. A UFO-B trata de eventos, ou seja, acontecimentos que ocorrem no tempo. A UFO-C, por sua vez, trata de entidades sociais e intencionais, como agentes, compromissos, relações sociais e atos comunicativos (GUIZZARDI et al., 2015). Essa estrutura torna a UFO especialmente útil para domínios em que há interação entre pessoas, organizações, eventos e relações sociais, como ocorre no Direito.</w:t>
+      </w:r>
+      <w:bookmarkStart w:id="25" w:name="_GoBack"/>
+      <w:bookmarkEnd w:id="25"/>
+    </w:p>
+    <w:p>
+      <w:pPr>
+        <w:pStyle w:val="Corpodetexto"/>
+        <w:spacing w:before="100"/>
+        <w:ind w:right="147" w:firstLine="272"/>
+        <w:jc w:val="both"/>
+        <w:rPr>
+          <w:u w:val="single"/>
+        </w:rPr>
         <w:sectPr>
           <w:pgSz w:w="11910" w:h="16840"/>
           <w:pgMar w:top="1260" w:right="992" w:bottom="280" w:left="1417" w:header="994" w:footer="0" w:gutter="0"/>
@@ -11120,8 +11737,8 @@
         <w:spacing w:line="312" w:lineRule="auto"/>
         <w:jc w:val="both"/>
         <w:sectPr>
-          <w:headerReference w:type="even" r:id="rId23"/>
-          <w:headerReference w:type="default" r:id="rId24"/>
+          <w:headerReference w:type="even" r:id="rId24"/>
+          <w:headerReference w:type="default" r:id="rId25"/>
           <w:pgSz w:w="11910" w:h="16840"/>
           <w:pgMar w:top="1260" w:right="992" w:bottom="280" w:left="1417" w:header="994" w:footer="0" w:gutter="0"/>
           <w:cols w:space="720"/>
@@ -12587,7 +13204,7 @@
         </w:rPr>
         <w:t xml:space="preserve">X, você pode consultar a </w:t>
       </w:r>
-      <w:hyperlink r:id="rId25">
+      <w:hyperlink r:id="rId26">
         <w:r>
           <w:rPr>
             <w:color w:val="2805C3"/>
@@ -12609,7 +13226,7 @@
         </w:rPr>
         <w:t xml:space="preserve">ou vários materiais disponíveis online, como </w:t>
       </w:r>
-      <w:hyperlink r:id="rId26">
+      <w:hyperlink r:id="rId27">
         <w:r>
           <w:rPr>
             <w:color w:val="2805C3"/>
@@ -12625,7 +13242,7 @@
         </w:rPr>
         <w:t xml:space="preserve"> </w:t>
       </w:r>
-      <w:hyperlink r:id="rId27">
+      <w:hyperlink r:id="rId28">
         <w:r>
           <w:rPr>
             <w:color w:val="2805C3"/>
@@ -15698,8 +16315,8 @@
         <w:spacing w:line="312" w:lineRule="auto"/>
         <w:jc w:val="both"/>
         <w:sectPr>
-          <w:headerReference w:type="even" r:id="rId28"/>
-          <w:headerReference w:type="default" r:id="rId29"/>
+          <w:headerReference w:type="even" r:id="rId29"/>
+          <w:headerReference w:type="default" r:id="rId30"/>
           <w:pgSz w:w="11910" w:h="16840"/>
           <w:pgMar w:top="1300" w:right="992" w:bottom="280" w:left="1417" w:header="994" w:footer="0" w:gutter="0"/>
           <w:cols w:space="720"/>
@@ -20930,7 +21547,7 @@
         </w:rPr>
         <w:t xml:space="preserve"> </w:t>
       </w:r>
-      <w:hyperlink r:id="rId30">
+      <w:hyperlink r:id="rId31">
         <w:r>
           <w:rPr>
             <w:rFonts w:ascii="Georgia"/>
@@ -24438,7 +25055,7 @@
         <w:ind w:left="282" w:right="146" w:hanging="13"/>
         <w:jc w:val="both"/>
       </w:pPr>
-      <w:hyperlink r:id="rId31">
+      <w:hyperlink r:id="rId32">
         <w:r>
           <w:rPr>
             <w:rFonts w:ascii="Georgia" w:hAnsi="Georgia"/>
@@ -24461,7 +25078,7 @@
       <w:r>
         <w:t xml:space="preserve"> </w:t>
       </w:r>
-      <w:hyperlink r:id="rId32">
+      <w:hyperlink r:id="rId33">
         <w:r>
           <w:rPr>
             <w:w w:val="110"/>
@@ -24568,7 +25185,7 @@
         <w:ind w:left="282" w:right="97" w:firstLine="737"/>
         <w:jc w:val="both"/>
       </w:pPr>
-      <w:hyperlink r:id="rId33">
+      <w:hyperlink r:id="rId34">
         <w:r>
           <w:rPr>
             <w:w w:val="110"/>
@@ -24595,7 +25212,7 @@
         </w:rPr>
         <w:t xml:space="preserve"> </w:t>
       </w:r>
-      <w:hyperlink r:id="rId34">
+      <w:hyperlink r:id="rId35">
         <w:r>
           <w:rPr>
             <w:w w:val="110"/>
@@ -24767,7 +25384,7 @@
         </w:rPr>
         <w:t xml:space="preserve"> </w:t>
       </w:r>
-      <w:hyperlink r:id="rId35">
+      <w:hyperlink r:id="rId36">
         <w:r>
           <w:t>uma melhor organização aos arquivos. Ao abrir esta pasta, repare que as figuras possuem</w:t>
         </w:r>
@@ -24779,7 +25396,7 @@
         </w:rPr>
         <w:t xml:space="preserve"> </w:t>
       </w:r>
-      <w:hyperlink r:id="rId36">
+      <w:hyperlink r:id="rId37">
         <w:r>
           <w:rPr>
             <w:w w:val="110"/>
@@ -24827,7 +25444,7 @@
         </w:rPr>
         <w:t xml:space="preserve"> </w:t>
       </w:r>
-      <w:hyperlink r:id="rId37">
+      <w:hyperlink r:id="rId38">
         <w:r>
           <w:t>não especifica a extensão. Isso se dá porque o L</w:t>
         </w:r>
@@ -24855,7 +25472,7 @@
       <w:r>
         <w:t xml:space="preserve"> </w:t>
       </w:r>
-      <w:hyperlink r:id="rId38">
+      <w:hyperlink r:id="rId39">
         <w:r>
           <w:rPr>
             <w:spacing w:val="-2"/>
@@ -25085,7 +25702,7 @@
         </w:rPr>
         <w:t xml:space="preserve"> </w:t>
       </w:r>
-      <w:hyperlink r:id="rId39">
+      <w:hyperlink r:id="rId40">
         <w:r>
           <w:rPr>
             <w:spacing w:val="-2"/>
@@ -25323,7 +25940,7 @@
         </w:rPr>
         <w:t xml:space="preserve"> </w:t>
       </w:r>
-      <w:hyperlink r:id="rId40">
+      <w:hyperlink r:id="rId41">
         <w:r>
           <w:t>colocar as figuras em formatos mais comuns, como JPG ou PNG e ele incluir no PDF sem</w:t>
         </w:r>
@@ -25331,7 +25948,7 @@
       <w:r>
         <w:t xml:space="preserve"> </w:t>
       </w:r>
-      <w:hyperlink r:id="rId41">
+      <w:hyperlink r:id="rId42">
         <w:r>
           <w:rPr>
             <w:w w:val="110"/>
@@ -25347,7 +25964,7 @@
         <w:ind w:left="282" w:right="146" w:firstLine="737"/>
         <w:jc w:val="both"/>
       </w:pPr>
-      <w:hyperlink r:id="rId42">
+      <w:hyperlink r:id="rId43">
         <w:r>
           <w:rPr>
             <w:w w:val="105"/>
@@ -25387,7 +26004,7 @@
         </w:rPr>
         <w:t xml:space="preserve"> </w:t>
       </w:r>
-      <w:hyperlink r:id="rId43">
+      <w:hyperlink r:id="rId44">
         <w:r>
           <w:rPr>
             <w:w w:val="105"/>
@@ -25401,7 +26018,7 @@
         </w:rPr>
         <w:t xml:space="preserve"> </w:t>
       </w:r>
-      <w:hyperlink r:id="rId44">
+      <w:hyperlink r:id="rId45">
         <w:r>
           <w:rPr>
             <w:w w:val="105"/>
@@ -25415,7 +26032,7 @@
         </w:rPr>
         <w:t xml:space="preserve"> </w:t>
       </w:r>
-      <w:hyperlink r:id="rId45">
+      <w:hyperlink r:id="rId46">
         <w:r>
           <w:rPr>
             <w:w w:val="105"/>
@@ -25444,7 +26061,7 @@
         <w:ind w:left="282" w:right="146" w:firstLine="737"/>
         <w:jc w:val="both"/>
       </w:pPr>
-      <w:hyperlink r:id="rId46">
+      <w:hyperlink r:id="rId47">
         <w:r>
           <w:rPr>
             <w:w w:val="110"/>
@@ -25489,7 +26106,7 @@
         </w:rPr>
         <w:t xml:space="preserve"> </w:t>
       </w:r>
-      <w:hyperlink r:id="rId47">
+      <w:hyperlink r:id="rId48">
         <w:r>
           <w:rPr>
             <w:w w:val="110"/>
@@ -25521,7 +26138,7 @@
         </w:rPr>
         <w:t xml:space="preserve"> </w:t>
       </w:r>
-      <w:hyperlink r:id="rId48">
+      <w:hyperlink r:id="rId49">
         <w:r>
           <w:rPr>
             <w:w w:val="110"/>
@@ -25623,7 +26240,7 @@
           <w:t>6.3</w:t>
         </w:r>
       </w:hyperlink>
-      <w:hyperlink r:id="rId49">
+      <w:hyperlink r:id="rId50">
         <w:r>
           <w:rPr>
             <w:w w:val="110"/>
@@ -25673,7 +26290,7 @@
           <w:t>2</w:t>
         </w:r>
       </w:hyperlink>
-      <w:hyperlink r:id="rId50">
+      <w:hyperlink r:id="rId51">
         <w:r>
           <w:rPr>
             <w:w w:val="110"/>
@@ -25700,7 +26317,7 @@
         </w:rPr>
         <w:t xml:space="preserve"> </w:t>
       </w:r>
-      <w:hyperlink r:id="rId51">
+      <w:hyperlink r:id="rId52">
         <w:r>
           <w:t xml:space="preserve">particular, utiliza o pacote </w:t>
         </w:r>
@@ -25717,7 +26334,7 @@
       <w:r>
         <w:t xml:space="preserve"> </w:t>
       </w:r>
-      <w:hyperlink r:id="rId52">
+      <w:hyperlink r:id="rId53">
         <w:r>
           <w:rPr>
             <w:w w:val="110"/>
@@ -25770,7 +26387,7 @@
         </w:tabs>
         <w:ind w:left="1019" w:hanging="737"/>
       </w:pPr>
-      <w:hyperlink r:id="rId53" w:anchor="Supported_languages">
+      <w:hyperlink r:id="rId54" w:anchor="Supported_languages">
         <w:r>
           <w:rPr>
             <w:spacing w:val="-2"/>
@@ -25786,7 +26403,7 @@
         <w:ind w:left="282" w:right="105" w:firstLine="737"/>
         <w:jc w:val="both"/>
       </w:pPr>
-      <w:hyperlink r:id="rId54">
+      <w:hyperlink r:id="rId55">
         <w:r>
           <w:t>Tabelas são um ponto fraco do L</w:t>
         </w:r>
@@ -25814,7 +26431,7 @@
       <w:r>
         <w:t xml:space="preserve"> </w:t>
       </w:r>
-      <w:hyperlink r:id="rId55">
+      <w:hyperlink r:id="rId56">
         <w:r>
           <w:t>da</w:t>
         </w:r>
@@ -25930,7 +26547,7 @@
       <w:r>
         <w:t xml:space="preserve"> </w:t>
       </w:r>
-      <w:hyperlink r:id="rId56">
+      <w:hyperlink r:id="rId57">
         <w:r>
           <w:t>documento como figuras. Mostramos, no entanto, alguns exemplos de tabela a seguir. O</w:t>
         </w:r>
@@ -25938,7 +26555,7 @@
       <w:r>
         <w:t xml:space="preserve"> </w:t>
       </w:r>
-      <w:hyperlink r:id="rId57">
+      <w:hyperlink r:id="rId58">
         <w:r>
           <w:t>código</w:t>
         </w:r>
@@ -26029,7 +26646,7 @@
           <w:t>6.4</w:t>
         </w:r>
       </w:hyperlink>
-      <w:hyperlink r:id="rId58">
+      <w:hyperlink r:id="rId59">
         <w:r>
           <w:t>,</w:t>
         </w:r>
@@ -26055,7 +26672,7 @@
         </w:rPr>
         <w:t xml:space="preserve"> </w:t>
       </w:r>
-      <w:hyperlink r:id="rId59">
+      <w:hyperlink r:id="rId60">
         <w:r>
           <w:t>e</w:t>
         </w:r>
@@ -26074,7 +26691,7 @@
           <w:t>6.6</w:t>
         </w:r>
       </w:hyperlink>
-      <w:hyperlink r:id="rId60">
+      <w:hyperlink r:id="rId61">
         <w:r>
           <w:t>.</w:t>
         </w:r>
@@ -26098,7 +26715,7 @@
           <w:sz w:val="20"/>
         </w:rPr>
       </w:pPr>
-      <w:hyperlink r:id="rId61">
+      <w:hyperlink r:id="rId62">
         <w:r>
           <w:rPr>
             <w:rFonts w:ascii="Georgia"/>
@@ -48720,7 +49337,7 @@
                     <pic:cNvPicPr/>
                   </pic:nvPicPr>
                   <pic:blipFill>
-                    <a:blip r:embed="rId62"/>
+                    <a:blip r:embed="rId63"/>
                     <a:stretch>
                       <a:fillRect/>
                     </a:stretch>
@@ -51389,7 +52006,7 @@
       <w:pPr>
         <w:pStyle w:val="Corpodetexto"/>
         <w:sectPr>
-          <w:headerReference w:type="default" r:id="rId63"/>
+          <w:headerReference w:type="default" r:id="rId64"/>
           <w:pgSz w:w="16840" w:h="11910" w:orient="landscape"/>
           <w:pgMar w:top="1340" w:right="2409" w:bottom="280" w:left="2409" w:header="0" w:footer="0" w:gutter="0"/>
           <w:cols w:space="720"/>
@@ -54597,8 +55214,8 @@
           <w:sz w:val="16"/>
         </w:rPr>
         <w:sectPr>
-          <w:headerReference w:type="even" r:id="rId64"/>
-          <w:headerReference w:type="default" r:id="rId65"/>
+          <w:headerReference w:type="even" r:id="rId65"/>
+          <w:headerReference w:type="default" r:id="rId66"/>
           <w:pgSz w:w="11910" w:h="16840"/>
           <w:pgMar w:top="1380" w:right="992" w:bottom="280" w:left="1559" w:header="994" w:footer="0" w:gutter="0"/>
           <w:cols w:space="720"/>
@@ -55809,7 +56426,7 @@
         </w:rPr>
         <w:t xml:space="preserve">Experience (online first: </w:t>
       </w:r>
-      <w:hyperlink r:id="rId66">
+      <w:hyperlink r:id="rId67">
         <w:r>
           <w:rPr>
             <w:rFonts w:ascii="Palatino Linotype" w:hAnsi="Palatino Linotype"/>
@@ -56047,9 +56664,9 @@
       <w:bookmarkEnd w:id="70"/>
     </w:p>
     <w:sectPr>
-      <w:headerReference w:type="even" r:id="rId67"/>
-      <w:headerReference w:type="default" r:id="rId68"/>
-      <w:footerReference w:type="even" r:id="rId69"/>
+      <w:headerReference w:type="even" r:id="rId68"/>
+      <w:headerReference w:type="default" r:id="rId69"/>
+      <w:footerReference w:type="even" r:id="rId70"/>
       <w:pgSz w:w="11910" w:h="16840"/>
       <w:pgMar w:top="1920" w:right="992" w:bottom="280" w:left="1559" w:header="0" w:footer="0" w:gutter="0"/>
       <w:cols w:space="720"/>
@@ -57215,6 +57832,92 @@
 <file path=word/numbering.xml><?xml version="1.0" encoding="utf-8"?>
 <w:numbering xmlns:wpc="http://schemas.microsoft.com/office/word/2010/wordprocessingCanvas" xmlns:cx="http://schemas.microsoft.com/office/drawing/2014/chartex" xmlns:cx1="http://schemas.microsoft.com/office/drawing/2015/9/8/chartex" xmlns:cx2="http://schemas.microsoft.com/office/drawing/2015/10/21/chartex" xmlns:cx3="http://schemas.microsoft.com/office/drawing/2016/5/9/chartex" xmlns:cx4="http://schemas.microsoft.com/office/drawing/2016/5/10/chartex" xmlns:cx5="http://schemas.microsoft.com/office/drawing/2016/5/11/chartex" xmlns:cx6="http://schemas.microsoft.com/office/drawing/2016/5/12/chartex" xmlns:cx7="http://schemas.microsoft.com/office/drawing/2016/5/13/chartex" xmlns:cx8="http://schemas.microsoft.com/office/drawing/2016/5/14/chartex" xmlns:mc="http://schemas.openxmlformats.org/markup-compatibility/2006" xmlns:aink="http://schemas.microsoft.com/office/drawing/2016/ink" xmlns:am3d="http://schemas.microsoft.com/office/drawing/2017/model3d" xmlns:o="urn:schemas-microsoft-com:office:office" xmlns:r="http://schemas.openxmlformats.org/officeDocument/2006/relationships" xmlns:m="http://schemas.openxmlformats.org/officeDocument/2006/math" xmlns:v="urn:schemas-microsoft-com:vml" xmlns:wp14="http://schemas.microsoft.com/office/word/2010/wordprocessingDrawing" xmlns:wp="http://schemas.openxmlformats.org/drawingml/2006/wordprocessingDrawing" xmlns:w10="urn:schemas-microsoft-com:office:word" xmlns:w="http://schemas.openxmlformats.org/wordprocessingml/2006/main" xmlns:w14="http://schemas.microsoft.com/office/word/2010/wordml" xmlns:w15="http://schemas.microsoft.com/office/word/2012/wordml" xmlns:w16cid="http://schemas.microsoft.com/office/word/2016/wordml/cid" xmlns:w16se="http://schemas.microsoft.com/office/word/2015/wordml/symex" xmlns:wpg="http://schemas.microsoft.com/office/word/2010/wordprocessingGroup" xmlns:wpi="http://schemas.microsoft.com/office/word/2010/wordprocessingInk" xmlns:wne="http://schemas.microsoft.com/office/word/2006/wordml" xmlns:wps="http://schemas.microsoft.com/office/word/2010/wordprocessingShape" mc:Ignorable="w14 w15 w16se w16cid wp14">
   <w:abstractNum w:abstractNumId="0" w15:restartNumberingAfterBreak="0">
+    <w:nsid w:val="008E02F6"/>
+    <w:multiLevelType w:val="hybridMultilevel"/>
+    <w:tmpl w:val="7B667F8C"/>
+    <w:lvl w:ilvl="0" w:tplc="0416001B">
+      <w:start w:val="1"/>
+      <w:numFmt w:val="lowerRoman"/>
+      <w:lvlText w:val="%1."/>
+      <w:lvlJc w:val="right"/>
+      <w:pPr>
+        <w:ind w:left="1723" w:hanging="360"/>
+      </w:pPr>
+    </w:lvl>
+    <w:lvl w:ilvl="1" w:tplc="04160019" w:tentative="1">
+      <w:start w:val="1"/>
+      <w:numFmt w:val="lowerLetter"/>
+      <w:lvlText w:val="%2."/>
+      <w:lvlJc w:val="left"/>
+      <w:pPr>
+        <w:ind w:left="2443" w:hanging="360"/>
+      </w:pPr>
+    </w:lvl>
+    <w:lvl w:ilvl="2" w:tplc="0416001B" w:tentative="1">
+      <w:start w:val="1"/>
+      <w:numFmt w:val="lowerRoman"/>
+      <w:lvlText w:val="%3."/>
+      <w:lvlJc w:val="right"/>
+      <w:pPr>
+        <w:ind w:left="3163" w:hanging="180"/>
+      </w:pPr>
+    </w:lvl>
+    <w:lvl w:ilvl="3" w:tplc="0416000F" w:tentative="1">
+      <w:start w:val="1"/>
+      <w:numFmt w:val="decimal"/>
+      <w:lvlText w:val="%4."/>
+      <w:lvlJc w:val="left"/>
+      <w:pPr>
+        <w:ind w:left="3883" w:hanging="360"/>
+      </w:pPr>
+    </w:lvl>
+    <w:lvl w:ilvl="4" w:tplc="04160019" w:tentative="1">
+      <w:start w:val="1"/>
+      <w:numFmt w:val="lowerLetter"/>
+      <w:lvlText w:val="%5."/>
+      <w:lvlJc w:val="left"/>
+      <w:pPr>
+        <w:ind w:left="4603" w:hanging="360"/>
+      </w:pPr>
+    </w:lvl>
+    <w:lvl w:ilvl="5" w:tplc="0416001B" w:tentative="1">
+      <w:start w:val="1"/>
+      <w:numFmt w:val="lowerRoman"/>
+      <w:lvlText w:val="%6."/>
+      <w:lvlJc w:val="right"/>
+      <w:pPr>
+        <w:ind w:left="5323" w:hanging="180"/>
+      </w:pPr>
+    </w:lvl>
+    <w:lvl w:ilvl="6" w:tplc="0416000F" w:tentative="1">
+      <w:start w:val="1"/>
+      <w:numFmt w:val="decimal"/>
+      <w:lvlText w:val="%7."/>
+      <w:lvlJc w:val="left"/>
+      <w:pPr>
+        <w:ind w:left="6043" w:hanging="360"/>
+      </w:pPr>
+    </w:lvl>
+    <w:lvl w:ilvl="7" w:tplc="04160019" w:tentative="1">
+      <w:start w:val="1"/>
+      <w:numFmt w:val="lowerLetter"/>
+      <w:lvlText w:val="%8."/>
+      <w:lvlJc w:val="left"/>
+      <w:pPr>
+        <w:ind w:left="6763" w:hanging="360"/>
+      </w:pPr>
+    </w:lvl>
+    <w:lvl w:ilvl="8" w:tplc="0416001B" w:tentative="1">
+      <w:start w:val="1"/>
+      <w:numFmt w:val="lowerRoman"/>
+      <w:lvlText w:val="%9."/>
+      <w:lvlJc w:val="right"/>
+      <w:pPr>
+        <w:ind w:left="7483" w:hanging="180"/>
+      </w:pPr>
+    </w:lvl>
+  </w:abstractNum>
+  <w:abstractNum w:abstractNumId="1" w15:restartNumberingAfterBreak="0">
     <w:nsid w:val="08EF6445"/>
     <w:multiLevelType w:val="hybridMultilevel"/>
     <w:tmpl w:val="FD3A3EEC"/>
@@ -57336,7 +58039,7 @@
       </w:rPr>
     </w:lvl>
   </w:abstractNum>
-  <w:abstractNum w:abstractNumId="1" w15:restartNumberingAfterBreak="0">
+  <w:abstractNum w:abstractNumId="2" w15:restartNumberingAfterBreak="0">
     <w:nsid w:val="0C623613"/>
     <w:multiLevelType w:val="hybridMultilevel"/>
     <w:tmpl w:val="6C72D458"/>
@@ -57459,7 +58162,7 @@
       </w:rPr>
     </w:lvl>
   </w:abstractNum>
-  <w:abstractNum w:abstractNumId="2" w15:restartNumberingAfterBreak="0">
+  <w:abstractNum w:abstractNumId="3" w15:restartNumberingAfterBreak="0">
     <w:nsid w:val="0DE52ADE"/>
     <w:multiLevelType w:val="hybridMultilevel"/>
     <w:tmpl w:val="8AAC7126"/>
@@ -57583,7 +58286,7 @@
       </w:rPr>
     </w:lvl>
   </w:abstractNum>
-  <w:abstractNum w:abstractNumId="3" w15:restartNumberingAfterBreak="0">
+  <w:abstractNum w:abstractNumId="4" w15:restartNumberingAfterBreak="0">
     <w:nsid w:val="100F3D27"/>
     <w:multiLevelType w:val="hybridMultilevel"/>
     <w:tmpl w:val="7FB0F322"/>
@@ -57704,7 +58407,7 @@
       </w:rPr>
     </w:lvl>
   </w:abstractNum>
-  <w:abstractNum w:abstractNumId="4" w15:restartNumberingAfterBreak="0">
+  <w:abstractNum w:abstractNumId="5" w15:restartNumberingAfterBreak="0">
     <w:nsid w:val="15AF1032"/>
     <w:multiLevelType w:val="hybridMultilevel"/>
     <w:tmpl w:val="EC16C95E"/>
@@ -57827,7 +58530,7 @@
       </w:rPr>
     </w:lvl>
   </w:abstractNum>
-  <w:abstractNum w:abstractNumId="5" w15:restartNumberingAfterBreak="0">
+  <w:abstractNum w:abstractNumId="6" w15:restartNumberingAfterBreak="0">
     <w:nsid w:val="25556A42"/>
     <w:multiLevelType w:val="multilevel"/>
     <w:tmpl w:val="A9F0D9E8"/>
@@ -57967,17 +58670,17 @@
       </w:rPr>
     </w:lvl>
   </w:abstractNum>
-  <w:abstractNum w:abstractNumId="6" w15:restartNumberingAfterBreak="0">
-    <w:nsid w:val="37C95744"/>
+  <w:abstractNum w:abstractNumId="7" w15:restartNumberingAfterBreak="0">
+    <w:nsid w:val="303801CF"/>
     <w:multiLevelType w:val="hybridMultilevel"/>
-    <w:tmpl w:val="37B0A32A"/>
+    <w:tmpl w:val="B6F8E518"/>
     <w:lvl w:ilvl="0" w:tplc="0416001B">
       <w:start w:val="1"/>
       <w:numFmt w:val="lowerRoman"/>
       <w:lvlText w:val="%1."/>
       <w:lvlJc w:val="right"/>
       <w:pPr>
-        <w:ind w:left="1739" w:hanging="360"/>
+        <w:ind w:left="1003" w:hanging="360"/>
       </w:pPr>
     </w:lvl>
     <w:lvl w:ilvl="1" w:tplc="04160019" w:tentative="1">
@@ -57986,7 +58689,7 @@
       <w:lvlText w:val="%2."/>
       <w:lvlJc w:val="left"/>
       <w:pPr>
-        <w:ind w:left="2459" w:hanging="360"/>
+        <w:ind w:left="1723" w:hanging="360"/>
       </w:pPr>
     </w:lvl>
     <w:lvl w:ilvl="2" w:tplc="0416001B" w:tentative="1">
@@ -57995,7 +58698,7 @@
       <w:lvlText w:val="%3."/>
       <w:lvlJc w:val="right"/>
       <w:pPr>
-        <w:ind w:left="3179" w:hanging="180"/>
+        <w:ind w:left="2443" w:hanging="180"/>
       </w:pPr>
     </w:lvl>
     <w:lvl w:ilvl="3" w:tplc="0416000F" w:tentative="1">
@@ -58004,7 +58707,7 @@
       <w:lvlText w:val="%4."/>
       <w:lvlJc w:val="left"/>
       <w:pPr>
-        <w:ind w:left="3899" w:hanging="360"/>
+        <w:ind w:left="3163" w:hanging="360"/>
       </w:pPr>
     </w:lvl>
     <w:lvl w:ilvl="4" w:tplc="04160019" w:tentative="1">
@@ -58013,7 +58716,7 @@
       <w:lvlText w:val="%5."/>
       <w:lvlJc w:val="left"/>
       <w:pPr>
-        <w:ind w:left="4619" w:hanging="360"/>
+        <w:ind w:left="3883" w:hanging="360"/>
       </w:pPr>
     </w:lvl>
     <w:lvl w:ilvl="5" w:tplc="0416001B" w:tentative="1">
@@ -58022,7 +58725,7 @@
       <w:lvlText w:val="%6."/>
       <w:lvlJc w:val="right"/>
       <w:pPr>
-        <w:ind w:left="5339" w:hanging="180"/>
+        <w:ind w:left="4603" w:hanging="180"/>
       </w:pPr>
     </w:lvl>
     <w:lvl w:ilvl="6" w:tplc="0416000F" w:tentative="1">
@@ -58031,7 +58734,7 @@
       <w:lvlText w:val="%7."/>
       <w:lvlJc w:val="left"/>
       <w:pPr>
-        <w:ind w:left="6059" w:hanging="360"/>
+        <w:ind w:left="5323" w:hanging="360"/>
       </w:pPr>
     </w:lvl>
     <w:lvl w:ilvl="7" w:tplc="04160019" w:tentative="1">
@@ -58040,7 +58743,7 @@
       <w:lvlText w:val="%8."/>
       <w:lvlJc w:val="left"/>
       <w:pPr>
-        <w:ind w:left="6779" w:hanging="360"/>
+        <w:ind w:left="6043" w:hanging="360"/>
       </w:pPr>
     </w:lvl>
     <w:lvl w:ilvl="8" w:tplc="0416001B" w:tentative="1">
@@ -58049,11 +58752,183 @@
       <w:lvlText w:val="%9."/>
       <w:lvlJc w:val="right"/>
       <w:pPr>
-        <w:ind w:left="7499" w:hanging="180"/>
+        <w:ind w:left="6763" w:hanging="180"/>
       </w:pPr>
     </w:lvl>
   </w:abstractNum>
-  <w:abstractNum w:abstractNumId="7" w15:restartNumberingAfterBreak="0">
+  <w:abstractNum w:abstractNumId="8" w15:restartNumberingAfterBreak="0">
+    <w:nsid w:val="35EF437F"/>
+    <w:multiLevelType w:val="hybridMultilevel"/>
+    <w:tmpl w:val="3E92C008"/>
+    <w:lvl w:ilvl="0" w:tplc="0416001B">
+      <w:start w:val="1"/>
+      <w:numFmt w:val="lowerRoman"/>
+      <w:lvlText w:val="%1."/>
+      <w:lvlJc w:val="right"/>
+      <w:pPr>
+        <w:ind w:left="720" w:hanging="360"/>
+      </w:pPr>
+    </w:lvl>
+    <w:lvl w:ilvl="1" w:tplc="04160019" w:tentative="1">
+      <w:start w:val="1"/>
+      <w:numFmt w:val="lowerLetter"/>
+      <w:lvlText w:val="%2."/>
+      <w:lvlJc w:val="left"/>
+      <w:pPr>
+        <w:ind w:left="1440" w:hanging="360"/>
+      </w:pPr>
+    </w:lvl>
+    <w:lvl w:ilvl="2" w:tplc="0416001B" w:tentative="1">
+      <w:start w:val="1"/>
+      <w:numFmt w:val="lowerRoman"/>
+      <w:lvlText w:val="%3."/>
+      <w:lvlJc w:val="right"/>
+      <w:pPr>
+        <w:ind w:left="2160" w:hanging="180"/>
+      </w:pPr>
+    </w:lvl>
+    <w:lvl w:ilvl="3" w:tplc="0416000F" w:tentative="1">
+      <w:start w:val="1"/>
+      <w:numFmt w:val="decimal"/>
+      <w:lvlText w:val="%4."/>
+      <w:lvlJc w:val="left"/>
+      <w:pPr>
+        <w:ind w:left="2880" w:hanging="360"/>
+      </w:pPr>
+    </w:lvl>
+    <w:lvl w:ilvl="4" w:tplc="04160019" w:tentative="1">
+      <w:start w:val="1"/>
+      <w:numFmt w:val="lowerLetter"/>
+      <w:lvlText w:val="%5."/>
+      <w:lvlJc w:val="left"/>
+      <w:pPr>
+        <w:ind w:left="3600" w:hanging="360"/>
+      </w:pPr>
+    </w:lvl>
+    <w:lvl w:ilvl="5" w:tplc="0416001B" w:tentative="1">
+      <w:start w:val="1"/>
+      <w:numFmt w:val="lowerRoman"/>
+      <w:lvlText w:val="%6."/>
+      <w:lvlJc w:val="right"/>
+      <w:pPr>
+        <w:ind w:left="4320" w:hanging="180"/>
+      </w:pPr>
+    </w:lvl>
+    <w:lvl w:ilvl="6" w:tplc="0416000F" w:tentative="1">
+      <w:start w:val="1"/>
+      <w:numFmt w:val="decimal"/>
+      <w:lvlText w:val="%7."/>
+      <w:lvlJc w:val="left"/>
+      <w:pPr>
+        <w:ind w:left="5040" w:hanging="360"/>
+      </w:pPr>
+    </w:lvl>
+    <w:lvl w:ilvl="7" w:tplc="04160019" w:tentative="1">
+      <w:start w:val="1"/>
+      <w:numFmt w:val="lowerLetter"/>
+      <w:lvlText w:val="%8."/>
+      <w:lvlJc w:val="left"/>
+      <w:pPr>
+        <w:ind w:left="5760" w:hanging="360"/>
+      </w:pPr>
+    </w:lvl>
+    <w:lvl w:ilvl="8" w:tplc="0416001B" w:tentative="1">
+      <w:start w:val="1"/>
+      <w:numFmt w:val="lowerRoman"/>
+      <w:lvlText w:val="%9."/>
+      <w:lvlJc w:val="right"/>
+      <w:pPr>
+        <w:ind w:left="6480" w:hanging="180"/>
+      </w:pPr>
+    </w:lvl>
+  </w:abstractNum>
+  <w:abstractNum w:abstractNumId="9" w15:restartNumberingAfterBreak="0">
+    <w:nsid w:val="37C95744"/>
+    <w:multiLevelType w:val="hybridMultilevel"/>
+    <w:tmpl w:val="B6F8E518"/>
+    <w:lvl w:ilvl="0" w:tplc="0416001B">
+      <w:start w:val="1"/>
+      <w:numFmt w:val="lowerRoman"/>
+      <w:lvlText w:val="%1."/>
+      <w:lvlJc w:val="right"/>
+      <w:pPr>
+        <w:ind w:left="1739" w:hanging="360"/>
+      </w:pPr>
+    </w:lvl>
+    <w:lvl w:ilvl="1" w:tplc="04160019" w:tentative="1">
+      <w:start w:val="1"/>
+      <w:numFmt w:val="lowerLetter"/>
+      <w:lvlText w:val="%2."/>
+      <w:lvlJc w:val="left"/>
+      <w:pPr>
+        <w:ind w:left="2459" w:hanging="360"/>
+      </w:pPr>
+    </w:lvl>
+    <w:lvl w:ilvl="2" w:tplc="0416001B" w:tentative="1">
+      <w:start w:val="1"/>
+      <w:numFmt w:val="lowerRoman"/>
+      <w:lvlText w:val="%3."/>
+      <w:lvlJc w:val="right"/>
+      <w:pPr>
+        <w:ind w:left="3179" w:hanging="180"/>
+      </w:pPr>
+    </w:lvl>
+    <w:lvl w:ilvl="3" w:tplc="0416000F" w:tentative="1">
+      <w:start w:val="1"/>
+      <w:numFmt w:val="decimal"/>
+      <w:lvlText w:val="%4."/>
+      <w:lvlJc w:val="left"/>
+      <w:pPr>
+        <w:ind w:left="3899" w:hanging="360"/>
+      </w:pPr>
+    </w:lvl>
+    <w:lvl w:ilvl="4" w:tplc="04160019" w:tentative="1">
+      <w:start w:val="1"/>
+      <w:numFmt w:val="lowerLetter"/>
+      <w:lvlText w:val="%5."/>
+      <w:lvlJc w:val="left"/>
+      <w:pPr>
+        <w:ind w:left="4619" w:hanging="360"/>
+      </w:pPr>
+    </w:lvl>
+    <w:lvl w:ilvl="5" w:tplc="0416001B" w:tentative="1">
+      <w:start w:val="1"/>
+      <w:numFmt w:val="lowerRoman"/>
+      <w:lvlText w:val="%6."/>
+      <w:lvlJc w:val="right"/>
+      <w:pPr>
+        <w:ind w:left="5339" w:hanging="180"/>
+      </w:pPr>
+    </w:lvl>
+    <w:lvl w:ilvl="6" w:tplc="0416000F" w:tentative="1">
+      <w:start w:val="1"/>
+      <w:numFmt w:val="decimal"/>
+      <w:lvlText w:val="%7."/>
+      <w:lvlJc w:val="left"/>
+      <w:pPr>
+        <w:ind w:left="6059" w:hanging="360"/>
+      </w:pPr>
+    </w:lvl>
+    <w:lvl w:ilvl="7" w:tplc="04160019" w:tentative="1">
+      <w:start w:val="1"/>
+      <w:numFmt w:val="lowerLetter"/>
+      <w:lvlText w:val="%8."/>
+      <w:lvlJc w:val="left"/>
+      <w:pPr>
+        <w:ind w:left="6779" w:hanging="360"/>
+      </w:pPr>
+    </w:lvl>
+    <w:lvl w:ilvl="8" w:tplc="0416001B" w:tentative="1">
+      <w:start w:val="1"/>
+      <w:numFmt w:val="lowerRoman"/>
+      <w:lvlText w:val="%9."/>
+      <w:lvlJc w:val="right"/>
+      <w:pPr>
+        <w:ind w:left="7499" w:hanging="180"/>
+      </w:pPr>
+    </w:lvl>
+  </w:abstractNum>
+  <w:abstractNum w:abstractNumId="10" w15:restartNumberingAfterBreak="0">
     <w:nsid w:val="38171B9E"/>
     <w:multiLevelType w:val="hybridMultilevel"/>
     <w:tmpl w:val="85381FD8"/>
@@ -58175,7 +59050,7 @@
       </w:rPr>
     </w:lvl>
   </w:abstractNum>
-  <w:abstractNum w:abstractNumId="8" w15:restartNumberingAfterBreak="0">
+  <w:abstractNum w:abstractNumId="11" w15:restartNumberingAfterBreak="0">
     <w:nsid w:val="3D2B671F"/>
     <w:multiLevelType w:val="hybridMultilevel"/>
     <w:tmpl w:val="B7DAB682"/>
@@ -58297,7 +59172,7 @@
       </w:rPr>
     </w:lvl>
   </w:abstractNum>
-  <w:abstractNum w:abstractNumId="9" w15:restartNumberingAfterBreak="0">
+  <w:abstractNum w:abstractNumId="12" w15:restartNumberingAfterBreak="0">
     <w:nsid w:val="42E87294"/>
     <w:multiLevelType w:val="hybridMultilevel"/>
     <w:tmpl w:val="E79E349C"/>
@@ -58421,7 +59296,7 @@
       </w:rPr>
     </w:lvl>
   </w:abstractNum>
-  <w:abstractNum w:abstractNumId="10" w15:restartNumberingAfterBreak="0">
+  <w:abstractNum w:abstractNumId="13" w15:restartNumberingAfterBreak="0">
     <w:nsid w:val="4E1428BF"/>
     <w:multiLevelType w:val="hybridMultilevel"/>
     <w:tmpl w:val="DCF2AB4E"/>
@@ -58542,7 +59417,7 @@
       </w:rPr>
     </w:lvl>
   </w:abstractNum>
-  <w:abstractNum w:abstractNumId="11" w15:restartNumberingAfterBreak="0">
+  <w:abstractNum w:abstractNumId="14" w15:restartNumberingAfterBreak="0">
     <w:nsid w:val="5A3B4EAC"/>
     <w:multiLevelType w:val="hybridMultilevel"/>
     <w:tmpl w:val="CADC174E"/>
@@ -58628,7 +59503,7 @@
       </w:pPr>
     </w:lvl>
   </w:abstractNum>
-  <w:abstractNum w:abstractNumId="12" w15:restartNumberingAfterBreak="0">
+  <w:abstractNum w:abstractNumId="15" w15:restartNumberingAfterBreak="0">
     <w:nsid w:val="5B797BBE"/>
     <w:multiLevelType w:val="multilevel"/>
     <w:tmpl w:val="172E9FE6"/>
@@ -58771,7 +59646,7 @@
       </w:rPr>
     </w:lvl>
   </w:abstractNum>
-  <w:abstractNum w:abstractNumId="13" w15:restartNumberingAfterBreak="0">
+  <w:abstractNum w:abstractNumId="16" w15:restartNumberingAfterBreak="0">
     <w:nsid w:val="5CAB5ACB"/>
     <w:multiLevelType w:val="hybridMultilevel"/>
     <w:tmpl w:val="E736C3DC"/>
@@ -58894,7 +59769,7 @@
       </w:rPr>
     </w:lvl>
   </w:abstractNum>
-  <w:abstractNum w:abstractNumId="14" w15:restartNumberingAfterBreak="0">
+  <w:abstractNum w:abstractNumId="17" w15:restartNumberingAfterBreak="0">
     <w:nsid w:val="5DCE73B3"/>
     <w:multiLevelType w:val="hybridMultilevel"/>
     <w:tmpl w:val="C9567930"/>
@@ -59016,7 +59891,7 @@
       </w:rPr>
     </w:lvl>
   </w:abstractNum>
-  <w:abstractNum w:abstractNumId="15" w15:restartNumberingAfterBreak="0">
+  <w:abstractNum w:abstractNumId="18" w15:restartNumberingAfterBreak="0">
     <w:nsid w:val="611D66FD"/>
     <w:multiLevelType w:val="hybridMultilevel"/>
     <w:tmpl w:val="6E541C8C"/>
@@ -59140,7 +60015,7 @@
       </w:rPr>
     </w:lvl>
   </w:abstractNum>
-  <w:abstractNum w:abstractNumId="16" w15:restartNumberingAfterBreak="0">
+  <w:abstractNum w:abstractNumId="19" w15:restartNumberingAfterBreak="0">
     <w:nsid w:val="61606D8E"/>
     <w:multiLevelType w:val="hybridMultilevel"/>
     <w:tmpl w:val="67A21E6A"/>
@@ -59264,7 +60139,7 @@
       </w:rPr>
     </w:lvl>
   </w:abstractNum>
-  <w:abstractNum w:abstractNumId="17" w15:restartNumberingAfterBreak="0">
+  <w:abstractNum w:abstractNumId="20" w15:restartNumberingAfterBreak="0">
     <w:nsid w:val="703E4884"/>
     <w:multiLevelType w:val="hybridMultilevel"/>
     <w:tmpl w:val="7DCA107C"/>
@@ -59387,7 +60262,7 @@
       </w:rPr>
     </w:lvl>
   </w:abstractNum>
-  <w:abstractNum w:abstractNumId="18" w15:restartNumberingAfterBreak="0">
+  <w:abstractNum w:abstractNumId="21" w15:restartNumberingAfterBreak="0">
     <w:nsid w:val="7BAB15BE"/>
     <w:multiLevelType w:val="hybridMultilevel"/>
     <w:tmpl w:val="88104BE8"/>
@@ -59511,61 +60386,70 @@
     </w:lvl>
   </w:abstractNum>
   <w:num w:numId="1">
-    <w:abstractNumId w:val="8"/>
+    <w:abstractNumId w:val="11"/>
   </w:num>
   <w:num w:numId="2">
+    <w:abstractNumId w:val="17"/>
+  </w:num>
+  <w:num w:numId="3">
+    <w:abstractNumId w:val="1"/>
+  </w:num>
+  <w:num w:numId="4">
+    <w:abstractNumId w:val="10"/>
+  </w:num>
+  <w:num w:numId="5">
+    <w:abstractNumId w:val="12"/>
+  </w:num>
+  <w:num w:numId="6">
+    <w:abstractNumId w:val="18"/>
+  </w:num>
+  <w:num w:numId="7">
+    <w:abstractNumId w:val="5"/>
+  </w:num>
+  <w:num w:numId="8">
+    <w:abstractNumId w:val="2"/>
+  </w:num>
+  <w:num w:numId="9">
+    <w:abstractNumId w:val="16"/>
+  </w:num>
+  <w:num w:numId="10">
+    <w:abstractNumId w:val="19"/>
+  </w:num>
+  <w:num w:numId="11">
+    <w:abstractNumId w:val="3"/>
+  </w:num>
+  <w:num w:numId="12">
+    <w:abstractNumId w:val="21"/>
+  </w:num>
+  <w:num w:numId="13">
+    <w:abstractNumId w:val="20"/>
+  </w:num>
+  <w:num w:numId="14">
+    <w:abstractNumId w:val="13"/>
+  </w:num>
+  <w:num w:numId="15">
+    <w:abstractNumId w:val="4"/>
+  </w:num>
+  <w:num w:numId="16">
+    <w:abstractNumId w:val="6"/>
+  </w:num>
+  <w:num w:numId="17">
+    <w:abstractNumId w:val="15"/>
+  </w:num>
+  <w:num w:numId="18">
     <w:abstractNumId w:val="14"/>
   </w:num>
-  <w:num w:numId="3">
+  <w:num w:numId="19">
+    <w:abstractNumId w:val="9"/>
+  </w:num>
+  <w:num w:numId="20">
     <w:abstractNumId w:val="0"/>
   </w:num>
-  <w:num w:numId="4">
+  <w:num w:numId="21">
     <w:abstractNumId w:val="7"/>
   </w:num>
-  <w:num w:numId="5">
-    <w:abstractNumId w:val="9"/>
-  </w:num>
-  <w:num w:numId="6">
-    <w:abstractNumId w:val="15"/>
-  </w:num>
-  <w:num w:numId="7">
-    <w:abstractNumId w:val="4"/>
-  </w:num>
-  <w:num w:numId="8">
-    <w:abstractNumId w:val="1"/>
-  </w:num>
-  <w:num w:numId="9">
-    <w:abstractNumId w:val="13"/>
-  </w:num>
-  <w:num w:numId="10">
-    <w:abstractNumId w:val="16"/>
-  </w:num>
-  <w:num w:numId="11">
-    <w:abstractNumId w:val="2"/>
-  </w:num>
-  <w:num w:numId="12">
-    <w:abstractNumId w:val="18"/>
-  </w:num>
-  <w:num w:numId="13">
-    <w:abstractNumId w:val="17"/>
-  </w:num>
-  <w:num w:numId="14">
-    <w:abstractNumId w:val="10"/>
-  </w:num>
-  <w:num w:numId="15">
-    <w:abstractNumId w:val="3"/>
-  </w:num>
-  <w:num w:numId="16">
-    <w:abstractNumId w:val="5"/>
-  </w:num>
-  <w:num w:numId="17">
-    <w:abstractNumId w:val="12"/>
-  </w:num>
-  <w:num w:numId="18">
-    <w:abstractNumId w:val="11"/>
-  </w:num>
-  <w:num w:numId="19">
-    <w:abstractNumId w:val="6"/>
+  <w:num w:numId="22">
+    <w:abstractNumId w:val="8"/>
   </w:num>
 </w:numbering>
 </file>
@@ -60140,6 +61024,17 @@
       <w:color w:val="808080"/>
     </w:rPr>
   </w:style>
+  <w:style w:type="character" w:styleId="nfase">
+    <w:name w:val="Emphasis"/>
+    <w:basedOn w:val="Fontepargpadro"/>
+    <w:uiPriority w:val="20"/>
+    <w:qFormat/>
+    <w:rsid w:val="000D76F0"/>
+    <w:rPr>
+      <w:i/>
+      <w:iCs/>
+    </w:rPr>
+  </w:style>
 </w:styles>
 </file>
 
@@ -60191,7 +61086,7 @@
     <w:charset w:val="00"/>
     <w:family w:val="roman"/>
     <w:pitch w:val="variable"/>
-    <w:sig w:usb0="E0002EFF" w:usb1="C000785B" w:usb2="00000009" w:usb3="00000000" w:csb0="000001FF" w:csb1="00000000"/>
+    <w:sig w:usb0="E0002AFF" w:usb1="C0007843" w:usb2="00000009" w:usb3="00000000" w:csb0="000001FF" w:csb1="00000000"/>
   </w:font>
   <w:font w:name="Palatino Linotype">
     <w:panose1 w:val="02040502050505030304"/>
@@ -60205,7 +61100,7 @@
     <w:charset w:val="00"/>
     <w:family w:val="swiss"/>
     <w:pitch w:val="variable"/>
-    <w:sig w:usb0="E0002EFF" w:usb1="C000785B" w:usb2="00000009" w:usb3="00000000" w:csb0="000001FF" w:csb1="00000000"/>
+    <w:sig w:usb0="E0002AFF" w:usb1="C0007843" w:usb2="00000009" w:usb3="00000000" w:csb0="000001FF" w:csb1="00000000"/>
   </w:font>
   <w:font w:name="Tahoma">
     <w:altName w:val="Tahoma"/>
@@ -60228,7 +61123,7 @@
     <w:charset w:val="00"/>
     <w:family w:val="swiss"/>
     <w:pitch w:val="variable"/>
-    <w:sig w:usb0="E4002EFF" w:usb1="C200247B" w:usb2="00000009" w:usb3="00000000" w:csb0="000001FF" w:csb1="00000000"/>
+    <w:sig w:usb0="E00002FF" w:usb1="4000ACFF" w:usb2="00000001" w:usb3="00000000" w:csb0="0000019F" w:csb1="00000000"/>
   </w:font>
   <w:font w:name="Roboto">
     <w:altName w:val="Arial"/>
@@ -60249,14 +61144,14 @@
     <w:charset w:val="00"/>
     <w:family w:val="roman"/>
     <w:pitch w:val="variable"/>
-    <w:sig w:usb0="E00006FF" w:usb1="420024FF" w:usb2="02000000" w:usb3="00000000" w:csb0="0000019F" w:csb1="00000000"/>
+    <w:sig w:usb0="A00002EF" w:usb1="4000004B" w:usb2="00000000" w:usb3="00000000" w:csb0="0000009F" w:csb1="00000000"/>
   </w:font>
   <w:font w:name="Calibri Light">
     <w:panose1 w:val="020F0302020204030204"/>
     <w:charset w:val="00"/>
     <w:family w:val="swiss"/>
     <w:pitch w:val="variable"/>
-    <w:sig w:usb0="E4002EFF" w:usb1="C200247B" w:usb2="00000009" w:usb3="00000000" w:csb0="000001FF" w:csb1="00000000"/>
+    <w:sig w:usb0="A00002EF" w:usb1="4000207B" w:usb2="00000000" w:usb3="00000000" w:csb0="0000009F" w:csb1="00000000"/>
   </w:font>
 </w:fonts>
 </file>
@@ -60279,6 +61174,10 @@
   <w:rsids>
     <w:rsidRoot w:val="000040FF"/>
     <w:rsid w:val="000040FF"/>
+    <w:rsid w:val="00452E91"/>
+    <w:rsid w:val="009D5B87"/>
+    <w:rsid w:val="00DE37A6"/>
+    <w:rsid w:val="00E30DFA"/>
   </w:rsids>
   <m:mathPr>
     <m:mathFont m:val="Cambria Math"/>
@@ -61055,7 +61954,7 @@
 </file>
 
 <file path=customXml/itemProps1.xml><?xml version="1.0" encoding="utf-8"?>
-<ds:datastoreItem xmlns:ds="http://schemas.openxmlformats.org/officeDocument/2006/customXml" ds:itemID="{AC18B57C-A519-4A94-88DA-6EB46F4F4CA7}">
+<ds:datastoreItem xmlns:ds="http://schemas.openxmlformats.org/officeDocument/2006/customXml" ds:itemID="{E778F20B-3565-4050-944B-44D5660F6633}">
   <ds:schemaRefs>
     <ds:schemaRef ds:uri="http://schemas.openxmlformats.org/officeDocument/2006/bibliography"/>
   </ds:schemaRefs>

--- a/backup/tcc-jec.docx
+++ b/backup/tcc-jec.docx
@@ -11043,19 +11043,7 @@
         <w:jc w:val="both"/>
       </w:pPr>
       <w:r>
-        <w:t xml:space="preserve">Outro ponto relevante da SABiO é a possibilidade de modularização da ontologia. Em domínios complexos, como o jurídico, a </w:t>
-      </w:r>
-      <w:r>
-        <w:t>repartiçao</w:t>
-      </w:r>
-      <w:r>
-        <w:t xml:space="preserve"> em módulos ou subontologias pode facilitar o desenvolvimento, a manutenção e a reutilização do modelo. No caso do Juizado Especial Federal Cível, a ontologia pode ser organizada em módulos relacionados, por exemplo, aos sujeitos processuais, à demanda judicial, às </w:t>
-      </w:r>
-      <w:r>
-        <w:t>competencias</w:t>
-      </w:r>
-      <w:r>
-        <w:t xml:space="preserve">, e aos </w:t>
+        <w:t xml:space="preserve">Outro ponto relevante da SABiO é a possibilidade de modularização da ontologia. Em domínios complexos, como o jurídico, a repartiçao em módulos ou subontologias pode facilitar o desenvolvimento, a manutenção e a reutilização do modelo. No caso do Juizado Especial Federal Cível, a ontologia pode ser organizada em módulos relacionados, por exemplo, aos sujeitos processuais, à demanda judicial, às competencias, e aos </w:t>
       </w:r>
       <w:r>
         <w:t>procedimentos</w:t>
@@ -11072,25 +11060,7 @@
         <w:jc w:val="both"/>
       </w:pPr>
       <w:r>
-        <w:t xml:space="preserve">Além das atividades principais de desenvolvimento, a SABiO </w:t>
-      </w:r>
-      <w:r>
-        <w:t>também recomenda</w:t>
-      </w:r>
-      <w:r>
-        <w:t xml:space="preserve"> processos de apoio, como aquisição de conhecimento, documentação, gerenciamento de configuração,  avaliação</w:t>
-      </w:r>
-      <w:r>
-        <w:t xml:space="preserve"> e reuso</w:t>
-      </w:r>
-      <w:r>
-        <w:t>. A documentação é especialmente importante para registrar as decisões tomadas durante a modelagem, os conceitos definidos</w:t>
-      </w:r>
-      <w:r>
-        <w:t xml:space="preserve"> e</w:t>
-      </w:r>
-      <w:r>
-        <w:t xml:space="preserve"> as relações. Já a avaliação busca verificar se a ontologia atende ao propósito para o qual foi construída, se responde às perguntas de competência e se apresenta clareza, coerência e consistência conceitual.</w:t>
+        <w:t>Além das atividades principais de desenvolvimento, a SABiO também recomenda processos de apoio, como aquisição de conhecimento, documentação, gerenciamento de configuração,  avaliação e reuso. A documentação é especialmente importante para registrar as decisões tomadas durante a modelagem, os conceitos definidos e as relações. Já a avaliação busca verificar se a ontologia atende ao propósito para o qual foi construída, se responde às perguntas de competência e se apresenta clareza, coerência e consistência conceitual.</w:t>
       </w:r>
     </w:p>
     <w:p>
@@ -11101,10 +11071,7 @@
         <w:jc w:val="both"/>
       </w:pPr>
       <w:r>
-        <w:t>Dessa forma, a SABiO contribui diretamente para o desenvolvimento deste trabalho, pois oferece um caminho metodológico adequado para a construção da ontologia proposta. As etapas são previstas para serem seguidas como um todo, porem neste trabalho serão trabalhadas apenas os passos relacionado às ontologias de referencias, sendo esses a identificação de requisitos, a definição de perguntas de competência, a captura do conhecimento, a modelagem conceitual, a modularização e a avaliação da ontologia, essa abordagem permite que o modelo seja desenvolvido de forma mais sistemática e alinhada aos objetivos da pesquis</w:t>
-      </w:r>
-      <w:r>
-        <w:t>a</w:t>
+        <w:t>Dessa forma, a SABiO contribui diretamente para o desenvolvimento deste trabalho, pois oferece um caminho metodológico adequado para a construção da ontologia proposta. As etapas são previstas para serem seguidas como um todo, porem neste trabalho serão trabalhadas apenas os passos relacionado às ontologias de referencias, sendo esses a identificação de requisitos, a definição de perguntas de competência, a captura do conhecimento, a modelagem conceitual, a modularização e a avaliação da ontologia, essa abordagem permite que o modelo seja desenvolvido de forma mais sistemática e alinhada aos objetivos da pesquisa</w:t>
       </w:r>
     </w:p>
     <w:p>
@@ -11122,32 +11089,25 @@
       <w:pPr>
         <w:pStyle w:val="Ttulo3"/>
         <w:spacing w:before="2"/>
-        <w:ind w:left="1009"/>
-        <w:rPr>
-          <w:w w:val="105"/>
-          <w:lang w:val="pt-BR"/>
-        </w:rPr>
-      </w:pPr>
-      <w:r>
-        <w:rPr>
-          <w:w w:val="105"/>
-        </w:rPr>
-        <w:t>2.</w:t>
-      </w:r>
-      <w:r>
-        <w:rPr>
-          <w:w w:val="105"/>
-        </w:rPr>
-        <w:t>3</w:t>
-      </w:r>
-      <w:r>
-        <w:rPr>
-          <w:w w:val="105"/>
-        </w:rPr>
-        <w:t xml:space="preserve"> </w:t>
-      </w:r>
-      <w:r>
-        <w:t>OntoUML e UFO</w:t>
+        <w:ind w:left="757"/>
+      </w:pPr>
+      <w:r>
+        <w:rPr>
+          <w:w w:val="105"/>
+        </w:rPr>
+        <w:t xml:space="preserve">2.3 </w:t>
+      </w:r>
+      <w:r>
+        <w:t>UFO</w:t>
+      </w:r>
+      <w:r>
+        <w:t xml:space="preserve"> -</w:t>
+      </w:r>
+      <w:r>
+        <w:t xml:space="preserve"> </w:t>
+      </w:r>
+      <w:r>
+        <w:t>Unified Foundational Ontology</w:t>
       </w:r>
     </w:p>
     <w:p>
@@ -11158,10 +11118,7 @@
         <w:jc w:val="both"/>
       </w:pPr>
       <w:r>
-        <w:t>A Unified Foundational Ontology (UFO) é uma ontologia de fundamentação utilizada para apoiar a construção de modelos semanticamente bem fundamentados. Diferentemente de uma ontologia de domínio, que representa um recorte específico da realidade, uma ontologia de fundamentação busca descrever categorias gerais aplicáveis a diferentes áreas do conhecimento, como objetos, eventos, papéis, relações, propriedades e situações sociais (GUIZZARDI, 2005; GUIZZARDI et al., 2015)</w:t>
-      </w:r>
-      <w:r>
-        <w:t>.</w:t>
+        <w:t>A construção de ontologias de domínio exige uma base conceitual capaz de orientar a identificação dos tipos de entidades existentes, suas propriedades e suas relações. Para isso, podem ser utilizadas ontologias de fundamentação, que fornecem categorias gerais aplicáveis a diferentes áreas do conhecimento. Entre essas ontologias, destaca-se a Unified Foundational Ontology (UFO), proposta como uma ontologia de fundamentação voltada ao apoio da modelagem conceitual e à representação semanticamente precisa de domínios complexos (GUIZZARDI, 2005; GUIZZARDI et al., 2015).</w:t>
       </w:r>
     </w:p>
     <w:p>
@@ -11172,35 +11129,11 @@
         <w:jc w:val="both"/>
       </w:pPr>
       <w:r>
-        <w:t>N</w:t>
-      </w:r>
-      <w:r>
-        <w:t xml:space="preserve">a </w:t>
-      </w:r>
-      <w:r>
-        <w:t>modelagem conceitual,</w:t>
-      </w:r>
-      <w:r>
-        <w:t xml:space="preserve"> alguns conceito podem ser representados de maneira ambígua, assim</w:t>
-      </w:r>
-      <w:r>
-        <w:t xml:space="preserve"> a UFO</w:t>
-      </w:r>
-      <w:r>
-        <w:t xml:space="preserve"> se diferencia, ja que</w:t>
-      </w:r>
-      <w:r>
-        <w:t xml:space="preserve"> oferece fundamentos ontológicos</w:t>
-      </w:r>
-      <w:r>
-        <w:t xml:space="preserve"> que contornam esse problema</w:t>
-      </w:r>
-      <w:r>
-        <w:t xml:space="preserve">. Por exemplo, em um domínio jurídico, é necessário distinguir uma pessoa, enquanto entidade que possui identidade própria, dos papéis que essa pessoa pode exercer em determinada relação, como autor, réu, advogado, juiz ou perito. Essa distinção é fundamental porque o papel é temporário e </w:t>
+        <w:t xml:space="preserve">A UFO tem como objetivo oferecer categorias ontológicas capazes de auxiliar a modelagem a distinguir diferentes elementos da realidade, como objetos, eventos, propriedades, papéis, relações e entidades sociais. Essa distinção é importante porque, em muitos domínios, os conceitos não possuem a mesma natureza, alguns representam entidades que mantêm sua identidade ao longo do </w:t>
       </w:r>
       <w:r>
         <w:lastRenderedPageBreak/>
-        <w:t>dependente de um contexto, enquanto a pessoa permanece a mesma entidade, ainda que exerça diferentes papéis ao longo do tempo.</w:t>
+        <w:t>tempo, enquanto outros representam papéis temporários, eventos que ocorrem em determinado momento ou relações dependentes de outros elementos.</w:t>
       </w:r>
     </w:p>
     <w:p>
@@ -11211,10 +11144,8 @@
         <w:jc w:val="both"/>
       </w:pPr>
       <w:r>
-        <w:t>A UFO é organizada em diferentes partes. A UFO-A trata de entidades substanciais, como objetos, agentes, tipos e propriedades. A UFO-B trata de eventos, ou seja, acontecimentos que ocorrem no tempo. A UFO-C, por sua vez, trata de entidades sociais e intencionais, como agentes, compromissos, relações sociais e atos comunicativos (GUIZZARDI et al., 2015). Essa estrutura torna a UFO especialmente útil para domínios em que há interação entre pessoas, organizações, eventos e relações sociais, como ocorre no Direito.</w:t>
-      </w:r>
-      <w:bookmarkStart w:id="25" w:name="_GoBack"/>
-      <w:bookmarkEnd w:id="25"/>
+        <w:t>A UFO costuma ser apresentada em três partes principais: UFO-A, UFO-B e UFO-C. A UFO-A trata de entidades substanciais, propriedades, tipos e relações estruturais; a UFO-B aborda eventos e ocorrências temporais; e a UFO-C trata de aspectos sociais e intencionais, como agentes, papéis sociais, compromissos e relações sociais (GUIZZARDI, 2005; GUIZZARDI et al., 2015). Essa divisão permite analisar um domínio a partir de diferentes dimensões, o que é útil para representar áreas complexas, como o Direito.</w:t>
+      </w:r>
     </w:p>
     <w:p>
       <w:pPr>
@@ -11222,15 +11153,1764 @@
         <w:spacing w:before="100"/>
         <w:ind w:right="147" w:firstLine="272"/>
         <w:jc w:val="both"/>
+      </w:pPr>
+    </w:p>
+    <w:p>
+      <w:pPr>
+        <w:pStyle w:val="Ttulo4"/>
+        <w:jc w:val="both"/>
+      </w:pPr>
+      <w:r>
+        <w:t>2.3.</w:t>
+      </w:r>
+      <w:r>
+        <w:t>1</w:t>
+      </w:r>
+      <w:r>
+        <w:t xml:space="preserve"> UFO-A</w:t>
+      </w:r>
+    </w:p>
+    <w:p>
+      <w:pPr>
+        <w:pStyle w:val="Corpodetexto"/>
+        <w:spacing w:before="100"/>
+        <w:ind w:right="147" w:firstLine="272"/>
+        <w:jc w:val="both"/>
+      </w:pPr>
+      <w:r>
+        <w:t>A UFO-A é a parte da Unified Foundational Ontology voltada à representação de entidades chamadas de endurantes, isto é, entidades que persistem no tempo mantendo sua identidade, ainda que possam sofrer mudanças. Essas entidades são diferentes dos eventos, pois não acontecem no tempo, mas permanecem através dele. Uma pessoa, uma organização, um documento e um processo podem ser analisados como exemplos de entidades que conservam identidade ao longo de sua existência.</w:t>
+      </w:r>
+    </w:p>
+    <w:p>
+      <w:pPr>
+        <w:pStyle w:val="Corpodetexto"/>
+        <w:spacing w:before="100"/>
+        <w:ind w:right="147" w:firstLine="272"/>
+        <w:jc w:val="center"/>
         <w:rPr>
           <w:u w:val="single"/>
         </w:rPr>
+      </w:pPr>
+      <w:r>
+        <w:rPr>
+          <w:noProof/>
+        </w:rPr>
+        <w:drawing>
+          <wp:inline distT="0" distB="0" distL="0" distR="0" wp14:anchorId="38F642C4" wp14:editId="26F2D13B">
+            <wp:extent cx="6033135" cy="3535045"/>
+            <wp:effectExtent l="0" t="0" r="5715" b="8255"/>
+            <wp:docPr id="8" name="Imagem 8"/>
+            <wp:cNvGraphicFramePr>
+              <a:graphicFrameLocks xmlns:a="http://schemas.openxmlformats.org/drawingml/2006/main" noChangeAspect="1"/>
+            </wp:cNvGraphicFramePr>
+            <a:graphic xmlns:a="http://schemas.openxmlformats.org/drawingml/2006/main">
+              <a:graphicData uri="http://schemas.openxmlformats.org/drawingml/2006/picture">
+                <pic:pic xmlns:pic="http://schemas.openxmlformats.org/drawingml/2006/picture">
+                  <pic:nvPicPr>
+                    <pic:cNvPr id="1" name=""/>
+                    <pic:cNvPicPr/>
+                  </pic:nvPicPr>
+                  <pic:blipFill>
+                    <a:blip r:embed="rId24"/>
+                    <a:stretch>
+                      <a:fillRect/>
+                    </a:stretch>
+                  </pic:blipFill>
+                  <pic:spPr>
+                    <a:xfrm>
+                      <a:off x="0" y="0"/>
+                      <a:ext cx="6033135" cy="3535045"/>
+                    </a:xfrm>
+                    <a:prstGeom prst="rect">
+                      <a:avLst/>
+                    </a:prstGeom>
+                  </pic:spPr>
+                </pic:pic>
+              </a:graphicData>
+            </a:graphic>
+          </wp:inline>
+        </w:drawing>
+      </w:r>
+    </w:p>
+    <w:p>
+      <w:pPr>
+        <w:pStyle w:val="Corpodetexto"/>
+        <w:spacing w:before="100"/>
+        <w:ind w:right="147" w:firstLine="272"/>
+        <w:jc w:val="center"/>
+      </w:pPr>
+      <w:r>
+        <w:t>Figura 2</w:t>
+      </w:r>
+      <w:r>
+        <w:t xml:space="preserve"> – </w:t>
+      </w:r>
+      <w:r>
+        <w:t>Taxonomia</w:t>
+      </w:r>
+      <w:r>
+        <w:t xml:space="preserve"> de UFO</w:t>
+      </w:r>
+      <w:r>
+        <w:t>-A</w:t>
+      </w:r>
+      <w:r>
+        <w:t xml:space="preserve"> (GUIZZARDI, 2005)</w:t>
+      </w:r>
+    </w:p>
+    <w:p>
+      <w:pPr>
+        <w:pStyle w:val="Corpodetexto"/>
+        <w:spacing w:before="100"/>
+        <w:ind w:right="147" w:firstLine="272"/>
+      </w:pPr>
+    </w:p>
+    <w:p>
+      <w:pPr>
+        <w:pStyle w:val="Corpodetexto"/>
+        <w:spacing w:before="100"/>
+        <w:ind w:right="147" w:firstLine="272"/>
+      </w:pPr>
+      <w:r>
+        <w:t>Um dos conceitos centrais da UFO-A é a distinção entre tipos que fornecem identidade e tipos que apenas classificam uma entidade em determinado contexto. Essa distinção é essencial para a modelagem conceitual, pois permite compreender que nem todo conceito atribuído a uma entidade define aquilo que ela é. Alguns conceitos indicam apenas papéis temporários ou classificações contextuais.</w:t>
+      </w:r>
+      <w:r>
+        <w:t xml:space="preserve"> </w:t>
+      </w:r>
+      <w:r>
+        <w:t>No domínio jurídico, essa diferença pode ser observada na distinção entre “Pessoa” e “Autor”. Uma pessoa é uma entidade que possui identidade própria, independentemente de participar ou não de um processo judicial. Já “Autor” é um papel exercido por uma pessoa ou organização quando ocupa o polo ativo de uma demanda judicial. Assim, a pessoa não deixa de ser pessoa quando o processo termina, mas deixa de exercer o papel de autora naquele contexto específico. O mesmo raciocínio pode ser aplicado aos papéis de réu, advogado, testemunha ou perito.</w:t>
+      </w:r>
+    </w:p>
+    <w:p>
+      <w:pPr>
+        <w:pStyle w:val="Corpodetexto"/>
+        <w:spacing w:before="100"/>
+        <w:ind w:right="147" w:firstLine="272"/>
+        <w:jc w:val="center"/>
+      </w:pPr>
+    </w:p>
+    <w:p>
+      <w:pPr>
+        <w:pStyle w:val="Corpodetexto"/>
+        <w:spacing w:before="100"/>
+        <w:ind w:right="147" w:firstLine="272"/>
+        <w:jc w:val="center"/>
+      </w:pPr>
+    </w:p>
+    <w:p>
+      <w:pPr>
+        <w:pStyle w:val="Ttulo4"/>
+        <w:jc w:val="both"/>
+      </w:pPr>
+      <w:r>
+        <w:lastRenderedPageBreak/>
+        <w:t>2.3.2 UFO-B</w:t>
+      </w:r>
+    </w:p>
+    <w:p>
+      <w:pPr>
+        <w:pStyle w:val="Corpodetexto"/>
+        <w:ind w:firstLine="282"/>
+      </w:pPr>
+      <w:r>
+        <w:t>A UFO-B é a parte da Unified Foundational Ontology voltada à representação de eventos, isto é, entidades que ocorrem no tempo. Diferentemente dos objetos, que permanecem ao longo do tempo mantendo sua identidade, os eventos possuem natureza temporal, pois acontecem, desenvolvem-se e se encerram em determinado intervalo. Assim, enquanto uma pessoa, uma organização ou um documento podem ser analisados como entidades que persistem, uma audiência, uma perícia, uma citação ou a prolação de uma sentença devem ser compreendidas como acontecimentos processuais.</w:t>
+      </w:r>
+    </w:p>
+    <w:p>
+      <w:pPr>
+        <w:pStyle w:val="Corpodetexto"/>
+        <w:ind w:firstLine="282"/>
+      </w:pPr>
+      <w:r>
+        <w:t>No contexto da modelagem conceitual, a distinção entre objetos e eventos é relevante porque permite representar adequadamente a dinâmica dos domínios analisados. Em muitos modelos, atos, atividades e acontecimentos são tratados como simples objetos ou registros, o que pode gerar perda de significado. A UFO-B contribui para evitar esse problema ao permitir que ocorrências temporais sejam modeladas como eventos, evidenciando sua relação com o tempo, com os participantes envolvidos e com os efeitos que produzem no domínio (GUIZZARDI et al., 2013; GUIZZARDI et al., 2015).</w:t>
+      </w:r>
+    </w:p>
+    <w:p>
+      <w:pPr>
+        <w:pStyle w:val="Corpodetexto"/>
+        <w:ind w:firstLine="282"/>
+        <w:jc w:val="center"/>
+      </w:pPr>
+      <w:r>
+        <w:rPr>
+          <w:noProof/>
+        </w:rPr>
+        <w:drawing>
+          <wp:inline distT="0" distB="0" distL="0" distR="0" wp14:anchorId="52186B33" wp14:editId="50FA24D2">
+            <wp:extent cx="5664049" cy="3649648"/>
+            <wp:effectExtent l="0" t="0" r="0" b="8255"/>
+            <wp:docPr id="9" name="Imagem 9"/>
+            <wp:cNvGraphicFramePr>
+              <a:graphicFrameLocks xmlns:a="http://schemas.openxmlformats.org/drawingml/2006/main" noChangeAspect="1"/>
+            </wp:cNvGraphicFramePr>
+            <a:graphic xmlns:a="http://schemas.openxmlformats.org/drawingml/2006/main">
+              <a:graphicData uri="http://schemas.openxmlformats.org/drawingml/2006/picture">
+                <pic:pic xmlns:pic="http://schemas.openxmlformats.org/drawingml/2006/picture">
+                  <pic:nvPicPr>
+                    <pic:cNvPr id="1" name=""/>
+                    <pic:cNvPicPr/>
+                  </pic:nvPicPr>
+                  <pic:blipFill>
+                    <a:blip r:embed="rId25"/>
+                    <a:stretch>
+                      <a:fillRect/>
+                    </a:stretch>
+                  </pic:blipFill>
+                  <pic:spPr>
+                    <a:xfrm>
+                      <a:off x="0" y="0"/>
+                      <a:ext cx="5735929" cy="3695964"/>
+                    </a:xfrm>
+                    <a:prstGeom prst="rect">
+                      <a:avLst/>
+                    </a:prstGeom>
+                  </pic:spPr>
+                </pic:pic>
+              </a:graphicData>
+            </a:graphic>
+          </wp:inline>
+        </w:drawing>
+      </w:r>
+    </w:p>
+    <w:p>
+      <w:pPr>
+        <w:pStyle w:val="Corpodetexto"/>
+        <w:ind w:firstLine="282"/>
+        <w:jc w:val="center"/>
+      </w:pPr>
+      <w:r>
+        <w:t xml:space="preserve">Figura </w:t>
+      </w:r>
+      <w:r>
+        <w:t>3</w:t>
+      </w:r>
+      <w:r>
+        <w:t xml:space="preserve">. </w:t>
+      </w:r>
+      <w:r>
+        <w:t>Taxonomia</w:t>
+      </w:r>
+      <w:r>
+        <w:t xml:space="preserve"> de UFO-B (GUIZZARDI et al., 2013)</w:t>
+      </w:r>
+    </w:p>
+    <w:p>
+      <w:pPr>
+        <w:pStyle w:val="Corpodetexto"/>
+        <w:ind w:firstLine="282"/>
+        <w:jc w:val="center"/>
+      </w:pPr>
+    </w:p>
+    <w:p>
+      <w:pPr>
+        <w:pStyle w:val="Corpodetexto"/>
+        <w:ind w:firstLine="282"/>
+        <w:jc w:val="both"/>
+      </w:pPr>
+      <w:r>
+        <w:t>A representação de eventos também é relevante porque os atos processuais possuem relação direta com prazos, fases e consequências jurídicas. O ajuizamento, a apresentação de contestação, a tentativa de conciliação ou o cumprimento de uma decisão são acontecimentos que podem alterar o andamento do processo. Desse modo, a UFO-B fornece suporte para modelar não apenas quais elementos existem no domínio, mas também como eles se desenvolvem ao longo do tempo.</w:t>
+      </w:r>
+    </w:p>
+    <w:p>
+      <w:pPr>
+        <w:pStyle w:val="Corpodetexto"/>
+        <w:ind w:firstLine="282"/>
+        <w:jc w:val="both"/>
+      </w:pPr>
+    </w:p>
+    <w:p>
+      <w:pPr>
+        <w:pStyle w:val="Ttulo4"/>
+        <w:jc w:val="both"/>
+      </w:pPr>
+      <w:r>
+        <w:t>2.3.2 UFO-C</w:t>
+      </w:r>
+    </w:p>
+    <w:p>
+      <w:pPr>
+        <w:pStyle w:val="Corpodetexto"/>
+        <w:spacing w:before="100"/>
+        <w:ind w:right="147" w:firstLine="272"/>
+        <w:jc w:val="both"/>
+      </w:pPr>
+      <w:r>
+        <w:t>A UFO-C é a parte da Unified Foundational Ontology voltada à representação de aspectos sociais, intencionais e institucionais da realidade. Enquanto a UFO-A trata principalmente de entidades que persistem no tempo e a UFO-B trata de eventos, a UFO-C permite representar agentes, papéis sociais, relações sociais, compromissos, intenções e ações comunicativas. Essa dimensão é especialmente relevante para domínios em que há interação entre pessoas, organizações e instituições, como ocorre no Direito (GUIZZARDI, 2005; GUIZZARDI et al., 2015).</w:t>
+      </w:r>
+    </w:p>
+    <w:p>
+      <w:pPr>
+        <w:pStyle w:val="Corpodetexto"/>
+        <w:spacing w:before="100"/>
+        <w:ind w:right="147" w:firstLine="272"/>
+        <w:jc w:val="both"/>
+      </w:pPr>
+      <w:r>
+        <w:lastRenderedPageBreak/>
+        <w:drawing>
+          <wp:inline distT="0" distB="0" distL="0" distR="0" wp14:anchorId="2BDFC50C" wp14:editId="26C947F7">
+            <wp:extent cx="6033135" cy="3949700"/>
+            <wp:effectExtent l="0" t="0" r="5715" b="0"/>
+            <wp:docPr id="3" name="Imagem 3"/>
+            <wp:cNvGraphicFramePr>
+              <a:graphicFrameLocks xmlns:a="http://schemas.openxmlformats.org/drawingml/2006/main" noChangeAspect="1"/>
+            </wp:cNvGraphicFramePr>
+            <a:graphic xmlns:a="http://schemas.openxmlformats.org/drawingml/2006/main">
+              <a:graphicData uri="http://schemas.openxmlformats.org/drawingml/2006/picture">
+                <pic:pic xmlns:pic="http://schemas.openxmlformats.org/drawingml/2006/picture">
+                  <pic:nvPicPr>
+                    <pic:cNvPr id="1" name=""/>
+                    <pic:cNvPicPr/>
+                  </pic:nvPicPr>
+                  <pic:blipFill>
+                    <a:blip r:embed="rId26"/>
+                    <a:stretch>
+                      <a:fillRect/>
+                    </a:stretch>
+                  </pic:blipFill>
+                  <pic:spPr>
+                    <a:xfrm>
+                      <a:off x="0" y="0"/>
+                      <a:ext cx="6033135" cy="3949700"/>
+                    </a:xfrm>
+                    <a:prstGeom prst="rect">
+                      <a:avLst/>
+                    </a:prstGeom>
+                  </pic:spPr>
+                </pic:pic>
+              </a:graphicData>
+            </a:graphic>
+          </wp:inline>
+        </w:drawing>
+      </w:r>
+    </w:p>
+    <w:p>
+      <w:pPr>
+        <w:pStyle w:val="Corpodetexto"/>
+        <w:spacing w:before="100"/>
+        <w:ind w:right="147" w:firstLine="272"/>
+        <w:jc w:val="center"/>
+      </w:pPr>
+      <w:r>
+        <w:t xml:space="preserve">Figura 4. </w:t>
+      </w:r>
+      <w:r>
+        <w:t>As categorias da ontologia de agentes UFO-C 0.2.</w:t>
+      </w:r>
+      <w:r>
+        <w:t xml:space="preserve"> </w:t>
+      </w:r>
+      <w:r>
+        <w:t>(GUIZZARDI; WAGNER, 2005)</w:t>
+      </w:r>
+    </w:p>
+    <w:p>
+      <w:pPr>
+        <w:pStyle w:val="Corpodetexto"/>
+        <w:spacing w:before="100"/>
+        <w:ind w:right="147" w:firstLine="272"/>
+        <w:jc w:val="center"/>
+      </w:pPr>
+    </w:p>
+    <w:p>
+      <w:pPr>
+        <w:pStyle w:val="Corpodetexto"/>
+        <w:spacing w:before="100"/>
+        <w:ind w:right="147" w:firstLine="272"/>
+        <w:jc w:val="both"/>
+      </w:pPr>
+      <w:r>
+        <w:t>A noção de agente é central para a representação de relações sociais e institucionais. Guizzardi e Wagner (2005) destacam que a UFO foi proposta como uma ontologia de fundamentação para a modelagem conceitual, incluindo a fundamentação de conceitos relacionados a agentes. Essa abordagem contribui para a modelagem do domínio jurídico, pois permite diferenciar agentes, como pessoas e organizações, dos papéis que eles exercem no processo judicial, como autor, réu, advogado, juiz ou perito.</w:t>
+      </w:r>
+    </w:p>
+    <w:p>
+      <w:pPr>
+        <w:pStyle w:val="Corpodetexto"/>
+        <w:spacing w:before="100"/>
+        <w:ind w:right="147" w:firstLine="272"/>
+        <w:jc w:val="both"/>
+      </w:pPr>
+      <w:r>
+        <w:t>A UFO-C também auxilia na compreensão das relações jurídicas e processuais como relações socialmente reconhecidas e normativamente estruturadas. A relação entre autor e réu, por exemplo, não é uma simples associação entre duas entidades, mas uma relação processual gerada a partir de uma demanda judicial. Essa relação envolve direitos, deveres, poderes, faculdades e ônus processuais que decorrem do ordenamento jurídico e dos atos praticados no processo</w:t>
+      </w:r>
+      <w:r>
+        <w:t>.</w:t>
+      </w:r>
+    </w:p>
+    <w:p>
+      <w:pPr>
+        <w:pStyle w:val="Corpodetexto"/>
+        <w:spacing w:before="100"/>
+        <w:ind w:right="147" w:firstLine="272"/>
+        <w:jc w:val="both"/>
+      </w:pPr>
+    </w:p>
+    <w:p>
+      <w:pPr>
+        <w:pStyle w:val="Ttulo3"/>
+        <w:spacing w:before="2"/>
+        <w:ind w:left="757"/>
+      </w:pPr>
+      <w:r>
+        <w:rPr>
+          <w:w w:val="105"/>
+        </w:rPr>
+        <w:t xml:space="preserve">2.3 </w:t>
+      </w:r>
+      <w:r>
+        <w:t>OntoUML</w:t>
+      </w:r>
+    </w:p>
+    <w:p>
+      <w:pPr>
+        <w:pStyle w:val="Corpodetexto"/>
+        <w:spacing w:before="100"/>
+        <w:ind w:right="147" w:firstLine="272"/>
+        <w:jc w:val="both"/>
+      </w:pPr>
+      <w:r>
+        <w:t>A OntoUML é uma linguagem de modelagem conceitual fundamentada na Unified Foundational Ontology (UFO), desenvolvida a partir dos estudos de Guizzardi (2005) sobre fundamentos ontológicos para modelos conceituais estruturais. Seu objetivo é oferecer uma forma mais precisa de representar conceitos de um domínio, permitindo que o modelador diferencie a natureza ontológica dos elementos representados. Assim, a OntoUML não se limita à representação gráfica de classes e associações, mas busca explicitar se determinado elemento corresponde a um tipo essencial, a um papel, a uma fase, a uma propriedade, a uma relação ou a outro tipo de entidade conceitual.</w:t>
+      </w:r>
+    </w:p>
+    <w:p>
+      <w:pPr>
+        <w:pStyle w:val="Corpodetexto"/>
+        <w:spacing w:before="100"/>
+        <w:ind w:right="147" w:firstLine="272"/>
+        <w:jc w:val="both"/>
+      </w:pPr>
+      <w:r>
+        <w:t>A principal diferença entre a UML tradicional e a OntoUML está no uso de estereótipos ontológicos. Enquanto a UML permite representar classes, atributos, associações e generalizações, a OntoUML permite indicar se determinado conceito corresponde, por exemplo, a um tipo que fornece identidade, a um papel contextual, a uma fase, a uma propriedade, a uma categoria ou a uma entidade relacional. Desse modo, a linguagem não apenas representa os conceitos de um domínio, mas também explicita o tipo de entidade que cada conceito representa.</w:t>
+      </w:r>
+    </w:p>
+    <w:p>
+      <w:pPr>
+        <w:pStyle w:val="Corpodetexto"/>
+        <w:jc w:val="center"/>
+      </w:pPr>
+      <w:r>
+        <w:lastRenderedPageBreak/>
+        <w:t>Quadro 1 – Estereótipos de classes da linguagem OntoUML</w:t>
+      </w:r>
+    </w:p>
+    <w:tbl>
+      <w:tblPr>
+        <w:tblStyle w:val="Tabelacomgrade"/>
+        <w:tblW w:w="0" w:type="auto"/>
+        <w:tblInd w:w="1019" w:type="dxa"/>
+        <w:tblLook w:val="04A0" w:firstRow="1" w:lastRow="0" w:firstColumn="1" w:lastColumn="0" w:noHBand="0" w:noVBand="1"/>
+      </w:tblPr>
+      <w:tblGrid>
+        <w:gridCol w:w="2237"/>
+        <w:gridCol w:w="5145"/>
+      </w:tblGrid>
+      <w:tr>
+        <w:trPr>
+          <w:trHeight w:val="402"/>
+        </w:trPr>
+        <w:tc>
+          <w:tcPr>
+            <w:tcW w:w="2237" w:type="dxa"/>
+          </w:tcPr>
+          <w:p>
+            <w:pPr>
+              <w:pStyle w:val="Ttulo3"/>
+              <w:ind w:left="0" w:firstLine="0"/>
+              <w:rPr>
+                <w:rFonts w:ascii="Times New Roman" w:hAnsi="Times New Roman" w:cs="Times New Roman"/>
+                <w:b/>
+                <w:bCs/>
+                <w:sz w:val="24"/>
+                <w:szCs w:val="24"/>
+              </w:rPr>
+            </w:pPr>
+            <w:r>
+              <w:rPr>
+                <w:rFonts w:ascii="Times New Roman" w:hAnsi="Times New Roman" w:cs="Times New Roman"/>
+                <w:b/>
+                <w:bCs/>
+                <w:sz w:val="24"/>
+                <w:szCs w:val="24"/>
+              </w:rPr>
+              <w:t>Classe</w:t>
+            </w:r>
+          </w:p>
+        </w:tc>
+        <w:tc>
+          <w:tcPr>
+            <w:tcW w:w="5145" w:type="dxa"/>
+          </w:tcPr>
+          <w:p>
+            <w:pPr>
+              <w:pStyle w:val="Ttulo3"/>
+              <w:ind w:left="0" w:firstLine="0"/>
+              <w:rPr>
+                <w:rFonts w:ascii="Times New Roman" w:hAnsi="Times New Roman" w:cs="Times New Roman"/>
+                <w:b/>
+                <w:bCs/>
+                <w:sz w:val="24"/>
+                <w:szCs w:val="24"/>
+              </w:rPr>
+            </w:pPr>
+            <w:r>
+              <w:rPr>
+                <w:rFonts w:ascii="Times New Roman" w:hAnsi="Times New Roman" w:cs="Times New Roman"/>
+                <w:b/>
+                <w:bCs/>
+                <w:sz w:val="24"/>
+                <w:szCs w:val="24"/>
+              </w:rPr>
+              <w:t>Descrição</w:t>
+            </w:r>
+          </w:p>
+        </w:tc>
+      </w:tr>
+      <w:tr>
+        <w:trPr>
+          <w:trHeight w:val="390"/>
+        </w:trPr>
+        <w:tc>
+          <w:tcPr>
+            <w:tcW w:w="2237" w:type="dxa"/>
+          </w:tcPr>
+          <w:p>
+            <w:pPr>
+              <w:pStyle w:val="Ttulo3"/>
+              <w:ind w:left="0" w:firstLine="0"/>
+              <w:rPr>
+                <w:rFonts w:ascii="Times New Roman" w:hAnsi="Times New Roman" w:cs="Times New Roman"/>
+                <w:b/>
+                <w:bCs/>
+                <w:i/>
+                <w:iCs/>
+                <w:sz w:val="24"/>
+                <w:szCs w:val="24"/>
+              </w:rPr>
+            </w:pPr>
+            <w:r>
+              <w:rPr>
+                <w:rFonts w:ascii="Times New Roman" w:hAnsi="Times New Roman" w:cs="Times New Roman"/>
+                <w:b/>
+                <w:bCs/>
+                <w:i/>
+                <w:iCs/>
+                <w:sz w:val="24"/>
+                <w:szCs w:val="24"/>
+              </w:rPr>
+              <w:t>Kind</w:t>
+            </w:r>
+          </w:p>
+        </w:tc>
+        <w:tc>
+          <w:tcPr>
+            <w:tcW w:w="5145" w:type="dxa"/>
+          </w:tcPr>
+          <w:p>
+            <w:pPr>
+              <w:pStyle w:val="Ttulo3"/>
+              <w:ind w:left="0" w:firstLine="0"/>
+              <w:rPr>
+                <w:rFonts w:ascii="Times New Roman" w:hAnsi="Times New Roman" w:cs="Times New Roman"/>
+                <w:sz w:val="24"/>
+                <w:szCs w:val="24"/>
+              </w:rPr>
+            </w:pPr>
+            <w:r>
+              <w:rPr>
+                <w:rFonts w:ascii="Times New Roman" w:hAnsi="Times New Roman" w:cs="Times New Roman"/>
+                <w:sz w:val="24"/>
+                <w:szCs w:val="24"/>
+              </w:rPr>
+              <w:t>Representa uma categoria ontológica que fornece princípio de identidade aos seus indivíduos.</w:t>
+            </w:r>
+          </w:p>
+        </w:tc>
+      </w:tr>
+      <w:tr>
+        <w:trPr>
+          <w:trHeight w:val="402"/>
+        </w:trPr>
+        <w:tc>
+          <w:tcPr>
+            <w:tcW w:w="2237" w:type="dxa"/>
+          </w:tcPr>
+          <w:p>
+            <w:pPr>
+              <w:pStyle w:val="Ttulo3"/>
+              <w:ind w:left="0" w:firstLine="0"/>
+              <w:rPr>
+                <w:rFonts w:ascii="Times New Roman" w:hAnsi="Times New Roman" w:cs="Times New Roman"/>
+                <w:b/>
+                <w:bCs/>
+                <w:i/>
+                <w:iCs/>
+                <w:sz w:val="24"/>
+                <w:szCs w:val="24"/>
+              </w:rPr>
+            </w:pPr>
+            <w:r>
+              <w:rPr>
+                <w:rFonts w:ascii="Times New Roman" w:hAnsi="Times New Roman" w:cs="Times New Roman"/>
+                <w:b/>
+                <w:bCs/>
+                <w:i/>
+                <w:iCs/>
+                <w:sz w:val="24"/>
+                <w:szCs w:val="24"/>
+              </w:rPr>
+              <w:t>Subkind</w:t>
+            </w:r>
+          </w:p>
+        </w:tc>
+        <w:tc>
+          <w:tcPr>
+            <w:tcW w:w="5145" w:type="dxa"/>
+          </w:tcPr>
+          <w:p>
+            <w:pPr>
+              <w:pStyle w:val="Ttulo3"/>
+              <w:ind w:left="0" w:firstLine="0"/>
+              <w:rPr>
+                <w:rFonts w:ascii="Times New Roman" w:hAnsi="Times New Roman" w:cs="Times New Roman"/>
+                <w:sz w:val="24"/>
+                <w:szCs w:val="24"/>
+              </w:rPr>
+            </w:pPr>
+            <w:r>
+              <w:rPr>
+                <w:rFonts w:ascii="Times New Roman" w:hAnsi="Times New Roman" w:cs="Times New Roman"/>
+                <w:sz w:val="24"/>
+                <w:szCs w:val="24"/>
+              </w:rPr>
+              <w:t>Representa uma especialização rígida que herda o princípio de identidade fornecido por seu supertipo.</w:t>
+            </w:r>
+          </w:p>
+        </w:tc>
+      </w:tr>
+      <w:tr>
+        <w:trPr>
+          <w:trHeight w:val="390"/>
+        </w:trPr>
+        <w:tc>
+          <w:tcPr>
+            <w:tcW w:w="2237" w:type="dxa"/>
+          </w:tcPr>
+          <w:p>
+            <w:pPr>
+              <w:pStyle w:val="Ttulo3"/>
+              <w:ind w:left="0" w:firstLine="0"/>
+              <w:rPr>
+                <w:rFonts w:ascii="Times New Roman" w:hAnsi="Times New Roman" w:cs="Times New Roman"/>
+                <w:b/>
+                <w:bCs/>
+                <w:i/>
+                <w:iCs/>
+                <w:sz w:val="24"/>
+                <w:szCs w:val="24"/>
+              </w:rPr>
+            </w:pPr>
+            <w:r>
+              <w:rPr>
+                <w:rFonts w:ascii="Times New Roman" w:hAnsi="Times New Roman" w:cs="Times New Roman"/>
+                <w:b/>
+                <w:bCs/>
+                <w:i/>
+                <w:iCs/>
+                <w:sz w:val="24"/>
+                <w:szCs w:val="24"/>
+              </w:rPr>
+              <w:t>Role</w:t>
+            </w:r>
+          </w:p>
+        </w:tc>
+        <w:tc>
+          <w:tcPr>
+            <w:tcW w:w="5145" w:type="dxa"/>
+          </w:tcPr>
+          <w:p>
+            <w:pPr>
+              <w:pStyle w:val="Ttulo3"/>
+              <w:ind w:left="0" w:firstLine="0"/>
+              <w:rPr>
+                <w:rFonts w:ascii="Times New Roman" w:hAnsi="Times New Roman" w:cs="Times New Roman"/>
+                <w:sz w:val="24"/>
+                <w:szCs w:val="24"/>
+              </w:rPr>
+            </w:pPr>
+            <w:r>
+              <w:rPr>
+                <w:rFonts w:ascii="Times New Roman" w:hAnsi="Times New Roman" w:cs="Times New Roman"/>
+                <w:sz w:val="24"/>
+                <w:szCs w:val="24"/>
+              </w:rPr>
+              <w:t>Representa um conceito antirrígido que define o papel exercido por uma entidade em determinado contexto.</w:t>
+            </w:r>
+          </w:p>
+        </w:tc>
+      </w:tr>
+      <w:tr>
+        <w:trPr>
+          <w:trHeight w:val="402"/>
+        </w:trPr>
+        <w:tc>
+          <w:tcPr>
+            <w:tcW w:w="2237" w:type="dxa"/>
+          </w:tcPr>
+          <w:p>
+            <w:pPr>
+              <w:pStyle w:val="Ttulo3"/>
+              <w:ind w:left="0" w:firstLine="0"/>
+              <w:rPr>
+                <w:rFonts w:ascii="Times New Roman" w:hAnsi="Times New Roman" w:cs="Times New Roman"/>
+                <w:b/>
+                <w:bCs/>
+                <w:i/>
+                <w:iCs/>
+                <w:sz w:val="24"/>
+                <w:szCs w:val="24"/>
+              </w:rPr>
+            </w:pPr>
+            <w:r>
+              <w:rPr>
+                <w:rFonts w:ascii="Times New Roman" w:hAnsi="Times New Roman" w:cs="Times New Roman"/>
+                <w:b/>
+                <w:bCs/>
+                <w:i/>
+                <w:iCs/>
+                <w:sz w:val="24"/>
+                <w:szCs w:val="24"/>
+              </w:rPr>
+              <w:t>Phase</w:t>
+            </w:r>
+          </w:p>
+        </w:tc>
+        <w:tc>
+          <w:tcPr>
+            <w:tcW w:w="5145" w:type="dxa"/>
+          </w:tcPr>
+          <w:p>
+            <w:pPr>
+              <w:pStyle w:val="Ttulo3"/>
+              <w:ind w:left="0" w:firstLine="0"/>
+              <w:rPr>
+                <w:rFonts w:ascii="Times New Roman" w:hAnsi="Times New Roman" w:cs="Times New Roman"/>
+                <w:sz w:val="24"/>
+                <w:szCs w:val="24"/>
+              </w:rPr>
+            </w:pPr>
+            <w:r>
+              <w:rPr>
+                <w:rFonts w:ascii="Times New Roman" w:hAnsi="Times New Roman" w:cs="Times New Roman"/>
+                <w:sz w:val="24"/>
+                <w:szCs w:val="24"/>
+              </w:rPr>
+              <w:t>Representa uma fase antirrígida de uma classe que possui princípio de identidade.</w:t>
+            </w:r>
+          </w:p>
+        </w:tc>
+      </w:tr>
+      <w:tr>
+        <w:trPr>
+          <w:trHeight w:val="390"/>
+        </w:trPr>
+        <w:tc>
+          <w:tcPr>
+            <w:tcW w:w="2237" w:type="dxa"/>
+          </w:tcPr>
+          <w:p>
+            <w:pPr>
+              <w:pStyle w:val="Ttulo3"/>
+              <w:ind w:left="0" w:firstLine="0"/>
+              <w:rPr>
+                <w:rFonts w:ascii="Times New Roman" w:hAnsi="Times New Roman" w:cs="Times New Roman"/>
+                <w:b/>
+                <w:bCs/>
+                <w:i/>
+                <w:iCs/>
+                <w:sz w:val="24"/>
+                <w:szCs w:val="24"/>
+              </w:rPr>
+            </w:pPr>
+            <w:r>
+              <w:rPr>
+                <w:rFonts w:ascii="Times New Roman" w:hAnsi="Times New Roman" w:cs="Times New Roman"/>
+                <w:b/>
+                <w:bCs/>
+                <w:i/>
+                <w:iCs/>
+                <w:sz w:val="24"/>
+                <w:szCs w:val="24"/>
+              </w:rPr>
+              <w:t>Mode</w:t>
+            </w:r>
+          </w:p>
+        </w:tc>
+        <w:tc>
+          <w:tcPr>
+            <w:tcW w:w="5145" w:type="dxa"/>
+          </w:tcPr>
+          <w:p>
+            <w:pPr>
+              <w:pStyle w:val="Ttulo3"/>
+              <w:ind w:left="0" w:firstLine="0"/>
+              <w:rPr>
+                <w:rFonts w:ascii="Times New Roman" w:hAnsi="Times New Roman" w:cs="Times New Roman"/>
+                <w:sz w:val="24"/>
+                <w:szCs w:val="24"/>
+              </w:rPr>
+            </w:pPr>
+            <w:r>
+              <w:rPr>
+                <w:rFonts w:ascii="Times New Roman" w:hAnsi="Times New Roman" w:cs="Times New Roman"/>
+                <w:sz w:val="24"/>
+                <w:szCs w:val="24"/>
+              </w:rPr>
+              <w:t>Representa uma propriedade intrínseca existencialmente dependente de uma entidade.</w:t>
+            </w:r>
+          </w:p>
+        </w:tc>
+      </w:tr>
+      <w:tr>
+        <w:trPr>
+          <w:trHeight w:val="402"/>
+        </w:trPr>
+        <w:tc>
+          <w:tcPr>
+            <w:tcW w:w="2237" w:type="dxa"/>
+          </w:tcPr>
+          <w:p>
+            <w:pPr>
+              <w:pStyle w:val="Ttulo3"/>
+              <w:ind w:left="0" w:firstLine="0"/>
+              <w:rPr>
+                <w:rFonts w:ascii="Times New Roman" w:hAnsi="Times New Roman" w:cs="Times New Roman"/>
+                <w:b/>
+                <w:bCs/>
+                <w:i/>
+                <w:iCs/>
+                <w:sz w:val="24"/>
+                <w:szCs w:val="24"/>
+              </w:rPr>
+            </w:pPr>
+            <w:r>
+              <w:rPr>
+                <w:rFonts w:ascii="Times New Roman" w:hAnsi="Times New Roman" w:cs="Times New Roman"/>
+                <w:b/>
+                <w:bCs/>
+                <w:i/>
+                <w:iCs/>
+                <w:sz w:val="24"/>
+                <w:szCs w:val="24"/>
+              </w:rPr>
+              <w:t>Category</w:t>
+            </w:r>
+          </w:p>
+        </w:tc>
+        <w:tc>
+          <w:tcPr>
+            <w:tcW w:w="5145" w:type="dxa"/>
+          </w:tcPr>
+          <w:p>
+            <w:pPr>
+              <w:pStyle w:val="Ttulo3"/>
+              <w:ind w:left="0" w:firstLine="0"/>
+              <w:rPr>
+                <w:rFonts w:ascii="Times New Roman" w:hAnsi="Times New Roman" w:cs="Times New Roman"/>
+                <w:sz w:val="24"/>
+                <w:szCs w:val="24"/>
+              </w:rPr>
+            </w:pPr>
+            <w:r>
+              <w:rPr>
+                <w:rFonts w:ascii="Times New Roman" w:hAnsi="Times New Roman" w:cs="Times New Roman"/>
+                <w:sz w:val="24"/>
+                <w:szCs w:val="24"/>
+              </w:rPr>
+              <w:t>Agrega propriedades essenciais, mas não fornece princípio de identidade.</w:t>
+            </w:r>
+          </w:p>
+        </w:tc>
+      </w:tr>
+      <w:tr>
+        <w:trPr>
+          <w:trHeight w:val="402"/>
+        </w:trPr>
+        <w:tc>
+          <w:tcPr>
+            <w:tcW w:w="2237" w:type="dxa"/>
+          </w:tcPr>
+          <w:p>
+            <w:pPr>
+              <w:pStyle w:val="Ttulo3"/>
+              <w:ind w:left="0" w:firstLine="0"/>
+              <w:rPr>
+                <w:rFonts w:ascii="Times New Roman" w:hAnsi="Times New Roman" w:cs="Times New Roman"/>
+                <w:b/>
+                <w:bCs/>
+                <w:i/>
+                <w:iCs/>
+                <w:sz w:val="24"/>
+                <w:szCs w:val="24"/>
+              </w:rPr>
+            </w:pPr>
+            <w:r>
+              <w:rPr>
+                <w:rFonts w:ascii="Times New Roman" w:hAnsi="Times New Roman" w:cs="Times New Roman"/>
+                <w:b/>
+                <w:bCs/>
+                <w:i/>
+                <w:iCs/>
+                <w:sz w:val="24"/>
+                <w:szCs w:val="24"/>
+              </w:rPr>
+              <w:t>Mixin</w:t>
+            </w:r>
+          </w:p>
+        </w:tc>
+        <w:tc>
+          <w:tcPr>
+            <w:tcW w:w="5145" w:type="dxa"/>
+          </w:tcPr>
+          <w:p>
+            <w:pPr>
+              <w:pStyle w:val="Ttulo3"/>
+              <w:ind w:left="0" w:firstLine="0"/>
+              <w:rPr>
+                <w:rFonts w:ascii="Times New Roman" w:hAnsi="Times New Roman" w:cs="Times New Roman"/>
+                <w:sz w:val="24"/>
+                <w:szCs w:val="24"/>
+              </w:rPr>
+            </w:pPr>
+            <w:r>
+              <w:rPr>
+                <w:rFonts w:ascii="Times New Roman" w:hAnsi="Times New Roman" w:cs="Times New Roman"/>
+                <w:sz w:val="24"/>
+                <w:szCs w:val="24"/>
+              </w:rPr>
+              <w:t>Representa propriedades essenciais para algumas instâncias e ocasionais para outras.</w:t>
+            </w:r>
+          </w:p>
+        </w:tc>
+      </w:tr>
+      <w:tr>
+        <w:trPr>
+          <w:trHeight w:val="390"/>
+        </w:trPr>
+        <w:tc>
+          <w:tcPr>
+            <w:tcW w:w="2237" w:type="dxa"/>
+          </w:tcPr>
+          <w:p>
+            <w:pPr>
+              <w:pStyle w:val="Ttulo3"/>
+              <w:ind w:left="0" w:firstLine="0"/>
+              <w:rPr>
+                <w:rFonts w:ascii="Times New Roman" w:hAnsi="Times New Roman" w:cs="Times New Roman"/>
+                <w:b/>
+                <w:bCs/>
+                <w:i/>
+                <w:iCs/>
+                <w:sz w:val="24"/>
+                <w:szCs w:val="24"/>
+              </w:rPr>
+            </w:pPr>
+            <w:r>
+              <w:rPr>
+                <w:rFonts w:ascii="Times New Roman" w:hAnsi="Times New Roman" w:cs="Times New Roman"/>
+                <w:b/>
+                <w:bCs/>
+                <w:i/>
+                <w:iCs/>
+                <w:sz w:val="24"/>
+                <w:szCs w:val="24"/>
+              </w:rPr>
+              <w:t>RoleMixin</w:t>
+            </w:r>
+          </w:p>
+        </w:tc>
+        <w:tc>
+          <w:tcPr>
+            <w:tcW w:w="5145" w:type="dxa"/>
+          </w:tcPr>
+          <w:p>
+            <w:pPr>
+              <w:pStyle w:val="Ttulo3"/>
+              <w:ind w:left="0" w:firstLine="0"/>
+              <w:rPr>
+                <w:rFonts w:ascii="Times New Roman" w:hAnsi="Times New Roman" w:cs="Times New Roman"/>
+                <w:sz w:val="24"/>
+                <w:szCs w:val="24"/>
+              </w:rPr>
+            </w:pPr>
+            <w:r>
+              <w:rPr>
+                <w:rFonts w:ascii="Times New Roman" w:hAnsi="Times New Roman" w:cs="Times New Roman"/>
+                <w:sz w:val="24"/>
+                <w:szCs w:val="24"/>
+              </w:rPr>
+              <w:t>Representa um conceito antirrígido e relacionalmente dependente, aplicável a indivíduos com diferentes princípios de identidade.</w:t>
+            </w:r>
+          </w:p>
+        </w:tc>
+      </w:tr>
+      <w:tr>
+        <w:trPr>
+          <w:trHeight w:val="402"/>
+        </w:trPr>
+        <w:tc>
+          <w:tcPr>
+            <w:tcW w:w="2237" w:type="dxa"/>
+          </w:tcPr>
+          <w:p>
+            <w:pPr>
+              <w:pStyle w:val="Ttulo3"/>
+              <w:ind w:left="0" w:firstLine="0"/>
+              <w:rPr>
+                <w:rFonts w:ascii="Times New Roman" w:hAnsi="Times New Roman" w:cs="Times New Roman"/>
+                <w:b/>
+                <w:bCs/>
+                <w:i/>
+                <w:iCs/>
+                <w:sz w:val="24"/>
+                <w:szCs w:val="24"/>
+              </w:rPr>
+            </w:pPr>
+            <w:r>
+              <w:rPr>
+                <w:rFonts w:ascii="Times New Roman" w:hAnsi="Times New Roman" w:cs="Times New Roman"/>
+                <w:b/>
+                <w:bCs/>
+                <w:i/>
+                <w:iCs/>
+                <w:sz w:val="24"/>
+                <w:szCs w:val="24"/>
+              </w:rPr>
+              <w:t>Collective</w:t>
+            </w:r>
+          </w:p>
+        </w:tc>
+        <w:tc>
+          <w:tcPr>
+            <w:tcW w:w="5145" w:type="dxa"/>
+          </w:tcPr>
+          <w:p>
+            <w:pPr>
+              <w:pStyle w:val="Ttulo3"/>
+              <w:ind w:left="0" w:firstLine="0"/>
+              <w:rPr>
+                <w:rFonts w:ascii="Times New Roman" w:hAnsi="Times New Roman" w:cs="Times New Roman"/>
+                <w:sz w:val="24"/>
+                <w:szCs w:val="24"/>
+              </w:rPr>
+            </w:pPr>
+            <w:r>
+              <w:rPr>
+                <w:rFonts w:ascii="Times New Roman" w:hAnsi="Times New Roman" w:cs="Times New Roman"/>
+                <w:sz w:val="24"/>
+                <w:szCs w:val="24"/>
+              </w:rPr>
+              <w:t>Representa coleções de entidades, sem fornecer princípio de identidade próprio.</w:t>
+            </w:r>
+          </w:p>
+        </w:tc>
+      </w:tr>
+      <w:tr>
+        <w:trPr>
+          <w:trHeight w:val="390"/>
+        </w:trPr>
+        <w:tc>
+          <w:tcPr>
+            <w:tcW w:w="2237" w:type="dxa"/>
+          </w:tcPr>
+          <w:p>
+            <w:pPr>
+              <w:pStyle w:val="Ttulo3"/>
+              <w:ind w:left="0" w:firstLine="0"/>
+              <w:rPr>
+                <w:rFonts w:ascii="Times New Roman" w:hAnsi="Times New Roman" w:cs="Times New Roman"/>
+                <w:b/>
+                <w:bCs/>
+                <w:i/>
+                <w:iCs/>
+                <w:sz w:val="24"/>
+                <w:szCs w:val="24"/>
+              </w:rPr>
+            </w:pPr>
+            <w:r>
+              <w:rPr>
+                <w:rFonts w:ascii="Times New Roman" w:hAnsi="Times New Roman" w:cs="Times New Roman"/>
+                <w:b/>
+                <w:bCs/>
+                <w:i/>
+                <w:iCs/>
+                <w:sz w:val="24"/>
+                <w:szCs w:val="24"/>
+              </w:rPr>
+              <w:t>Quantity</w:t>
+            </w:r>
+          </w:p>
+        </w:tc>
+        <w:tc>
+          <w:tcPr>
+            <w:tcW w:w="5145" w:type="dxa"/>
+          </w:tcPr>
+          <w:p>
+            <w:pPr>
+              <w:pStyle w:val="Ttulo3"/>
+              <w:ind w:left="0" w:firstLine="0"/>
+              <w:rPr>
+                <w:rFonts w:ascii="Times New Roman" w:hAnsi="Times New Roman" w:cs="Times New Roman"/>
+                <w:sz w:val="24"/>
+                <w:szCs w:val="24"/>
+              </w:rPr>
+            </w:pPr>
+            <w:r>
+              <w:rPr>
+                <w:rFonts w:ascii="Times New Roman" w:hAnsi="Times New Roman" w:cs="Times New Roman"/>
+                <w:sz w:val="24"/>
+                <w:szCs w:val="24"/>
+              </w:rPr>
+              <w:t>Representa entidades de massa, como água, areia ou vinho.</w:t>
+            </w:r>
+          </w:p>
+        </w:tc>
+      </w:tr>
+      <w:tr>
+        <w:trPr>
+          <w:trHeight w:val="402"/>
+        </w:trPr>
+        <w:tc>
+          <w:tcPr>
+            <w:tcW w:w="2237" w:type="dxa"/>
+          </w:tcPr>
+          <w:p>
+            <w:pPr>
+              <w:pStyle w:val="Ttulo3"/>
+              <w:ind w:left="0" w:firstLine="0"/>
+              <w:rPr>
+                <w:rFonts w:ascii="Times New Roman" w:hAnsi="Times New Roman" w:cs="Times New Roman"/>
+                <w:b/>
+                <w:bCs/>
+                <w:i/>
+                <w:iCs/>
+                <w:sz w:val="24"/>
+                <w:szCs w:val="24"/>
+              </w:rPr>
+            </w:pPr>
+            <w:r>
+              <w:rPr>
+                <w:rFonts w:ascii="Times New Roman" w:hAnsi="Times New Roman" w:cs="Times New Roman"/>
+                <w:b/>
+                <w:bCs/>
+                <w:i/>
+                <w:iCs/>
+                <w:sz w:val="24"/>
+                <w:szCs w:val="24"/>
+              </w:rPr>
+              <w:t>Relator</w:t>
+            </w:r>
+          </w:p>
+        </w:tc>
+        <w:tc>
+          <w:tcPr>
+            <w:tcW w:w="5145" w:type="dxa"/>
+          </w:tcPr>
+          <w:p>
+            <w:pPr>
+              <w:pStyle w:val="Ttulo3"/>
+              <w:ind w:left="0" w:firstLine="0"/>
+              <w:rPr>
+                <w:rFonts w:ascii="Times New Roman" w:hAnsi="Times New Roman" w:cs="Times New Roman"/>
+                <w:sz w:val="24"/>
+                <w:szCs w:val="24"/>
+              </w:rPr>
+            </w:pPr>
+            <w:r>
+              <w:rPr>
+                <w:rFonts w:ascii="Times New Roman" w:hAnsi="Times New Roman" w:cs="Times New Roman"/>
+                <w:sz w:val="24"/>
+                <w:szCs w:val="24"/>
+              </w:rPr>
+              <w:t>Representa uma entidade relacional que fundamenta relações entre outras entidades.</w:t>
+            </w:r>
+          </w:p>
+        </w:tc>
+      </w:tr>
+    </w:tbl>
+    <w:p>
+      <w:pPr>
+        <w:pStyle w:val="Corpodetexto"/>
+        <w:jc w:val="center"/>
+      </w:pPr>
+      <w:r>
+        <w:t>Fonte: Adaptado de Guimarães et al. (2017).</w:t>
+      </w:r>
+    </w:p>
+    <w:p>
+      <w:pPr>
+        <w:pStyle w:val="Corpodetexto"/>
+        <w:jc w:val="center"/>
+      </w:pPr>
+    </w:p>
+    <w:p>
+      <w:pPr>
+        <w:pStyle w:val="Corpodetexto"/>
+        <w:spacing w:before="100"/>
+        <w:ind w:right="147" w:firstLine="272"/>
+        <w:jc w:val="both"/>
+      </w:pPr>
+      <w:r>
+        <w:t>Guimarães et al. (2017) apresentam os principais estereótipos de classes da linguagem OntoUML, os quais permitem distinguir a natureza ontológica dos conceitos representados em um modelo conceitual. O Quadro 1 sintetiza esses estereótipos e suas respectivas funções.</w:t>
+      </w:r>
+    </w:p>
+    <w:p>
+      <w:pPr>
+        <w:pStyle w:val="Corpodetexto"/>
+        <w:spacing w:before="100"/>
+        <w:ind w:right="147" w:firstLine="272"/>
+        <w:jc w:val="both"/>
+      </w:pPr>
+    </w:p>
+    <w:p>
+      <w:pPr>
+        <w:pStyle w:val="Corpodetexto"/>
+        <w:spacing w:before="100"/>
+        <w:ind w:right="147" w:firstLine="272"/>
+        <w:jc w:val="center"/>
+      </w:pPr>
+      <w:r>
+        <w:t>Quadro 2: Estereótipos de Relacionamentos da linguagem OntoUML.</w:t>
+      </w:r>
+    </w:p>
+    <w:tbl>
+      <w:tblPr>
+        <w:tblStyle w:val="Tabelacomgrade"/>
+        <w:tblW w:w="7349" w:type="dxa"/>
+        <w:tblInd w:w="980" w:type="dxa"/>
+        <w:tblLook w:val="04A0" w:firstRow="1" w:lastRow="0" w:firstColumn="1" w:lastColumn="0" w:noHBand="0" w:noVBand="1"/>
+      </w:tblPr>
+      <w:tblGrid>
+        <w:gridCol w:w="2276"/>
+        <w:gridCol w:w="5073"/>
+      </w:tblGrid>
+      <w:tr>
+        <w:trPr>
+          <w:trHeight w:val="312"/>
+        </w:trPr>
+        <w:tc>
+          <w:tcPr>
+            <w:tcW w:w="2276" w:type="dxa"/>
+          </w:tcPr>
+          <w:p>
+            <w:pPr>
+              <w:pStyle w:val="Corpodetexto"/>
+              <w:spacing w:before="100"/>
+              <w:ind w:right="147"/>
+              <w:rPr>
+                <w:b/>
+                <w:bCs/>
+              </w:rPr>
+            </w:pPr>
+            <w:r>
+              <w:rPr>
+                <w:b/>
+                <w:bCs/>
+              </w:rPr>
+              <w:t>Relação</w:t>
+            </w:r>
+          </w:p>
+        </w:tc>
+        <w:tc>
+          <w:tcPr>
+            <w:tcW w:w="5073" w:type="dxa"/>
+          </w:tcPr>
+          <w:p>
+            <w:pPr>
+              <w:pStyle w:val="Corpodetexto"/>
+              <w:spacing w:before="100"/>
+              <w:ind w:right="147"/>
+              <w:rPr>
+                <w:b/>
+                <w:bCs/>
+              </w:rPr>
+            </w:pPr>
+            <w:r>
+              <w:rPr>
+                <w:b/>
+                <w:bCs/>
+              </w:rPr>
+              <w:t>Descrição</w:t>
+            </w:r>
+          </w:p>
+        </w:tc>
+      </w:tr>
+      <w:tr>
+        <w:trPr>
+          <w:trHeight w:val="312"/>
+        </w:trPr>
+        <w:tc>
+          <w:tcPr>
+            <w:tcW w:w="2276" w:type="dxa"/>
+          </w:tcPr>
+          <w:p>
+            <w:pPr>
+              <w:pStyle w:val="Corpodetexto"/>
+              <w:spacing w:before="100"/>
+              <w:ind w:right="147"/>
+              <w:rPr>
+                <w:b/>
+                <w:bCs/>
+                <w:i/>
+                <w:iCs/>
+              </w:rPr>
+            </w:pPr>
+            <w:r>
+              <w:rPr>
+                <w:b/>
+                <w:bCs/>
+                <w:i/>
+                <w:iCs/>
+              </w:rPr>
+              <w:t>Mediação</w:t>
+            </w:r>
+            <w:r>
+              <w:rPr>
+                <w:b/>
+                <w:bCs/>
+                <w:i/>
+                <w:iCs/>
+              </w:rPr>
+              <w:t xml:space="preserve"> </w:t>
+            </w:r>
+            <w:r>
+              <w:rPr>
+                <w:b/>
+                <w:bCs/>
+                <w:i/>
+                <w:iCs/>
+              </w:rPr>
+              <w:t>(mediation)</w:t>
+            </w:r>
+          </w:p>
+        </w:tc>
+        <w:tc>
+          <w:tcPr>
+            <w:tcW w:w="5073" w:type="dxa"/>
+          </w:tcPr>
+          <w:p>
+            <w:pPr>
+              <w:pStyle w:val="Corpodetexto"/>
+              <w:spacing w:before="100"/>
+              <w:ind w:right="147"/>
+            </w:pPr>
+            <w:r>
+              <w:t>Representam um tipo de relação formal que relaciona um relator aos objetos que ele</w:t>
+            </w:r>
+            <w:r>
+              <w:t xml:space="preserve"> </w:t>
+            </w:r>
+            <w:r>
+              <w:t>media.</w:t>
+            </w:r>
+          </w:p>
+        </w:tc>
+      </w:tr>
+      <w:tr>
+        <w:trPr>
+          <w:trHeight w:val="301"/>
+        </w:trPr>
+        <w:tc>
+          <w:tcPr>
+            <w:tcW w:w="2276" w:type="dxa"/>
+          </w:tcPr>
+          <w:p>
+            <w:pPr>
+              <w:pStyle w:val="Corpodetexto"/>
+              <w:spacing w:before="100"/>
+              <w:ind w:right="147"/>
+              <w:rPr>
+                <w:b/>
+                <w:bCs/>
+                <w:i/>
+                <w:iCs/>
+              </w:rPr>
+            </w:pPr>
+            <w:r>
+              <w:rPr>
+                <w:b/>
+                <w:bCs/>
+                <w:i/>
+                <w:iCs/>
+              </w:rPr>
+              <w:t>Material</w:t>
+            </w:r>
+          </w:p>
+        </w:tc>
+        <w:tc>
+          <w:tcPr>
+            <w:tcW w:w="5073" w:type="dxa"/>
+          </w:tcPr>
+          <w:p>
+            <w:pPr>
+              <w:pStyle w:val="Corpodetexto"/>
+              <w:spacing w:before="100"/>
+              <w:ind w:right="147"/>
+            </w:pPr>
+            <w:r>
+              <w:t>Representa um tipo de relação que é induzida por um relator.</w:t>
+            </w:r>
+          </w:p>
+        </w:tc>
+      </w:tr>
+      <w:tr>
+        <w:trPr>
+          <w:trHeight w:val="312"/>
+        </w:trPr>
+        <w:tc>
+          <w:tcPr>
+            <w:tcW w:w="2276" w:type="dxa"/>
+          </w:tcPr>
+          <w:p>
+            <w:pPr>
+              <w:pStyle w:val="Corpodetexto"/>
+              <w:spacing w:before="100"/>
+              <w:ind w:right="147"/>
+              <w:rPr>
+                <w:b/>
+                <w:bCs/>
+                <w:i/>
+                <w:iCs/>
+              </w:rPr>
+            </w:pPr>
+            <w:r>
+              <w:rPr>
+                <w:b/>
+                <w:bCs/>
+                <w:i/>
+                <w:iCs/>
+              </w:rPr>
+              <w:t>Derivação</w:t>
+            </w:r>
+          </w:p>
+        </w:tc>
+        <w:tc>
+          <w:tcPr>
+            <w:tcW w:w="5073" w:type="dxa"/>
+          </w:tcPr>
+          <w:p>
+            <w:pPr>
+              <w:pStyle w:val="Corpodetexto"/>
+              <w:spacing w:before="100"/>
+              <w:ind w:right="147"/>
+            </w:pPr>
+            <w:r>
+              <w:t>Representa a relação formal de derivação que ocorre entre uma relação material do relator</w:t>
+            </w:r>
+            <w:r>
+              <w:t xml:space="preserve"> </w:t>
+            </w:r>
+            <w:r>
+              <w:t>que essa relação material é derivada.</w:t>
+            </w:r>
+          </w:p>
+        </w:tc>
+      </w:tr>
+      <w:tr>
+        <w:trPr>
+          <w:trHeight w:val="312"/>
+        </w:trPr>
+        <w:tc>
+          <w:tcPr>
+            <w:tcW w:w="2276" w:type="dxa"/>
+          </w:tcPr>
+          <w:p>
+            <w:pPr>
+              <w:pStyle w:val="Corpodetexto"/>
+              <w:spacing w:before="100"/>
+              <w:ind w:right="147"/>
+              <w:rPr>
+                <w:b/>
+                <w:bCs/>
+                <w:i/>
+                <w:iCs/>
+              </w:rPr>
+            </w:pPr>
+            <w:r>
+              <w:rPr>
+                <w:b/>
+                <w:bCs/>
+                <w:i/>
+                <w:iCs/>
+              </w:rPr>
+              <w:t>Caracterização</w:t>
+            </w:r>
+          </w:p>
+        </w:tc>
+        <w:tc>
+          <w:tcPr>
+            <w:tcW w:w="5073" w:type="dxa"/>
+          </w:tcPr>
+          <w:p>
+            <w:pPr>
+              <w:pStyle w:val="Corpodetexto"/>
+              <w:spacing w:before="100"/>
+              <w:ind w:right="147"/>
+            </w:pPr>
+            <w:r>
+              <w:t>Relação formal que ocorre entre um mode e a classe que este mode caracteriza</w:t>
+            </w:r>
+          </w:p>
+        </w:tc>
+      </w:tr>
+      <w:tr>
+        <w:trPr>
+          <w:trHeight w:val="312"/>
+        </w:trPr>
+        <w:tc>
+          <w:tcPr>
+            <w:tcW w:w="2276" w:type="dxa"/>
+          </w:tcPr>
+          <w:p>
+            <w:pPr>
+              <w:pStyle w:val="Corpodetexto"/>
+              <w:spacing w:before="100"/>
+              <w:ind w:right="147"/>
+              <w:rPr>
+                <w:b/>
+                <w:bCs/>
+                <w:i/>
+                <w:iCs/>
+              </w:rPr>
+            </w:pPr>
+            <w:r>
+              <w:rPr>
+                <w:b/>
+                <w:bCs/>
+                <w:i/>
+                <w:iCs/>
+              </w:rPr>
+              <w:t>Formal</w:t>
+            </w:r>
+          </w:p>
+        </w:tc>
+        <w:tc>
+          <w:tcPr>
+            <w:tcW w:w="5073" w:type="dxa"/>
+          </w:tcPr>
+          <w:p>
+            <w:pPr>
+              <w:pStyle w:val="Corpodetexto"/>
+              <w:spacing w:before="100"/>
+              <w:ind w:right="147"/>
+            </w:pPr>
+            <w:r>
+              <w:t>Representa uma relação formal, ou seja, uma relação de comparação a partir de</w:t>
+            </w:r>
+            <w:r>
+              <w:t xml:space="preserve"> </w:t>
+            </w:r>
+            <w:r>
+              <w:t>propriedades intrínsecas das classes relacionadas, ou uma relação interna</w:t>
+            </w:r>
+          </w:p>
+        </w:tc>
+      </w:tr>
+      <w:tr>
+        <w:trPr>
+          <w:trHeight w:val="312"/>
+        </w:trPr>
+        <w:tc>
+          <w:tcPr>
+            <w:tcW w:w="2276" w:type="dxa"/>
+          </w:tcPr>
+          <w:p>
+            <w:pPr>
+              <w:pStyle w:val="Corpodetexto"/>
+              <w:spacing w:before="100"/>
+              <w:ind w:right="147"/>
+              <w:rPr>
+                <w:b/>
+                <w:bCs/>
+                <w:i/>
+                <w:iCs/>
+              </w:rPr>
+            </w:pPr>
+            <w:r>
+              <w:rPr>
+                <w:b/>
+                <w:bCs/>
+                <w:i/>
+                <w:iCs/>
+              </w:rPr>
+              <w:t>Componentof</w:t>
+            </w:r>
+          </w:p>
+        </w:tc>
+        <w:tc>
+          <w:tcPr>
+            <w:tcW w:w="5073" w:type="dxa"/>
+          </w:tcPr>
+          <w:p>
+            <w:pPr>
+              <w:pStyle w:val="Corpodetexto"/>
+              <w:spacing w:before="100"/>
+              <w:ind w:right="147"/>
+            </w:pPr>
+            <w:r>
+              <w:t>Representa uma composição funcional. é uma relação todo-parte entre dois complexos</w:t>
+            </w:r>
+            <w:r>
+              <w:t xml:space="preserve"> </w:t>
+            </w:r>
+            <w:r>
+              <w:lastRenderedPageBreak/>
+              <w:t>funcionais (kind ou um subtipo de um kind).</w:t>
+            </w:r>
+          </w:p>
+        </w:tc>
+      </w:tr>
+      <w:tr>
+        <w:trPr>
+          <w:trHeight w:val="312"/>
+        </w:trPr>
+        <w:tc>
+          <w:tcPr>
+            <w:tcW w:w="2276" w:type="dxa"/>
+          </w:tcPr>
+          <w:p>
+            <w:pPr>
+              <w:pStyle w:val="Corpodetexto"/>
+              <w:spacing w:before="100"/>
+              <w:ind w:right="147"/>
+              <w:rPr>
+                <w:b/>
+                <w:bCs/>
+                <w:i/>
+                <w:iCs/>
+              </w:rPr>
+            </w:pPr>
+            <w:r>
+              <w:rPr>
+                <w:b/>
+                <w:bCs/>
+                <w:i/>
+                <w:iCs/>
+              </w:rPr>
+              <w:lastRenderedPageBreak/>
+              <w:t>Memberof</w:t>
+            </w:r>
+          </w:p>
+        </w:tc>
+        <w:tc>
+          <w:tcPr>
+            <w:tcW w:w="5073" w:type="dxa"/>
+          </w:tcPr>
+          <w:p>
+            <w:pPr>
+              <w:pStyle w:val="Corpodetexto"/>
+              <w:spacing w:before="100"/>
+              <w:ind w:right="147"/>
+            </w:pPr>
+            <w:r>
+              <w:t>Uma relação todo-parte e existe para relacionar membros a conjuntos</w:t>
+            </w:r>
+          </w:p>
+        </w:tc>
+      </w:tr>
+      <w:tr>
+        <w:trPr>
+          <w:trHeight w:val="301"/>
+        </w:trPr>
+        <w:tc>
+          <w:tcPr>
+            <w:tcW w:w="2276" w:type="dxa"/>
+          </w:tcPr>
+          <w:p>
+            <w:pPr>
+              <w:pStyle w:val="Corpodetexto"/>
+              <w:spacing w:before="100"/>
+              <w:ind w:right="147"/>
+              <w:rPr>
+                <w:b/>
+                <w:bCs/>
+                <w:i/>
+                <w:iCs/>
+              </w:rPr>
+            </w:pPr>
+            <w:r>
+              <w:rPr>
+                <w:b/>
+                <w:bCs/>
+                <w:i/>
+                <w:iCs/>
+              </w:rPr>
+              <w:t>SubCollectionOf</w:t>
+            </w:r>
+          </w:p>
+        </w:tc>
+        <w:tc>
+          <w:tcPr>
+            <w:tcW w:w="5073" w:type="dxa"/>
+          </w:tcPr>
+          <w:p>
+            <w:pPr>
+              <w:pStyle w:val="Corpodetexto"/>
+              <w:spacing w:before="100"/>
+              <w:ind w:right="147"/>
+            </w:pPr>
+            <w:r>
+              <w:t>Uma relação todo parte que explicita relações de subgrupo entre collectives</w:t>
+            </w:r>
+          </w:p>
+        </w:tc>
+      </w:tr>
+    </w:tbl>
+    <w:p>
+      <w:pPr>
+        <w:pStyle w:val="Corpodetexto"/>
+        <w:jc w:val="center"/>
+      </w:pPr>
+      <w:r>
+        <w:t>Fonte: Adaptado de Guimarães et al. (2017).</w:t>
+      </w:r>
+    </w:p>
+    <w:p>
+      <w:pPr>
+        <w:pStyle w:val="Corpodetexto"/>
+        <w:spacing w:before="100"/>
+        <w:ind w:right="147" w:firstLine="272"/>
+        <w:jc w:val="center"/>
+      </w:pPr>
+    </w:p>
+    <w:p>
+      <w:pPr>
+        <w:pStyle w:val="pdq2pgselectionanchorcontainer"/>
+        <w:ind w:firstLine="272"/>
+      </w:pPr>
+      <w:r>
+        <w:t>Essa distinção entre tipos, papéis e relações é especialmente relevante para a modelagem jurídica. Conforme Griffo (2018), a construção de ontologias jurídicas exige atenção às relações jurídicas e aos papéis exercidos por agentes dentro de estruturas normativas. Desse modo, a OntoUML contribui para representar o Direito de forma mais precisa, pois permite diferenciar uma entidade que possui identidade própria, como uma pessoa ou organização, dos papéis que ela pode exercer em determinado processo, como autor, réu, advogado, perito ou testemunha. A tese de Griffo, inclusive, apresenta a UFO-L como uma ontologia núcleo jurídica construída sob a perspectiva das relações jurídicas, reforçando a importância de uma modelagem juridicamente fundamentada</w:t>
+      </w:r>
+      <w:r>
+        <w:t>.</w:t>
+      </w:r>
+    </w:p>
+    <w:p>
+      <w:pPr>
+        <w:pStyle w:val="Corpodetexto"/>
+        <w:spacing w:before="100"/>
+        <w:ind w:right="147" w:firstLine="272"/>
+        <w:jc w:val="both"/>
         <w:sectPr>
           <w:pgSz w:w="11910" w:h="16840"/>
           <w:pgMar w:top="1260" w:right="992" w:bottom="280" w:left="1417" w:header="994" w:footer="0" w:gutter="0"/>
           <w:cols w:space="720"/>
         </w:sectPr>
       </w:pPr>
+      <w:r>
+        <w:t>A utilização da OntoUML também se relaciona ao método de desenvolvimento de ontologias adotado neste trabalho. Falbo (2014), ao propor a SABiO, diferencia ontologias de referência e ontologias operacionais, indicando que as ontologias de referência possuem foco na representação conceitual do domínio. Nesse sentido, a OntoUML é adequada para a construção da ontologia proposta, pois permite elaborar um modelo conceitual independente de uma implementação computacional específica, servindo como base para posteriores transformações em ontologias operacionais ou sistemas de apoio jurídico.</w:t>
+      </w:r>
+      <w:bookmarkStart w:id="25" w:name="_GoBack"/>
+      <w:bookmarkEnd w:id="25"/>
     </w:p>
     <w:p>
       <w:pPr>
@@ -11737,8 +13417,8 @@
         <w:spacing w:line="312" w:lineRule="auto"/>
         <w:jc w:val="both"/>
         <w:sectPr>
-          <w:headerReference w:type="even" r:id="rId24"/>
-          <w:headerReference w:type="default" r:id="rId25"/>
+          <w:headerReference w:type="even" r:id="rId27"/>
+          <w:headerReference w:type="default" r:id="rId28"/>
           <w:pgSz w:w="11910" w:h="16840"/>
           <w:pgMar w:top="1260" w:right="992" w:bottom="280" w:left="1417" w:header="994" w:footer="0" w:gutter="0"/>
           <w:cols w:space="720"/>
@@ -13204,7 +14884,7 @@
         </w:rPr>
         <w:t xml:space="preserve">X, você pode consultar a </w:t>
       </w:r>
-      <w:hyperlink r:id="rId26">
+      <w:hyperlink r:id="rId29">
         <w:r>
           <w:rPr>
             <w:color w:val="2805C3"/>
@@ -13226,7 +14906,7 @@
         </w:rPr>
         <w:t xml:space="preserve">ou vários materiais disponíveis online, como </w:t>
       </w:r>
-      <w:hyperlink r:id="rId27">
+      <w:hyperlink r:id="rId30">
         <w:r>
           <w:rPr>
             <w:color w:val="2805C3"/>
@@ -13242,7 +14922,7 @@
         </w:rPr>
         <w:t xml:space="preserve"> </w:t>
       </w:r>
-      <w:hyperlink r:id="rId28">
+      <w:hyperlink r:id="rId31">
         <w:r>
           <w:rPr>
             <w:color w:val="2805C3"/>
@@ -16315,8 +17995,8 @@
         <w:spacing w:line="312" w:lineRule="auto"/>
         <w:jc w:val="both"/>
         <w:sectPr>
-          <w:headerReference w:type="even" r:id="rId29"/>
-          <w:headerReference w:type="default" r:id="rId30"/>
+          <w:headerReference w:type="even" r:id="rId32"/>
+          <w:headerReference w:type="default" r:id="rId33"/>
           <w:pgSz w:w="11910" w:h="16840"/>
           <w:pgMar w:top="1300" w:right="992" w:bottom="280" w:left="1417" w:header="994" w:footer="0" w:gutter="0"/>
           <w:cols w:space="720"/>
@@ -21547,7 +23227,7 @@
         </w:rPr>
         <w:t xml:space="preserve"> </w:t>
       </w:r>
-      <w:hyperlink r:id="rId31">
+      <w:hyperlink r:id="rId34">
         <w:r>
           <w:rPr>
             <w:rFonts w:ascii="Georgia"/>
@@ -25055,7 +26735,7 @@
         <w:ind w:left="282" w:right="146" w:hanging="13"/>
         <w:jc w:val="both"/>
       </w:pPr>
-      <w:hyperlink r:id="rId32">
+      <w:hyperlink r:id="rId35">
         <w:r>
           <w:rPr>
             <w:rFonts w:ascii="Georgia" w:hAnsi="Georgia"/>
@@ -25078,7 +26758,7 @@
       <w:r>
         <w:t xml:space="preserve"> </w:t>
       </w:r>
-      <w:hyperlink r:id="rId33">
+      <w:hyperlink r:id="rId36">
         <w:r>
           <w:rPr>
             <w:w w:val="110"/>
@@ -25185,7 +26865,7 @@
         <w:ind w:left="282" w:right="97" w:firstLine="737"/>
         <w:jc w:val="both"/>
       </w:pPr>
-      <w:hyperlink r:id="rId34">
+      <w:hyperlink r:id="rId37">
         <w:r>
           <w:rPr>
             <w:w w:val="110"/>
@@ -25212,7 +26892,7 @@
         </w:rPr>
         <w:t xml:space="preserve"> </w:t>
       </w:r>
-      <w:hyperlink r:id="rId35">
+      <w:hyperlink r:id="rId38">
         <w:r>
           <w:rPr>
             <w:w w:val="110"/>
@@ -25384,7 +27064,7 @@
         </w:rPr>
         <w:t xml:space="preserve"> </w:t>
       </w:r>
-      <w:hyperlink r:id="rId36">
+      <w:hyperlink r:id="rId39">
         <w:r>
           <w:t>uma melhor organização aos arquivos. Ao abrir esta pasta, repare que as figuras possuem</w:t>
         </w:r>
@@ -25396,7 +27076,7 @@
         </w:rPr>
         <w:t xml:space="preserve"> </w:t>
       </w:r>
-      <w:hyperlink r:id="rId37">
+      <w:hyperlink r:id="rId40">
         <w:r>
           <w:rPr>
             <w:w w:val="110"/>
@@ -25444,7 +27124,7 @@
         </w:rPr>
         <w:t xml:space="preserve"> </w:t>
       </w:r>
-      <w:hyperlink r:id="rId38">
+      <w:hyperlink r:id="rId41">
         <w:r>
           <w:t>não especifica a extensão. Isso se dá porque o L</w:t>
         </w:r>
@@ -25472,7 +27152,7 @@
       <w:r>
         <w:t xml:space="preserve"> </w:t>
       </w:r>
-      <w:hyperlink r:id="rId39">
+      <w:hyperlink r:id="rId42">
         <w:r>
           <w:rPr>
             <w:spacing w:val="-2"/>
@@ -25702,7 +27382,7 @@
         </w:rPr>
         <w:t xml:space="preserve"> </w:t>
       </w:r>
-      <w:hyperlink r:id="rId40">
+      <w:hyperlink r:id="rId43">
         <w:r>
           <w:rPr>
             <w:spacing w:val="-2"/>
@@ -25940,7 +27620,7 @@
         </w:rPr>
         <w:t xml:space="preserve"> </w:t>
       </w:r>
-      <w:hyperlink r:id="rId41">
+      <w:hyperlink r:id="rId44">
         <w:r>
           <w:t>colocar as figuras em formatos mais comuns, como JPG ou PNG e ele incluir no PDF sem</w:t>
         </w:r>
@@ -25948,7 +27628,7 @@
       <w:r>
         <w:t xml:space="preserve"> </w:t>
       </w:r>
-      <w:hyperlink r:id="rId42">
+      <w:hyperlink r:id="rId45">
         <w:r>
           <w:rPr>
             <w:w w:val="110"/>
@@ -25964,7 +27644,7 @@
         <w:ind w:left="282" w:right="146" w:firstLine="737"/>
         <w:jc w:val="both"/>
       </w:pPr>
-      <w:hyperlink r:id="rId43">
+      <w:hyperlink r:id="rId46">
         <w:r>
           <w:rPr>
             <w:w w:val="105"/>
@@ -26004,7 +27684,7 @@
         </w:rPr>
         <w:t xml:space="preserve"> </w:t>
       </w:r>
-      <w:hyperlink r:id="rId44">
+      <w:hyperlink r:id="rId47">
         <w:r>
           <w:rPr>
             <w:w w:val="105"/>
@@ -26018,7 +27698,7 @@
         </w:rPr>
         <w:t xml:space="preserve"> </w:t>
       </w:r>
-      <w:hyperlink r:id="rId45">
+      <w:hyperlink r:id="rId48">
         <w:r>
           <w:rPr>
             <w:w w:val="105"/>
@@ -26032,7 +27712,7 @@
         </w:rPr>
         <w:t xml:space="preserve"> </w:t>
       </w:r>
-      <w:hyperlink r:id="rId46">
+      <w:hyperlink r:id="rId49">
         <w:r>
           <w:rPr>
             <w:w w:val="105"/>
@@ -26061,7 +27741,7 @@
         <w:ind w:left="282" w:right="146" w:firstLine="737"/>
         <w:jc w:val="both"/>
       </w:pPr>
-      <w:hyperlink r:id="rId47">
+      <w:hyperlink r:id="rId50">
         <w:r>
           <w:rPr>
             <w:w w:val="110"/>
@@ -26106,7 +27786,7 @@
         </w:rPr>
         <w:t xml:space="preserve"> </w:t>
       </w:r>
-      <w:hyperlink r:id="rId48">
+      <w:hyperlink r:id="rId51">
         <w:r>
           <w:rPr>
             <w:w w:val="110"/>
@@ -26138,7 +27818,7 @@
         </w:rPr>
         <w:t xml:space="preserve"> </w:t>
       </w:r>
-      <w:hyperlink r:id="rId49">
+      <w:hyperlink r:id="rId52">
         <w:r>
           <w:rPr>
             <w:w w:val="110"/>
@@ -26240,7 +27920,7 @@
           <w:t>6.3</w:t>
         </w:r>
       </w:hyperlink>
-      <w:hyperlink r:id="rId50">
+      <w:hyperlink r:id="rId53">
         <w:r>
           <w:rPr>
             <w:w w:val="110"/>
@@ -26290,7 +27970,7 @@
           <w:t>2</w:t>
         </w:r>
       </w:hyperlink>
-      <w:hyperlink r:id="rId51">
+      <w:hyperlink r:id="rId54">
         <w:r>
           <w:rPr>
             <w:w w:val="110"/>
@@ -26317,7 +27997,7 @@
         </w:rPr>
         <w:t xml:space="preserve"> </w:t>
       </w:r>
-      <w:hyperlink r:id="rId52">
+      <w:hyperlink r:id="rId55">
         <w:r>
           <w:t xml:space="preserve">particular, utiliza o pacote </w:t>
         </w:r>
@@ -26334,7 +28014,7 @@
       <w:r>
         <w:t xml:space="preserve"> </w:t>
       </w:r>
-      <w:hyperlink r:id="rId53">
+      <w:hyperlink r:id="rId56">
         <w:r>
           <w:rPr>
             <w:w w:val="110"/>
@@ -26387,7 +28067,7 @@
         </w:tabs>
         <w:ind w:left="1019" w:hanging="737"/>
       </w:pPr>
-      <w:hyperlink r:id="rId54" w:anchor="Supported_languages">
+      <w:hyperlink r:id="rId57" w:anchor="Supported_languages">
         <w:r>
           <w:rPr>
             <w:spacing w:val="-2"/>
@@ -26403,7 +28083,7 @@
         <w:ind w:left="282" w:right="105" w:firstLine="737"/>
         <w:jc w:val="both"/>
       </w:pPr>
-      <w:hyperlink r:id="rId55">
+      <w:hyperlink r:id="rId58">
         <w:r>
           <w:t>Tabelas são um ponto fraco do L</w:t>
         </w:r>
@@ -26431,7 +28111,7 @@
       <w:r>
         <w:t xml:space="preserve"> </w:t>
       </w:r>
-      <w:hyperlink r:id="rId56">
+      <w:hyperlink r:id="rId59">
         <w:r>
           <w:t>da</w:t>
         </w:r>
@@ -26547,7 +28227,7 @@
       <w:r>
         <w:t xml:space="preserve"> </w:t>
       </w:r>
-      <w:hyperlink r:id="rId57">
+      <w:hyperlink r:id="rId60">
         <w:r>
           <w:t>documento como figuras. Mostramos, no entanto, alguns exemplos de tabela a seguir. O</w:t>
         </w:r>
@@ -26555,7 +28235,7 @@
       <w:r>
         <w:t xml:space="preserve"> </w:t>
       </w:r>
-      <w:hyperlink r:id="rId58">
+      <w:hyperlink r:id="rId61">
         <w:r>
           <w:t>código</w:t>
         </w:r>
@@ -26646,7 +28326,7 @@
           <w:t>6.4</w:t>
         </w:r>
       </w:hyperlink>
-      <w:hyperlink r:id="rId59">
+      <w:hyperlink r:id="rId62">
         <w:r>
           <w:t>,</w:t>
         </w:r>
@@ -26672,7 +28352,7 @@
         </w:rPr>
         <w:t xml:space="preserve"> </w:t>
       </w:r>
-      <w:hyperlink r:id="rId60">
+      <w:hyperlink r:id="rId63">
         <w:r>
           <w:t>e</w:t>
         </w:r>
@@ -26691,7 +28371,7 @@
           <w:t>6.6</w:t>
         </w:r>
       </w:hyperlink>
-      <w:hyperlink r:id="rId61">
+      <w:hyperlink r:id="rId64">
         <w:r>
           <w:t>.</w:t>
         </w:r>
@@ -26715,7 +28395,7 @@
           <w:sz w:val="20"/>
         </w:rPr>
       </w:pPr>
-      <w:hyperlink r:id="rId62">
+      <w:hyperlink r:id="rId65">
         <w:r>
           <w:rPr>
             <w:rFonts w:ascii="Georgia"/>
@@ -49337,7 +51017,7 @@
                     <pic:cNvPicPr/>
                   </pic:nvPicPr>
                   <pic:blipFill>
-                    <a:blip r:embed="rId63"/>
+                    <a:blip r:embed="rId66"/>
                     <a:stretch>
                       <a:fillRect/>
                     </a:stretch>
@@ -52006,7 +53686,7 @@
       <w:pPr>
         <w:pStyle w:val="Corpodetexto"/>
         <w:sectPr>
-          <w:headerReference w:type="default" r:id="rId64"/>
+          <w:headerReference w:type="default" r:id="rId67"/>
           <w:pgSz w:w="16840" w:h="11910" w:orient="landscape"/>
           <w:pgMar w:top="1340" w:right="2409" w:bottom="280" w:left="2409" w:header="0" w:footer="0" w:gutter="0"/>
           <w:cols w:space="720"/>
@@ -55214,8 +56894,8 @@
           <w:sz w:val="16"/>
         </w:rPr>
         <w:sectPr>
-          <w:headerReference w:type="even" r:id="rId65"/>
-          <w:headerReference w:type="default" r:id="rId66"/>
+          <w:headerReference w:type="even" r:id="rId68"/>
+          <w:headerReference w:type="default" r:id="rId69"/>
           <w:pgSz w:w="11910" w:h="16840"/>
           <w:pgMar w:top="1380" w:right="992" w:bottom="280" w:left="1559" w:header="994" w:footer="0" w:gutter="0"/>
           <w:cols w:space="720"/>
@@ -56426,7 +58106,7 @@
         </w:rPr>
         <w:t xml:space="preserve">Experience (online first: </w:t>
       </w:r>
-      <w:hyperlink r:id="rId67">
+      <w:hyperlink r:id="rId70">
         <w:r>
           <w:rPr>
             <w:rFonts w:ascii="Palatino Linotype" w:hAnsi="Palatino Linotype"/>
@@ -56664,9 +58344,9 @@
       <w:bookmarkEnd w:id="70"/>
     </w:p>
     <w:sectPr>
-      <w:headerReference w:type="even" r:id="rId68"/>
-      <w:headerReference w:type="default" r:id="rId69"/>
-      <w:footerReference w:type="even" r:id="rId70"/>
+      <w:headerReference w:type="even" r:id="rId71"/>
+      <w:headerReference w:type="default" r:id="rId72"/>
+      <w:footerReference w:type="even" r:id="rId73"/>
       <w:pgSz w:w="11910" w:h="16840"/>
       <w:pgMar w:top="1920" w:right="992" w:bottom="280" w:left="1559" w:header="0" w:footer="0" w:gutter="0"/>
       <w:cols w:space="720"/>
@@ -60928,6 +62608,26 @@
       <w:szCs w:val="28"/>
     </w:rPr>
   </w:style>
+  <w:style w:type="paragraph" w:styleId="Ttulo5">
+    <w:name w:val="heading 5"/>
+    <w:basedOn w:val="Normal"/>
+    <w:next w:val="Normal"/>
+    <w:link w:val="Ttulo5Char"/>
+    <w:uiPriority w:val="9"/>
+    <w:unhideWhenUsed/>
+    <w:qFormat/>
+    <w:rsid w:val="00433439"/>
+    <w:pPr>
+      <w:keepNext/>
+      <w:keepLines/>
+      <w:spacing w:before="40"/>
+      <w:outlineLvl w:val="4"/>
+    </w:pPr>
+    <w:rPr>
+      <w:rFonts w:asciiTheme="majorHAnsi" w:eastAsiaTheme="majorEastAsia" w:hAnsiTheme="majorHAnsi" w:cstheme="majorBidi"/>
+      <w:color w:val="365F91" w:themeColor="accent1" w:themeShade="BF"/>
+    </w:rPr>
+  </w:style>
   <w:style w:type="character" w:default="1" w:styleId="Fontepargpadro">
     <w:name w:val="Default Paragraph Font"/>
     <w:uiPriority w:val="1"/>
@@ -61035,6 +62735,69 @@
       <w:iCs/>
     </w:rPr>
   </w:style>
+  <w:style w:type="character" w:customStyle="1" w:styleId="Ttulo5Char">
+    <w:name w:val="Título 5 Char"/>
+    <w:basedOn w:val="Fontepargpadro"/>
+    <w:link w:val="Ttulo5"/>
+    <w:uiPriority w:val="9"/>
+    <w:rsid w:val="00433439"/>
+    <w:rPr>
+      <w:rFonts w:asciiTheme="majorHAnsi" w:eastAsiaTheme="majorEastAsia" w:hAnsiTheme="majorHAnsi" w:cstheme="majorBidi"/>
+      <w:color w:val="365F91" w:themeColor="accent1" w:themeShade="BF"/>
+      <w:lang w:val="pt-PT"/>
+    </w:rPr>
+  </w:style>
+  <w:style w:type="table" w:styleId="Tabelacomgrade">
+    <w:name w:val="Table Grid"/>
+    <w:basedOn w:val="Tabelanormal"/>
+    <w:uiPriority w:val="39"/>
+    <w:rsid w:val="005A14BF"/>
+    <w:tblPr>
+      <w:tblBorders>
+        <w:top w:val="single" w:sz="4" w:space="0" w:color="auto"/>
+        <w:left w:val="single" w:sz="4" w:space="0" w:color="auto"/>
+        <w:bottom w:val="single" w:sz="4" w:space="0" w:color="auto"/>
+        <w:right w:val="single" w:sz="4" w:space="0" w:color="auto"/>
+        <w:insideH w:val="single" w:sz="4" w:space="0" w:color="auto"/>
+        <w:insideV w:val="single" w:sz="4" w:space="0" w:color="auto"/>
+      </w:tblBorders>
+    </w:tblPr>
+  </w:style>
+  <w:style w:type="paragraph" w:customStyle="1" w:styleId="pdq2pgselectionanchorcontainer">
+    <w:name w:val="pdq2pg_selectionanchorcontainer"/>
+    <w:basedOn w:val="Normal"/>
+    <w:rsid w:val="00BA3022"/>
+    <w:pPr>
+      <w:widowControl/>
+      <w:autoSpaceDE/>
+      <w:autoSpaceDN/>
+      <w:spacing w:before="100" w:beforeAutospacing="1" w:after="100" w:afterAutospacing="1"/>
+    </w:pPr>
+    <w:rPr>
+      <w:sz w:val="24"/>
+      <w:szCs w:val="24"/>
+      <w:lang w:val="pt-BR" w:eastAsia="pt-BR"/>
+    </w:rPr>
+  </w:style>
+  <w:style w:type="paragraph" w:styleId="NormalWeb">
+    <w:name w:val="Normal (Web)"/>
+    <w:basedOn w:val="Normal"/>
+    <w:uiPriority w:val="99"/>
+    <w:semiHidden/>
+    <w:unhideWhenUsed/>
+    <w:rsid w:val="00BA3022"/>
+    <w:pPr>
+      <w:widowControl/>
+      <w:autoSpaceDE/>
+      <w:autoSpaceDN/>
+      <w:spacing w:before="100" w:beforeAutospacing="1" w:after="100" w:afterAutospacing="1"/>
+    </w:pPr>
+    <w:rPr>
+      <w:sz w:val="24"/>
+      <w:szCs w:val="24"/>
+      <w:lang w:val="pt-BR" w:eastAsia="pt-BR"/>
+    </w:rPr>
+  </w:style>
 </w:styles>
 </file>
 
@@ -61086,7 +62849,7 @@
     <w:charset w:val="00"/>
     <w:family w:val="roman"/>
     <w:pitch w:val="variable"/>
-    <w:sig w:usb0="E0002AFF" w:usb1="C0007843" w:usb2="00000009" w:usb3="00000000" w:csb0="000001FF" w:csb1="00000000"/>
+    <w:sig w:usb0="E0002EFF" w:usb1="C000785B" w:usb2="00000009" w:usb3="00000000" w:csb0="000001FF" w:csb1="00000000"/>
   </w:font>
   <w:font w:name="Palatino Linotype">
     <w:panose1 w:val="02040502050505030304"/>
@@ -61100,7 +62863,7 @@
     <w:charset w:val="00"/>
     <w:family w:val="swiss"/>
     <w:pitch w:val="variable"/>
-    <w:sig w:usb0="E0002AFF" w:usb1="C0007843" w:usb2="00000009" w:usb3="00000000" w:csb0="000001FF" w:csb1="00000000"/>
+    <w:sig w:usb0="E0002EFF" w:usb1="C000785B" w:usb2="00000009" w:usb3="00000000" w:csb0="000001FF" w:csb1="00000000"/>
   </w:font>
   <w:font w:name="Tahoma">
     <w:altName w:val="Tahoma"/>
@@ -61123,7 +62886,14 @@
     <w:charset w:val="00"/>
     <w:family w:val="swiss"/>
     <w:pitch w:val="variable"/>
-    <w:sig w:usb0="E00002FF" w:usb1="4000ACFF" w:usb2="00000001" w:usb3="00000000" w:csb0="0000019F" w:csb1="00000000"/>
+    <w:sig w:usb0="E4002EFF" w:usb1="C200247B" w:usb2="00000009" w:usb3="00000000" w:csb0="000001FF" w:csb1="00000000"/>
+  </w:font>
+  <w:font w:name="Cambria">
+    <w:panose1 w:val="02040503050406030204"/>
+    <w:charset w:val="00"/>
+    <w:family w:val="roman"/>
+    <w:pitch w:val="variable"/>
+    <w:sig w:usb0="E00006FF" w:usb1="420024FF" w:usb2="02000000" w:usb3="00000000" w:csb0="0000019F" w:csb1="00000000"/>
   </w:font>
   <w:font w:name="Roboto">
     <w:altName w:val="Arial"/>
@@ -61139,19 +62909,12 @@
     <w:pitch w:val="variable"/>
     <w:sig w:usb0="80000AFF" w:usb1="0000396B" w:usb2="00000000" w:usb3="00000000" w:csb0="000000BF" w:csb1="00000000"/>
   </w:font>
-  <w:font w:name="Cambria">
-    <w:panose1 w:val="02040503050406030204"/>
-    <w:charset w:val="00"/>
-    <w:family w:val="roman"/>
-    <w:pitch w:val="variable"/>
-    <w:sig w:usb0="A00002EF" w:usb1="4000004B" w:usb2="00000000" w:usb3="00000000" w:csb0="0000009F" w:csb1="00000000"/>
-  </w:font>
   <w:font w:name="Calibri Light">
     <w:panose1 w:val="020F0302020204030204"/>
     <w:charset w:val="00"/>
     <w:family w:val="swiss"/>
     <w:pitch w:val="variable"/>
-    <w:sig w:usb0="A00002EF" w:usb1="4000207B" w:usb2="00000000" w:usb3="00000000" w:csb0="0000009F" w:csb1="00000000"/>
+    <w:sig w:usb0="E4002EFF" w:usb1="C200247B" w:usb2="00000009" w:usb3="00000000" w:csb0="000001FF" w:csb1="00000000"/>
   </w:font>
 </w:fonts>
 </file>
@@ -61174,7 +62937,9 @@
   <w:rsids>
     <w:rsidRoot w:val="000040FF"/>
     <w:rsid w:val="000040FF"/>
+    <w:rsid w:val="00033E4B"/>
     <w:rsid w:val="00452E91"/>
+    <w:rsid w:val="00690207"/>
     <w:rsid w:val="009D5B87"/>
     <w:rsid w:val="00DE37A6"/>
     <w:rsid w:val="00E30DFA"/>
@@ -61954,7 +63719,7 @@
 </file>
 
 <file path=customXml/itemProps1.xml><?xml version="1.0" encoding="utf-8"?>
-<ds:datastoreItem xmlns:ds="http://schemas.openxmlformats.org/officeDocument/2006/customXml" ds:itemID="{E778F20B-3565-4050-944B-44D5660F6633}">
+<ds:datastoreItem xmlns:ds="http://schemas.openxmlformats.org/officeDocument/2006/customXml" ds:itemID="{4D50B289-8446-4F81-A8B4-6E6E1337A620}">
   <ds:schemaRefs>
     <ds:schemaRef ds:uri="http://schemas.openxmlformats.org/officeDocument/2006/bibliography"/>
   </ds:schemaRefs>
